--- a/docs/README.docx
+++ b/docs/README.docx
@@ -961,9 +961,9 @@
       </w:tblPr>
       <w:tblGrid>
         <w:gridCol w:w="720"/>
-        <w:gridCol w:w="2425"/>
-        <w:gridCol w:w="1751"/>
-        <w:gridCol w:w="2764"/>
+        <w:gridCol w:w="2388"/>
+        <w:gridCol w:w="1687"/>
+        <w:gridCol w:w="2865"/>
         <w:gridCol w:w="1700"/>
       </w:tblGrid>
       <w:tr>
@@ -1001,7 +1001,7 @@
         </w:tc>
         <w:tc>
           <w:tcPr>
-            <w:tcW w:type="dxa" w:w="2425"/>
+            <w:tcW w:type="dxa" w:w="2388"/>
             <w:shd w:fill="EEF6F1" w:color="auto" w:val="clear"/>
             <w:tcMar>
               <w:top w:type="dxa" w:w="90"/>
@@ -1030,7 +1030,7 @@
         </w:tc>
         <w:tc>
           <w:tcPr>
-            <w:tcW w:type="dxa" w:w="1751"/>
+            <w:tcW w:type="dxa" w:w="1687"/>
             <w:shd w:fill="EEF6F1" w:color="auto" w:val="clear"/>
             <w:tcMar>
               <w:top w:type="dxa" w:w="90"/>
@@ -1059,7 +1059,7 @@
         </w:tc>
         <w:tc>
           <w:tcPr>
-            <w:tcW w:type="dxa" w:w="2764"/>
+            <w:tcW w:type="dxa" w:w="2865"/>
             <w:shd w:fill="EEF6F1" w:color="auto" w:val="clear"/>
             <w:tcMar>
               <w:top w:type="dxa" w:w="90"/>
@@ -1150,7 +1150,7 @@
         </w:tc>
         <w:tc>
           <w:tcPr>
-            <w:tcW w:type="dxa" w:w="2425"/>
+            <w:tcW w:type="dxa" w:w="2388"/>
             <w:tcMar>
               <w:top w:type="dxa" w:w="90"/>
               <w:left w:type="dxa" w:w="120"/>
@@ -1176,7 +1176,7 @@
         </w:tc>
         <w:tc>
           <w:tcPr>
-            <w:tcW w:type="dxa" w:w="1751"/>
+            <w:tcW w:type="dxa" w:w="1687"/>
             <w:tcMar>
               <w:top w:type="dxa" w:w="90"/>
               <w:left w:type="dxa" w:w="120"/>
@@ -1202,7 +1202,7 @@
         </w:tc>
         <w:tc>
           <w:tcPr>
-            <w:tcW w:type="dxa" w:w="2764"/>
+            <w:tcW w:type="dxa" w:w="2865"/>
             <w:tcMar>
               <w:top w:type="dxa" w:w="90"/>
               <w:left w:type="dxa" w:w="120"/>
@@ -1287,7 +1287,7 @@
         </w:tc>
         <w:tc>
           <w:tcPr>
-            <w:tcW w:type="dxa" w:w="2425"/>
+            <w:tcW w:type="dxa" w:w="2388"/>
             <w:tcMar>
               <w:top w:type="dxa" w:w="90"/>
               <w:left w:type="dxa" w:w="120"/>
@@ -1313,7 +1313,7 @@
         </w:tc>
         <w:tc>
           <w:tcPr>
-            <w:tcW w:type="dxa" w:w="1751"/>
+            <w:tcW w:type="dxa" w:w="1687"/>
             <w:tcMar>
               <w:top w:type="dxa" w:w="90"/>
               <w:left w:type="dxa" w:w="120"/>
@@ -1339,7 +1339,7 @@
         </w:tc>
         <w:tc>
           <w:tcPr>
-            <w:tcW w:type="dxa" w:w="2764"/>
+            <w:tcW w:type="dxa" w:w="2865"/>
             <w:tcMar>
               <w:top w:type="dxa" w:w="90"/>
               <w:left w:type="dxa" w:w="120"/>
@@ -1424,7 +1424,7 @@
         </w:tc>
         <w:tc>
           <w:tcPr>
-            <w:tcW w:type="dxa" w:w="2425"/>
+            <w:tcW w:type="dxa" w:w="2388"/>
             <w:tcMar>
               <w:top w:type="dxa" w:w="90"/>
               <w:left w:type="dxa" w:w="120"/>
@@ -1450,7 +1450,7 @@
         </w:tc>
         <w:tc>
           <w:tcPr>
-            <w:tcW w:type="dxa" w:w="1751"/>
+            <w:tcW w:type="dxa" w:w="1687"/>
             <w:tcMar>
               <w:top w:type="dxa" w:w="90"/>
               <w:left w:type="dxa" w:w="120"/>
@@ -1476,27 +1476,27 @@
         </w:tc>
         <w:tc>
           <w:tcPr>
-            <w:tcW w:type="dxa" w:w="2764"/>
-            <w:tcMar>
-              <w:top w:type="dxa" w:w="90"/>
-              <w:left w:type="dxa" w:w="120"/>
-              <w:bottom w:type="dxa" w:w="90"/>
-              <w:right w:type="dxa" w:w="120"/>
-            </w:tcMar>
-            <w:vAlign w:val="center"/>
-          </w:tcPr>
-          <w:p>
-            <w:pPr>
-              <w:spacing w:after="0" w:line="280"/>
-            </w:pPr>
-            <w:r>
-              <w:rPr>
-                <w:rFonts w:ascii="Be Vietnam Pro" w:cs="Be Vietnam Pro" w:eastAsia="Be Vietnam Pro" w:hAnsi="Be Vietnam Pro"/>
-                <w:color w:val="101814"/>
-                <w:sz w:val="20"/>
-                <w:szCs w:val="20"/>
-              </w:rPr>
-              <w:t xml:space="preserve">~47.700 dòng Python/JavaScript + 44 quy trình tự động hoá</w:t>
+            <w:tcW w:type="dxa" w:w="2865"/>
+            <w:tcMar>
+              <w:top w:type="dxa" w:w="90"/>
+              <w:left w:type="dxa" w:w="120"/>
+              <w:bottom w:type="dxa" w:w="90"/>
+              <w:right w:type="dxa" w:w="120"/>
+            </w:tcMar>
+            <w:vAlign w:val="center"/>
+          </w:tcPr>
+          <w:p>
+            <w:pPr>
+              <w:spacing w:after="0" w:line="280"/>
+            </w:pPr>
+            <w:r>
+              <w:rPr>
+                <w:rFonts w:ascii="Be Vietnam Pro" w:cs="Be Vietnam Pro" w:eastAsia="Be Vietnam Pro" w:hAnsi="Be Vietnam Pro"/>
+                <w:color w:val="101814"/>
+                <w:sz w:val="20"/>
+                <w:szCs w:val="20"/>
+              </w:rPr>
+              <w:t xml:space="preserve">~47.700 dòng Python/JavaScript + 44 quy trình tự động hoá + 7.600 dòng tài liệu kỹ thuật</w:t>
             </w:r>
           </w:p>
         </w:tc>
@@ -1734,7 +1734,7 @@
                 <w:sz w:val="17"/>
                 <w:szCs w:val="17"/>
               </w:rPr>
-              <w:t xml:space="preserve">│   └── 00-5-quy-chuan-ma-nguon-va-quan-ly-phien-ban.md</w:t>
+              <w:t xml:space="preserve">│   ├── 00-5-quy-chuan-ma-nguon-va-quan-ly-phien-ban.md</w:t>
             </w:r>
           </w:p>
           <w:p>
@@ -1748,7 +1748,7 @@
                 <w:sz w:val="17"/>
                 <w:szCs w:val="17"/>
               </w:rPr>
-              <w:t xml:space="preserve">│</w:t>
+              <w:t xml:space="preserve">│   └── 00-6-ho-so-chi-phi-phat-trien.md</w:t>
             </w:r>
           </w:p>
           <w:p>
@@ -1762,7 +1762,7 @@
                 <w:sz w:val="17"/>
                 <w:szCs w:val="17"/>
               </w:rPr>
-              <w:t xml:space="preserve">├── DA1-website-va-cms/                10 tài liệu</w:t>
+              <w:t xml:space="preserve">│                                      6 tài liệu · 1.385 dòng</w:t>
             </w:r>
           </w:p>
           <w:p>
@@ -1776,7 +1776,7 @@
                 <w:sz w:val="17"/>
                 <w:szCs w:val="17"/>
               </w:rPr>
-              <w:t xml:space="preserve">├── DA2-ai-chuan-hoa-du-lieu/          10 tài liệu</w:t>
+              <w:t xml:space="preserve">│</w:t>
             </w:r>
           </w:p>
           <w:p>
@@ -1790,7 +1790,35 @@
                 <w:sz w:val="17"/>
                 <w:szCs w:val="17"/>
               </w:rPr>
-              <w:t xml:space="preserve">├── DA3-chatbot-ai-da-kenh/            10 tài liệu</w:t>
+              <w:t xml:space="preserve">├── DA1-website-va-cms/                10 tài liệu · 3.518 dòng</w:t>
+            </w:r>
+          </w:p>
+          <w:p>
+            <w:pPr>
+              <w:spacing w:after="0" w:line="250"/>
+            </w:pPr>
+            <w:r>
+              <w:rPr>
+                <w:rFonts w:ascii="Menlo" w:cs="Menlo" w:eastAsia="Menlo" w:hAnsi="Menlo"/>
+                <w:color w:val="101814"/>
+                <w:sz w:val="17"/>
+                <w:szCs w:val="17"/>
+              </w:rPr>
+              <w:t xml:space="preserve">├── DA2-ai-chuan-hoa-du-lieu/          10 tài liệu · 3.154 dòng</w:t>
+            </w:r>
+          </w:p>
+          <w:p>
+            <w:pPr>
+              <w:spacing w:after="0" w:line="250"/>
+            </w:pPr>
+            <w:r>
+              <w:rPr>
+                <w:rFonts w:ascii="Menlo" w:cs="Menlo" w:eastAsia="Menlo" w:hAnsi="Menlo"/>
+                <w:color w:val="101814"/>
+                <w:sz w:val="17"/>
+                <w:szCs w:val="17"/>
+              </w:rPr>
+              <w:t xml:space="preserve">├── DA3-chatbot-ai-da-kenh/            10 tài liệu · 3.755 dòng</w:t>
             </w:r>
           </w:p>
           <w:p>
@@ -2798,6 +2826,709 @@
       <w:pPr>
         <w:spacing w:after="180"/>
       </w:pPr>
+    </w:p>
+    <w:p>
+      <w:pPr>
+        <w:pStyle w:val="Heading2"/>
+        <w:spacing w:after="120" w:before="280"/>
+      </w:pPr>
+      <w:r>
+        <w:rPr>
+          <w:rFonts w:ascii="Be Vietnam Pro" w:cs="Be Vietnam Pro" w:eastAsia="Be Vietnam Pro" w:hAnsi="Be Vietnam Pro"/>
+          <w:b/>
+          <w:bCs/>
+          <w:color w:val="008E4D"/>
+          <w:sz w:val="24"/>
+          <w:szCs w:val="24"/>
+        </w:rPr>
+        <w:t xml:space="preserve">Quy mô bộ hồ sơ</w:t>
+      </w:r>
+    </w:p>
+    <w:tbl>
+      <w:tblPr>
+        <w:tblW w:type="dxa" w:w="9360"/>
+        <w:tblBorders>
+          <w:top w:val="single" w:color="CFE3D8" w:sz="4"/>
+          <w:left w:val="single" w:color="CFE3D8" w:sz="4"/>
+          <w:bottom w:val="single" w:color="CFE3D8" w:sz="4"/>
+          <w:right w:val="single" w:color="CFE3D8" w:sz="4"/>
+          <w:insideH w:val="single" w:color="CFE3D8" w:sz="4"/>
+          <w:insideV w:val="single" w:color="CFE3D8" w:sz="4"/>
+        </w:tblBorders>
+        <w:tblLayout w:type="fixed"/>
+      </w:tblPr>
+      <w:tblGrid>
+        <w:gridCol w:w="6084"/>
+        <w:gridCol w:w="1872"/>
+        <w:gridCol w:w="1404"/>
+      </w:tblGrid>
+      <w:tr>
+        <w:trPr>
+          <w:tblHeader/>
+        </w:trPr>
+        <w:tc>
+          <w:tcPr>
+            <w:tcW w:type="dxa" w:w="6084"/>
+            <w:shd w:fill="EEF6F1" w:color="auto" w:val="clear"/>
+            <w:tcMar>
+              <w:top w:type="dxa" w:w="90"/>
+              <w:left w:type="dxa" w:w="120"/>
+              <w:bottom w:type="dxa" w:w="90"/>
+              <w:right w:type="dxa" w:w="120"/>
+            </w:tcMar>
+            <w:vAlign w:val="center"/>
+          </w:tcPr>
+          <w:p>
+            <w:pPr>
+              <w:spacing w:after="0" w:line="280"/>
+            </w:pPr>
+            <w:r>
+              <w:rPr>
+                <w:rFonts w:ascii="Be Vietnam Pro" w:cs="Be Vietnam Pro" w:eastAsia="Be Vietnam Pro" w:hAnsi="Be Vietnam Pro"/>
+                <w:b/>
+                <w:bCs/>
+                <w:color w:val="036F3D"/>
+                <w:sz w:val="20"/>
+                <w:szCs w:val="20"/>
+              </w:rPr>
+              <w:t xml:space="preserve">Bộ</w:t>
+            </w:r>
+          </w:p>
+        </w:tc>
+        <w:tc>
+          <w:tcPr>
+            <w:tcW w:type="dxa" w:w="1872"/>
+            <w:shd w:fill="EEF6F1" w:color="auto" w:val="clear"/>
+            <w:tcMar>
+              <w:top w:type="dxa" w:w="90"/>
+              <w:left w:type="dxa" w:w="120"/>
+              <w:bottom w:type="dxa" w:w="90"/>
+              <w:right w:type="dxa" w:w="120"/>
+            </w:tcMar>
+            <w:vAlign w:val="center"/>
+          </w:tcPr>
+          <w:p>
+            <w:pPr>
+              <w:spacing w:after="0" w:line="280"/>
+              <w:jc w:val="center"/>
+            </w:pPr>
+            <w:r>
+              <w:rPr>
+                <w:rFonts w:ascii="Be Vietnam Pro" w:cs="Be Vietnam Pro" w:eastAsia="Be Vietnam Pro" w:hAnsi="Be Vietnam Pro"/>
+                <w:b/>
+                <w:bCs/>
+                <w:color w:val="036F3D"/>
+                <w:sz w:val="20"/>
+                <w:szCs w:val="20"/>
+              </w:rPr>
+              <w:t xml:space="preserve">Tài liệu</w:t>
+            </w:r>
+          </w:p>
+        </w:tc>
+        <w:tc>
+          <w:tcPr>
+            <w:tcW w:type="dxa" w:w="1404"/>
+            <w:shd w:fill="EEF6F1" w:color="auto" w:val="clear"/>
+            <w:tcMar>
+              <w:top w:type="dxa" w:w="90"/>
+              <w:left w:type="dxa" w:w="120"/>
+              <w:bottom w:type="dxa" w:w="90"/>
+              <w:right w:type="dxa" w:w="120"/>
+            </w:tcMar>
+            <w:vAlign w:val="center"/>
+          </w:tcPr>
+          <w:p>
+            <w:pPr>
+              <w:spacing w:after="0" w:line="280"/>
+              <w:jc w:val="center"/>
+            </w:pPr>
+            <w:r>
+              <w:rPr>
+                <w:rFonts w:ascii="Be Vietnam Pro" w:cs="Be Vietnam Pro" w:eastAsia="Be Vietnam Pro" w:hAnsi="Be Vietnam Pro"/>
+                <w:b/>
+                <w:bCs/>
+                <w:color w:val="036F3D"/>
+                <w:sz w:val="20"/>
+                <w:szCs w:val="20"/>
+              </w:rPr>
+              <w:t xml:space="preserve">Dòng</w:t>
+            </w:r>
+          </w:p>
+        </w:tc>
+      </w:tr>
+      <w:tr>
+        <w:trPr>
+          <w:tblHeader w:val="false"/>
+        </w:trPr>
+        <w:tc>
+          <w:tcPr>
+            <w:tcW w:type="dxa" w:w="6084"/>
+            <w:tcMar>
+              <w:top w:type="dxa" w:w="90"/>
+              <w:left w:type="dxa" w:w="120"/>
+              <w:bottom w:type="dxa" w:w="90"/>
+              <w:right w:type="dxa" w:w="120"/>
+            </w:tcMar>
+            <w:vAlign w:val="center"/>
+          </w:tcPr>
+          <w:p>
+            <w:pPr>
+              <w:spacing w:after="0" w:line="280"/>
+            </w:pPr>
+            <w:r>
+              <w:rPr>
+                <w:rFonts w:ascii="Be Vietnam Pro" w:cs="Be Vietnam Pro" w:eastAsia="Be Vietnam Pro" w:hAnsi="Be Vietnam Pro"/>
+                <w:color w:val="101814"/>
+                <w:sz w:val="20"/>
+                <w:szCs w:val="20"/>
+              </w:rPr>
+              <w:t xml:space="preserve">Mục lục</w:t>
+            </w:r>
+          </w:p>
+        </w:tc>
+        <w:tc>
+          <w:tcPr>
+            <w:tcW w:type="dxa" w:w="1872"/>
+            <w:tcMar>
+              <w:top w:type="dxa" w:w="90"/>
+              <w:left w:type="dxa" w:w="120"/>
+              <w:bottom w:type="dxa" w:w="90"/>
+              <w:right w:type="dxa" w:w="120"/>
+            </w:tcMar>
+            <w:vAlign w:val="center"/>
+          </w:tcPr>
+          <w:p>
+            <w:pPr>
+              <w:spacing w:after="0" w:line="280"/>
+              <w:jc w:val="center"/>
+            </w:pPr>
+            <w:r>
+              <w:rPr>
+                <w:rFonts w:ascii="Be Vietnam Pro" w:cs="Be Vietnam Pro" w:eastAsia="Be Vietnam Pro" w:hAnsi="Be Vietnam Pro"/>
+                <w:color w:val="101814"/>
+                <w:sz w:val="20"/>
+                <w:szCs w:val="20"/>
+              </w:rPr>
+              <w:t xml:space="preserve">1</w:t>
+            </w:r>
+          </w:p>
+        </w:tc>
+        <w:tc>
+          <w:tcPr>
+            <w:tcW w:type="dxa" w:w="1404"/>
+            <w:tcMar>
+              <w:top w:type="dxa" w:w="90"/>
+              <w:left w:type="dxa" w:w="120"/>
+              <w:bottom w:type="dxa" w:w="90"/>
+              <w:right w:type="dxa" w:w="120"/>
+            </w:tcMar>
+            <w:vAlign w:val="center"/>
+          </w:tcPr>
+          <w:p>
+            <w:pPr>
+              <w:spacing w:after="0" w:line="280"/>
+              <w:jc w:val="center"/>
+            </w:pPr>
+            <w:r>
+              <w:rPr>
+                <w:rFonts w:ascii="Be Vietnam Pro" w:cs="Be Vietnam Pro" w:eastAsia="Be Vietnam Pro" w:hAnsi="Be Vietnam Pro"/>
+                <w:color w:val="101814"/>
+                <w:sz w:val="20"/>
+                <w:szCs w:val="20"/>
+              </w:rPr>
+              <w:t xml:space="preserve">125</w:t>
+            </w:r>
+          </w:p>
+        </w:tc>
+      </w:tr>
+      <w:tr>
+        <w:trPr>
+          <w:tblHeader w:val="false"/>
+        </w:trPr>
+        <w:tc>
+          <w:tcPr>
+            <w:tcW w:type="dxa" w:w="6084"/>
+            <w:tcMar>
+              <w:top w:type="dxa" w:w="90"/>
+              <w:left w:type="dxa" w:w="120"/>
+              <w:bottom w:type="dxa" w:w="90"/>
+              <w:right w:type="dxa" w:w="120"/>
+            </w:tcMar>
+            <w:vAlign w:val="center"/>
+          </w:tcPr>
+          <w:p>
+            <w:pPr>
+              <w:spacing w:after="0" w:line="280"/>
+            </w:pPr>
+            <w:r>
+              <w:rPr>
+                <w:rFonts w:ascii="Be Vietnam Pro" w:cs="Be Vietnam Pro" w:eastAsia="Be Vietnam Pro" w:hAnsi="Be Vietnam Pro"/>
+                <w:color w:val="101814"/>
+                <w:sz w:val="20"/>
+                <w:szCs w:val="20"/>
+              </w:rPr>
+              <w:t xml:space="preserve">Hồ sơ chung</w:t>
+            </w:r>
+          </w:p>
+        </w:tc>
+        <w:tc>
+          <w:tcPr>
+            <w:tcW w:type="dxa" w:w="1872"/>
+            <w:tcMar>
+              <w:top w:type="dxa" w:w="90"/>
+              <w:left w:type="dxa" w:w="120"/>
+              <w:bottom w:type="dxa" w:w="90"/>
+              <w:right w:type="dxa" w:w="120"/>
+            </w:tcMar>
+            <w:vAlign w:val="center"/>
+          </w:tcPr>
+          <w:p>
+            <w:pPr>
+              <w:spacing w:after="0" w:line="280"/>
+              <w:jc w:val="center"/>
+            </w:pPr>
+            <w:r>
+              <w:rPr>
+                <w:rFonts w:ascii="Be Vietnam Pro" w:cs="Be Vietnam Pro" w:eastAsia="Be Vietnam Pro" w:hAnsi="Be Vietnam Pro"/>
+                <w:color w:val="101814"/>
+                <w:sz w:val="20"/>
+                <w:szCs w:val="20"/>
+              </w:rPr>
+              <w:t xml:space="preserve">6</w:t>
+            </w:r>
+          </w:p>
+        </w:tc>
+        <w:tc>
+          <w:tcPr>
+            <w:tcW w:type="dxa" w:w="1404"/>
+            <w:tcMar>
+              <w:top w:type="dxa" w:w="90"/>
+              <w:left w:type="dxa" w:w="120"/>
+              <w:bottom w:type="dxa" w:w="90"/>
+              <w:right w:type="dxa" w:w="120"/>
+            </w:tcMar>
+            <w:vAlign w:val="center"/>
+          </w:tcPr>
+          <w:p>
+            <w:pPr>
+              <w:spacing w:after="0" w:line="280"/>
+              <w:jc w:val="center"/>
+            </w:pPr>
+            <w:r>
+              <w:rPr>
+                <w:rFonts w:ascii="Be Vietnam Pro" w:cs="Be Vietnam Pro" w:eastAsia="Be Vietnam Pro" w:hAnsi="Be Vietnam Pro"/>
+                <w:color w:val="101814"/>
+                <w:sz w:val="20"/>
+                <w:szCs w:val="20"/>
+              </w:rPr>
+              <w:t xml:space="preserve">1.385</w:t>
+            </w:r>
+          </w:p>
+        </w:tc>
+      </w:tr>
+      <w:tr>
+        <w:trPr>
+          <w:tblHeader w:val="false"/>
+        </w:trPr>
+        <w:tc>
+          <w:tcPr>
+            <w:tcW w:type="dxa" w:w="6084"/>
+            <w:tcMar>
+              <w:top w:type="dxa" w:w="90"/>
+              <w:left w:type="dxa" w:w="120"/>
+              <w:bottom w:type="dxa" w:w="90"/>
+              <w:right w:type="dxa" w:w="120"/>
+            </w:tcMar>
+            <w:vAlign w:val="center"/>
+          </w:tcPr>
+          <w:p>
+            <w:pPr>
+              <w:spacing w:after="0" w:line="280"/>
+            </w:pPr>
+            <w:r>
+              <w:rPr>
+                <w:rFonts w:ascii="Be Vietnam Pro" w:cs="Be Vietnam Pro" w:eastAsia="Be Vietnam Pro" w:hAnsi="Be Vietnam Pro"/>
+                <w:color w:val="101814"/>
+                <w:sz w:val="20"/>
+                <w:szCs w:val="20"/>
+              </w:rPr>
+              <w:t xml:space="preserve">DA1 — Website và CMS</w:t>
+            </w:r>
+          </w:p>
+        </w:tc>
+        <w:tc>
+          <w:tcPr>
+            <w:tcW w:type="dxa" w:w="1872"/>
+            <w:tcMar>
+              <w:top w:type="dxa" w:w="90"/>
+              <w:left w:type="dxa" w:w="120"/>
+              <w:bottom w:type="dxa" w:w="90"/>
+              <w:right w:type="dxa" w:w="120"/>
+            </w:tcMar>
+            <w:vAlign w:val="center"/>
+          </w:tcPr>
+          <w:p>
+            <w:pPr>
+              <w:spacing w:after="0" w:line="280"/>
+              <w:jc w:val="center"/>
+            </w:pPr>
+            <w:r>
+              <w:rPr>
+                <w:rFonts w:ascii="Be Vietnam Pro" w:cs="Be Vietnam Pro" w:eastAsia="Be Vietnam Pro" w:hAnsi="Be Vietnam Pro"/>
+                <w:color w:val="101814"/>
+                <w:sz w:val="20"/>
+                <w:szCs w:val="20"/>
+              </w:rPr>
+              <w:t xml:space="preserve">10</w:t>
+            </w:r>
+          </w:p>
+        </w:tc>
+        <w:tc>
+          <w:tcPr>
+            <w:tcW w:type="dxa" w:w="1404"/>
+            <w:tcMar>
+              <w:top w:type="dxa" w:w="90"/>
+              <w:left w:type="dxa" w:w="120"/>
+              <w:bottom w:type="dxa" w:w="90"/>
+              <w:right w:type="dxa" w:w="120"/>
+            </w:tcMar>
+            <w:vAlign w:val="center"/>
+          </w:tcPr>
+          <w:p>
+            <w:pPr>
+              <w:spacing w:after="0" w:line="280"/>
+              <w:jc w:val="center"/>
+            </w:pPr>
+            <w:r>
+              <w:rPr>
+                <w:rFonts w:ascii="Be Vietnam Pro" w:cs="Be Vietnam Pro" w:eastAsia="Be Vietnam Pro" w:hAnsi="Be Vietnam Pro"/>
+                <w:color w:val="101814"/>
+                <w:sz w:val="20"/>
+                <w:szCs w:val="20"/>
+              </w:rPr>
+              <w:t xml:space="preserve">3.518</w:t>
+            </w:r>
+          </w:p>
+        </w:tc>
+      </w:tr>
+      <w:tr>
+        <w:trPr>
+          <w:tblHeader w:val="false"/>
+        </w:trPr>
+        <w:tc>
+          <w:tcPr>
+            <w:tcW w:type="dxa" w:w="6084"/>
+            <w:tcMar>
+              <w:top w:type="dxa" w:w="90"/>
+              <w:left w:type="dxa" w:w="120"/>
+              <w:bottom w:type="dxa" w:w="90"/>
+              <w:right w:type="dxa" w:w="120"/>
+            </w:tcMar>
+            <w:vAlign w:val="center"/>
+          </w:tcPr>
+          <w:p>
+            <w:pPr>
+              <w:spacing w:after="0" w:line="280"/>
+            </w:pPr>
+            <w:r>
+              <w:rPr>
+                <w:rFonts w:ascii="Be Vietnam Pro" w:cs="Be Vietnam Pro" w:eastAsia="Be Vietnam Pro" w:hAnsi="Be Vietnam Pro"/>
+                <w:color w:val="101814"/>
+                <w:sz w:val="20"/>
+                <w:szCs w:val="20"/>
+              </w:rPr>
+              <w:t xml:space="preserve">DA2 — AI chuẩn hoá dữ liệu</w:t>
+            </w:r>
+          </w:p>
+        </w:tc>
+        <w:tc>
+          <w:tcPr>
+            <w:tcW w:type="dxa" w:w="1872"/>
+            <w:tcMar>
+              <w:top w:type="dxa" w:w="90"/>
+              <w:left w:type="dxa" w:w="120"/>
+              <w:bottom w:type="dxa" w:w="90"/>
+              <w:right w:type="dxa" w:w="120"/>
+            </w:tcMar>
+            <w:vAlign w:val="center"/>
+          </w:tcPr>
+          <w:p>
+            <w:pPr>
+              <w:spacing w:after="0" w:line="280"/>
+              <w:jc w:val="center"/>
+            </w:pPr>
+            <w:r>
+              <w:rPr>
+                <w:rFonts w:ascii="Be Vietnam Pro" w:cs="Be Vietnam Pro" w:eastAsia="Be Vietnam Pro" w:hAnsi="Be Vietnam Pro"/>
+                <w:color w:val="101814"/>
+                <w:sz w:val="20"/>
+                <w:szCs w:val="20"/>
+              </w:rPr>
+              <w:t xml:space="preserve">10</w:t>
+            </w:r>
+          </w:p>
+        </w:tc>
+        <w:tc>
+          <w:tcPr>
+            <w:tcW w:type="dxa" w:w="1404"/>
+            <w:tcMar>
+              <w:top w:type="dxa" w:w="90"/>
+              <w:left w:type="dxa" w:w="120"/>
+              <w:bottom w:type="dxa" w:w="90"/>
+              <w:right w:type="dxa" w:w="120"/>
+            </w:tcMar>
+            <w:vAlign w:val="center"/>
+          </w:tcPr>
+          <w:p>
+            <w:pPr>
+              <w:spacing w:after="0" w:line="280"/>
+              <w:jc w:val="center"/>
+            </w:pPr>
+            <w:r>
+              <w:rPr>
+                <w:rFonts w:ascii="Be Vietnam Pro" w:cs="Be Vietnam Pro" w:eastAsia="Be Vietnam Pro" w:hAnsi="Be Vietnam Pro"/>
+                <w:color w:val="101814"/>
+                <w:sz w:val="20"/>
+                <w:szCs w:val="20"/>
+              </w:rPr>
+              <w:t xml:space="preserve">3.154</w:t>
+            </w:r>
+          </w:p>
+        </w:tc>
+      </w:tr>
+      <w:tr>
+        <w:trPr>
+          <w:tblHeader w:val="false"/>
+        </w:trPr>
+        <w:tc>
+          <w:tcPr>
+            <w:tcW w:type="dxa" w:w="6084"/>
+            <w:tcMar>
+              <w:top w:type="dxa" w:w="90"/>
+              <w:left w:type="dxa" w:w="120"/>
+              <w:bottom w:type="dxa" w:w="90"/>
+              <w:right w:type="dxa" w:w="120"/>
+            </w:tcMar>
+            <w:vAlign w:val="center"/>
+          </w:tcPr>
+          <w:p>
+            <w:pPr>
+              <w:spacing w:after="0" w:line="280"/>
+            </w:pPr>
+            <w:r>
+              <w:rPr>
+                <w:rFonts w:ascii="Be Vietnam Pro" w:cs="Be Vietnam Pro" w:eastAsia="Be Vietnam Pro" w:hAnsi="Be Vietnam Pro"/>
+                <w:color w:val="101814"/>
+                <w:sz w:val="20"/>
+                <w:szCs w:val="20"/>
+              </w:rPr>
+              <w:t xml:space="preserve">DA3 — Chatbot AI đa kênh</w:t>
+            </w:r>
+          </w:p>
+        </w:tc>
+        <w:tc>
+          <w:tcPr>
+            <w:tcW w:type="dxa" w:w="1872"/>
+            <w:tcMar>
+              <w:top w:type="dxa" w:w="90"/>
+              <w:left w:type="dxa" w:w="120"/>
+              <w:bottom w:type="dxa" w:w="90"/>
+              <w:right w:type="dxa" w:w="120"/>
+            </w:tcMar>
+            <w:vAlign w:val="center"/>
+          </w:tcPr>
+          <w:p>
+            <w:pPr>
+              <w:spacing w:after="0" w:line="280"/>
+              <w:jc w:val="center"/>
+            </w:pPr>
+            <w:r>
+              <w:rPr>
+                <w:rFonts w:ascii="Be Vietnam Pro" w:cs="Be Vietnam Pro" w:eastAsia="Be Vietnam Pro" w:hAnsi="Be Vietnam Pro"/>
+                <w:color w:val="101814"/>
+                <w:sz w:val="20"/>
+                <w:szCs w:val="20"/>
+              </w:rPr>
+              <w:t xml:space="preserve">10</w:t>
+            </w:r>
+          </w:p>
+        </w:tc>
+        <w:tc>
+          <w:tcPr>
+            <w:tcW w:type="dxa" w:w="1404"/>
+            <w:tcMar>
+              <w:top w:type="dxa" w:w="90"/>
+              <w:left w:type="dxa" w:w="120"/>
+              <w:bottom w:type="dxa" w:w="90"/>
+              <w:right w:type="dxa" w:w="120"/>
+            </w:tcMar>
+            <w:vAlign w:val="center"/>
+          </w:tcPr>
+          <w:p>
+            <w:pPr>
+              <w:spacing w:after="0" w:line="280"/>
+              <w:jc w:val="center"/>
+            </w:pPr>
+            <w:r>
+              <w:rPr>
+                <w:rFonts w:ascii="Be Vietnam Pro" w:cs="Be Vietnam Pro" w:eastAsia="Be Vietnam Pro" w:hAnsi="Be Vietnam Pro"/>
+                <w:color w:val="101814"/>
+                <w:sz w:val="20"/>
+                <w:szCs w:val="20"/>
+              </w:rPr>
+              <w:t xml:space="preserve">3.755</w:t>
+            </w:r>
+          </w:p>
+        </w:tc>
+      </w:tr>
+      <w:tr>
+        <w:trPr>
+          <w:tblHeader w:val="false"/>
+        </w:trPr>
+        <w:tc>
+          <w:tcPr>
+            <w:tcW w:type="dxa" w:w="6084"/>
+            <w:tcMar>
+              <w:top w:type="dxa" w:w="90"/>
+              <w:left w:type="dxa" w:w="120"/>
+              <w:bottom w:type="dxa" w:w="90"/>
+              <w:right w:type="dxa" w:w="120"/>
+            </w:tcMar>
+            <w:vAlign w:val="center"/>
+          </w:tcPr>
+          <w:p>
+            <w:pPr>
+              <w:spacing w:after="0" w:line="280"/>
+            </w:pPr>
+            <w:r>
+              <w:rPr>
+                <w:rFonts w:ascii="Be Vietnam Pro" w:cs="Be Vietnam Pro" w:eastAsia="Be Vietnam Pro" w:hAnsi="Be Vietnam Pro"/>
+                <w:b/>
+                <w:bCs/>
+                <w:color w:val="101814"/>
+                <w:sz w:val="20"/>
+                <w:szCs w:val="20"/>
+              </w:rPr>
+              <w:t xml:space="preserve">Tổng</w:t>
+            </w:r>
+          </w:p>
+        </w:tc>
+        <w:tc>
+          <w:tcPr>
+            <w:tcW w:type="dxa" w:w="1872"/>
+            <w:tcMar>
+              <w:top w:type="dxa" w:w="90"/>
+              <w:left w:type="dxa" w:w="120"/>
+              <w:bottom w:type="dxa" w:w="90"/>
+              <w:right w:type="dxa" w:w="120"/>
+            </w:tcMar>
+            <w:vAlign w:val="center"/>
+          </w:tcPr>
+          <w:p>
+            <w:pPr>
+              <w:spacing w:after="0" w:line="280"/>
+              <w:jc w:val="center"/>
+            </w:pPr>
+            <w:r>
+              <w:rPr>
+                <w:rFonts w:ascii="Be Vietnam Pro" w:cs="Be Vietnam Pro" w:eastAsia="Be Vietnam Pro" w:hAnsi="Be Vietnam Pro"/>
+                <w:b/>
+                <w:bCs/>
+                <w:color w:val="101814"/>
+                <w:sz w:val="20"/>
+                <w:szCs w:val="20"/>
+              </w:rPr>
+              <w:t xml:space="preserve">37</w:t>
+            </w:r>
+          </w:p>
+        </w:tc>
+        <w:tc>
+          <w:tcPr>
+            <w:tcW w:type="dxa" w:w="1404"/>
+            <w:tcMar>
+              <w:top w:type="dxa" w:w="90"/>
+              <w:left w:type="dxa" w:w="120"/>
+              <w:bottom w:type="dxa" w:w="90"/>
+              <w:right w:type="dxa" w:w="120"/>
+            </w:tcMar>
+            <w:vAlign w:val="center"/>
+          </w:tcPr>
+          <w:p>
+            <w:pPr>
+              <w:spacing w:after="0" w:line="280"/>
+              <w:jc w:val="center"/>
+            </w:pPr>
+            <w:r>
+              <w:rPr>
+                <w:rFonts w:ascii="Be Vietnam Pro" w:cs="Be Vietnam Pro" w:eastAsia="Be Vietnam Pro" w:hAnsi="Be Vietnam Pro"/>
+                <w:b/>
+                <w:bCs/>
+                <w:color w:val="101814"/>
+                <w:sz w:val="20"/>
+                <w:szCs w:val="20"/>
+              </w:rPr>
+              <w:t xml:space="preserve">11.937</w:t>
+            </w:r>
+          </w:p>
+        </w:tc>
+      </w:tr>
+    </w:tbl>
+    <w:p>
+      <w:pPr>
+        <w:spacing w:after="180"/>
+      </w:pPr>
+    </w:p>
+    <w:p>
+      <w:pPr>
+        <w:spacing w:after="130" w:line="300"/>
+      </w:pPr>
+      <w:r>
+        <w:rPr>
+          <w:rFonts w:ascii="Be Vietnam Pro" w:cs="Be Vietnam Pro" w:eastAsia="Be Vietnam Pro" w:hAnsi="Be Vietnam Pro"/>
+          <w:color w:val="101814"/>
+          <w:sz w:val="21"/>
+          <w:szCs w:val="21"/>
+        </w:rPr>
+        <w:t xml:space="preserve">Mỗi tài liệu có bản </w:t>
+      </w:r>
+      <w:r>
+        <w:rPr>
+          <w:rFonts w:ascii="Menlo" w:cs="Menlo" w:eastAsia="Menlo" w:hAnsi="Menlo"/>
+          <w:color w:val="036F3D"/>
+          <w:sz w:val="19"/>
+          <w:szCs w:val="19"/>
+          <w:shd w:fill="F1F5F3" w:color="auto" w:val="clear"/>
+        </w:rPr>
+        <w:t xml:space="preserve">.md</w:t>
+      </w:r>
+      <w:r>
+        <w:rPr>
+          <w:rFonts w:ascii="Be Vietnam Pro" w:cs="Be Vietnam Pro" w:eastAsia="Be Vietnam Pro" w:hAnsi="Be Vietnam Pro"/>
+          <w:color w:val="101814"/>
+          <w:sz w:val="21"/>
+          <w:szCs w:val="21"/>
+        </w:rPr>
+        <w:t xml:space="preserve"> và bản </w:t>
+      </w:r>
+      <w:r>
+        <w:rPr>
+          <w:rFonts w:ascii="Menlo" w:cs="Menlo" w:eastAsia="Menlo" w:hAnsi="Menlo"/>
+          <w:color w:val="036F3D"/>
+          <w:sz w:val="19"/>
+          <w:szCs w:val="19"/>
+          <w:shd w:fill="F1F5F3" w:color="auto" w:val="clear"/>
+        </w:rPr>
+        <w:t xml:space="preserve">.docx</w:t>
+      </w:r>
+      <w:r>
+        <w:rPr>
+          <w:rFonts w:ascii="Be Vietnam Pro" w:cs="Be Vietnam Pro" w:eastAsia="Be Vietnam Pro" w:hAnsi="Be Vietnam Pro"/>
+          <w:color w:val="101814"/>
+          <w:sz w:val="21"/>
+          <w:szCs w:val="21"/>
+        </w:rPr>
+        <w:t xml:space="preserve"> mang nhận diện thương hiệu công ty.</w:t>
+      </w:r>
     </w:p>
     <w:p>
       <w:pPr>

--- a/docs/README.docx
+++ b/docs/README.docx
@@ -4,12 +4,12 @@
   <w:body>
     <w:p>
       <w:pPr>
-        <w:spacing w:after="1400"/>
+        <w:spacing w:after="900"/>
       </w:pPr>
     </w:p>
     <w:p>
       <w:pPr>
-        <w:spacing w:after="700"/>
+        <w:spacing w:after="350"/>
         <w:jc w:val="center"/>
       </w:pPr>
       <w:r>
@@ -77,7 +77,7 @@
           <w:top w:val="single" w:color="008E4D" w:sz="12" w:space="18"/>
           <w:bottom w:val="single" w:color="008E4D" w:sz="12" w:space="18"/>
         </w:pBdr>
-        <w:spacing w:after="900" w:before="260"/>
+        <w:spacing w:after="500" w:before="220"/>
         <w:jc w:val="center"/>
       </w:pPr>
       <w:r>
@@ -94,7 +94,7 @@
     </w:p>
     <w:p>
       <w:pPr>
-        <w:spacing w:after="700"/>
+        <w:spacing w:after="350"/>
         <w:jc w:val="center"/>
       </w:pPr>
       <w:r>
@@ -106,7 +106,7 @@
           <w:sz w:val="24"/>
           <w:szCs w:val="24"/>
         </w:rPr>
-        <w:t xml:space="preserve">Mục lục toàn bộ hồ sơ ba dự án</w:t>
+        <w:t xml:space="preserve">Mục lục toàn bộ hồ sơ bốn dự án</w:t>
       </w:r>
     </w:p>
     <w:tbl>
@@ -469,7 +469,7 @@
                 <w:sz w:val="20"/>
                 <w:szCs w:val="20"/>
               </w:rPr>
-              <w:t xml:space="preserve">1.0</w:t>
+              <w:t xml:space="preserve">1.1</w:t>
             </w:r>
           </w:p>
         </w:tc>
@@ -591,7 +591,7 @@
     </w:tbl>
     <w:p>
       <w:pPr>
-        <w:spacing w:after="420"/>
+        <w:spacing w:after="200"/>
       </w:pPr>
     </w:p>
     <w:p>
@@ -625,9 +625,9 @@
         <w:tblLayout w:type="fixed"/>
       </w:tblPr>
       <w:tblGrid>
-        <w:gridCol w:w="2407"/>
-        <w:gridCol w:w="2674"/>
-        <w:gridCol w:w="4279"/>
+        <w:gridCol w:w="1066"/>
+        <w:gridCol w:w="1700"/>
+        <w:gridCol w:w="6594"/>
       </w:tblGrid>
       <w:tr>
         <w:trPr>
@@ -635,7 +635,7 @@
         </w:trPr>
         <w:tc>
           <w:tcPr>
-            <w:tcW w:type="dxa" w:w="2407"/>
+            <w:tcW w:type="dxa" w:w="1066"/>
             <w:shd w:fill="EEF6F1" w:color="auto" w:val="clear"/>
             <w:tcMar>
               <w:top w:type="dxa" w:w="90"/>
@@ -665,7 +665,7 @@
         </w:tc>
         <w:tc>
           <w:tcPr>
-            <w:tcW w:type="dxa" w:w="2674"/>
+            <w:tcW w:type="dxa" w:w="1700"/>
             <w:shd w:fill="EEF6F1" w:color="auto" w:val="clear"/>
             <w:tcMar>
               <w:top w:type="dxa" w:w="90"/>
@@ -695,7 +695,7 @@
         </w:tc>
         <w:tc>
           <w:tcPr>
-            <w:tcW w:type="dxa" w:w="4279"/>
+            <w:tcW w:type="dxa" w:w="6594"/>
             <w:shd w:fill="EEF6F1" w:color="auto" w:val="clear"/>
             <w:tcMar>
               <w:top w:type="dxa" w:w="90"/>
@@ -729,7 +729,7 @@
         </w:trPr>
         <w:tc>
           <w:tcPr>
-            <w:tcW w:type="dxa" w:w="2407"/>
+            <w:tcW w:type="dxa" w:w="1066"/>
             <w:tcMar>
               <w:top w:type="dxa" w:w="90"/>
               <w:left w:type="dxa" w:w="120"/>
@@ -756,7 +756,7 @@
         </w:tc>
         <w:tc>
           <w:tcPr>
-            <w:tcW w:type="dxa" w:w="2674"/>
+            <w:tcW w:type="dxa" w:w="1700"/>
             <w:tcMar>
               <w:top w:type="dxa" w:w="90"/>
               <w:left w:type="dxa" w:w="120"/>
@@ -783,7 +783,7 @@
         </w:tc>
         <w:tc>
           <w:tcPr>
-            <w:tcW w:type="dxa" w:w="4279"/>
+            <w:tcW w:type="dxa" w:w="6594"/>
             <w:tcMar>
               <w:top w:type="dxa" w:w="90"/>
               <w:left w:type="dxa" w:w="120"/>
@@ -804,6 +804,91 @@
                 <w:szCs w:val="20"/>
               </w:rPr>
               <w:t xml:space="preserve">Ban hành lần đầu</w:t>
+            </w:r>
+          </w:p>
+        </w:tc>
+      </w:tr>
+      <w:tr>
+        <w:trPr>
+          <w:tblHeader w:val="false"/>
+        </w:trPr>
+        <w:tc>
+          <w:tcPr>
+            <w:tcW w:type="dxa" w:w="1066"/>
+            <w:tcMar>
+              <w:top w:type="dxa" w:w="90"/>
+              <w:left w:type="dxa" w:w="120"/>
+              <w:bottom w:type="dxa" w:w="90"/>
+              <w:right w:type="dxa" w:w="120"/>
+            </w:tcMar>
+            <w:vAlign w:val="center"/>
+          </w:tcPr>
+          <w:p>
+            <w:pPr>
+              <w:spacing w:after="0" w:line="280"/>
+              <w:jc w:val="center"/>
+            </w:pPr>
+            <w:r>
+              <w:rPr>
+                <w:rFonts w:ascii="Be Vietnam Pro" w:cs="Be Vietnam Pro" w:eastAsia="Be Vietnam Pro" w:hAnsi="Be Vietnam Pro"/>
+                <w:color w:val="101814"/>
+                <w:sz w:val="20"/>
+                <w:szCs w:val="20"/>
+              </w:rPr>
+              <w:t xml:space="preserve">1.1</w:t>
+            </w:r>
+          </w:p>
+        </w:tc>
+        <w:tc>
+          <w:tcPr>
+            <w:tcW w:type="dxa" w:w="1700"/>
+            <w:tcMar>
+              <w:top w:type="dxa" w:w="90"/>
+              <w:left w:type="dxa" w:w="120"/>
+              <w:bottom w:type="dxa" w:w="90"/>
+              <w:right w:type="dxa" w:w="120"/>
+            </w:tcMar>
+            <w:vAlign w:val="center"/>
+          </w:tcPr>
+          <w:p>
+            <w:pPr>
+              <w:spacing w:after="0" w:line="280"/>
+              <w:jc w:val="center"/>
+            </w:pPr>
+            <w:r>
+              <w:rPr>
+                <w:rFonts w:ascii="Be Vietnam Pro" w:cs="Be Vietnam Pro" w:eastAsia="Be Vietnam Pro" w:hAnsi="Be Vietnam Pro"/>
+                <w:color w:val="101814"/>
+                <w:sz w:val="20"/>
+                <w:szCs w:val="20"/>
+              </w:rPr>
+              <w:t xml:space="preserve">03/09/2026</w:t>
+            </w:r>
+          </w:p>
+        </w:tc>
+        <w:tc>
+          <w:tcPr>
+            <w:tcW w:type="dxa" w:w="6594"/>
+            <w:tcMar>
+              <w:top w:type="dxa" w:w="90"/>
+              <w:left w:type="dxa" w:w="120"/>
+              <w:bottom w:type="dxa" w:w="90"/>
+              <w:right w:type="dxa" w:w="120"/>
+            </w:tcMar>
+            <w:vAlign w:val="center"/>
+          </w:tcPr>
+          <w:p>
+            <w:pPr>
+              <w:spacing w:after="0" w:line="280"/>
+            </w:pPr>
+            <w:r>
+              <w:rPr>
+                <w:rFonts w:ascii="Be Vietnam Pro" w:cs="Be Vietnam Pro" w:eastAsia="Be Vietnam Pro" w:hAnsi="Be Vietnam Pro"/>
+                <w:color w:val="101814"/>
+                <w:sz w:val="20"/>
+                <w:szCs w:val="20"/>
+              </w:rPr>
+              <w:t xml:space="preserve">Bổ sung hồ sơ thiết kế DA4 — chatbot Telegram và Google Workspace</w:t>
             </w:r>
           </w:p>
         </w:tc>
@@ -811,7 +896,7 @@
     </w:tbl>
     <w:p>
       <w:pPr>
-        <w:spacing w:after="420"/>
+        <w:spacing w:after="200"/>
       </w:pPr>
     </w:p>
     <w:p>
@@ -862,7 +947,7 @@
           <w:sz w:val="21"/>
           <w:szCs w:val="21"/>
         </w:rPr>
-        <w:t xml:space="preserve"> Bộ hồ sơ này chứng minh ba sản phẩm phần mềm dưới đây do </w:t>
+        <w:t xml:space="preserve"> Bộ hồ sơ quản lý ba sản phẩm đã có bằng chứng phát triển (DA1–DA3) và một dự án đang ở giai đoạn thiết kế trước triển khai (DA4). Hồ sơ DA1–DA3 dùng để đối chiếu việc </w:t>
       </w:r>
       <w:r>
         <w:rPr>
@@ -882,7 +967,7 @@
           <w:sz w:val="21"/>
           <w:szCs w:val="21"/>
         </w:rPr>
-        <w:t xml:space="preserve">, không mua lại, không thuê ngoài trọn gói, không lắp ghép từ sản phẩm đóng gói sẵn.</w:t>
+        <w:t xml:space="preserve">; hồ sơ DA4 hiện là yêu cầu, thiết kế, checklist và biểu mẫu, chưa phải bằng chứng phần mềm đã hoàn thành.</w:t>
       </w:r>
     </w:p>
     <w:p>
@@ -907,7 +992,7 @@
           <w:sz w:val="21"/>
           <w:szCs w:val="21"/>
         </w:rPr>
-        <w:t xml:space="preserve"> Ba dự án độc lập, mỗi dự án có một bộ hồ sơ riêng đi đủ bảy công đoạn của quy trình sản xuất phần mềm.</w:t>
+        <w:t xml:space="preserve"> Bốn dự án độc lập, mỗi dự án có bộ xương mười tài liệu theo bảy công đoạn. Trạng thái hoàn tất của từng công đoạn được ghi riêng, không suy diễn từ việc tài liệu đã tồn tại.</w:t>
       </w:r>
     </w:p>
     <w:p>
@@ -943,7 +1028,7 @@
           <w:sz w:val="28"/>
           <w:szCs w:val="28"/>
         </w:rPr>
-        <w:t xml:space="preserve">1. Ba sản phẩm</w:t>
+        <w:t xml:space="preserve">1. Bốn dự án</w:t>
       </w:r>
     </w:p>
     <w:tbl>
@@ -1527,6 +1612,143 @@
           </w:p>
         </w:tc>
       </w:tr>
+      <w:tr>
+        <w:trPr>
+          <w:tblHeader w:val="false"/>
+        </w:trPr>
+        <w:tc>
+          <w:tcPr>
+            <w:tcW w:type="dxa" w:w="720"/>
+            <w:tcMar>
+              <w:top w:type="dxa" w:w="90"/>
+              <w:left w:type="dxa" w:w="120"/>
+              <w:bottom w:type="dxa" w:w="90"/>
+              <w:right w:type="dxa" w:w="120"/>
+            </w:tcMar>
+            <w:vAlign w:val="center"/>
+          </w:tcPr>
+          <w:p>
+            <w:pPr>
+              <w:spacing w:after="0" w:line="280"/>
+            </w:pPr>
+            <w:r>
+              <w:rPr>
+                <w:rFonts w:ascii="Be Vietnam Pro" w:cs="Be Vietnam Pro" w:eastAsia="Be Vietnam Pro" w:hAnsi="Be Vietnam Pro"/>
+                <w:b/>
+                <w:bCs/>
+                <w:color w:val="101814"/>
+                <w:sz w:val="20"/>
+                <w:szCs w:val="20"/>
+              </w:rPr>
+              <w:t xml:space="preserve">DA4</w:t>
+            </w:r>
+          </w:p>
+        </w:tc>
+        <w:tc>
+          <w:tcPr>
+            <w:tcW w:type="dxa" w:w="2388"/>
+            <w:tcMar>
+              <w:top w:type="dxa" w:w="90"/>
+              <w:left w:type="dxa" w:w="120"/>
+              <w:bottom w:type="dxa" w:w="90"/>
+              <w:right w:type="dxa" w:w="120"/>
+            </w:tcMar>
+            <w:vAlign w:val="center"/>
+          </w:tcPr>
+          <w:p>
+            <w:pPr>
+              <w:spacing w:after="0" w:line="280"/>
+            </w:pPr>
+            <w:r>
+              <w:rPr>
+                <w:rFonts w:ascii="Be Vietnam Pro" w:cs="Be Vietnam Pro" w:eastAsia="Be Vietnam Pro" w:hAnsi="Be Vietnam Pro"/>
+                <w:color w:val="101814"/>
+                <w:sz w:val="20"/>
+                <w:szCs w:val="20"/>
+              </w:rPr>
+              <w:t xml:space="preserve">Chatbot Bioscope trên Telegram và Google Workspace</w:t>
+            </w:r>
+          </w:p>
+        </w:tc>
+        <w:tc>
+          <w:tcPr>
+            <w:tcW w:type="dxa" w:w="1687"/>
+            <w:tcMar>
+              <w:top w:type="dxa" w:w="90"/>
+              <w:left w:type="dxa" w:w="120"/>
+              <w:bottom w:type="dxa" w:w="90"/>
+              <w:right w:type="dxa" w:w="120"/>
+            </w:tcMar>
+            <w:vAlign w:val="center"/>
+          </w:tcPr>
+          <w:p>
+            <w:pPr>
+              <w:spacing w:after="0" w:line="280"/>
+            </w:pPr>
+            <w:r>
+              <w:rPr>
+                <w:rFonts w:ascii="Be Vietnam Pro" w:cs="Be Vietnam Pro" w:eastAsia="Be Vietnam Pro" w:hAnsi="Be Vietnam Pro"/>
+                <w:color w:val="101814"/>
+                <w:sz w:val="20"/>
+                <w:szCs w:val="20"/>
+              </w:rPr>
+              <w:t xml:space="preserve">Trợ lý nội bộ chạy trên Google Apps Script; đọc Google Sheets, tạo tệp trên Google Drive, giao tiếp Telegram và gọi AI qua OpenRouter</w:t>
+            </w:r>
+          </w:p>
+        </w:tc>
+        <w:tc>
+          <w:tcPr>
+            <w:tcW w:type="dxa" w:w="2865"/>
+            <w:tcMar>
+              <w:top w:type="dxa" w:w="90"/>
+              <w:left w:type="dxa" w:w="120"/>
+              <w:bottom w:type="dxa" w:w="90"/>
+              <w:right w:type="dxa" w:w="120"/>
+            </w:tcMar>
+            <w:vAlign w:val="center"/>
+          </w:tcPr>
+          <w:p>
+            <w:pPr>
+              <w:spacing w:after="0" w:line="280"/>
+            </w:pPr>
+            <w:r>
+              <w:rPr>
+                <w:rFonts w:ascii="Be Vietnam Pro" w:cs="Be Vietnam Pro" w:eastAsia="Be Vietnam Pro" w:hAnsi="Be Vietnam Pro"/>
+                <w:color w:val="101814"/>
+                <w:sz w:val="20"/>
+                <w:szCs w:val="20"/>
+              </w:rPr>
+              <w:t xml:space="preserve">Chưa có bằng chứng mã nguồn trong phạm vi hồ sơ</w:t>
+            </w:r>
+          </w:p>
+        </w:tc>
+        <w:tc>
+          <w:tcPr>
+            <w:tcW w:type="dxa" w:w="1700"/>
+            <w:tcMar>
+              <w:top w:type="dxa" w:w="90"/>
+              <w:left w:type="dxa" w:w="120"/>
+              <w:bottom w:type="dxa" w:w="90"/>
+              <w:right w:type="dxa" w:w="120"/>
+            </w:tcMar>
+            <w:vAlign w:val="center"/>
+          </w:tcPr>
+          <w:p>
+            <w:pPr>
+              <w:spacing w:after="0" w:line="280"/>
+            </w:pPr>
+            <w:r>
+              <w:rPr>
+                <w:rFonts w:ascii="Be Vietnam Pro" w:cs="Be Vietnam Pro" w:eastAsia="Be Vietnam Pro" w:hAnsi="Be Vietnam Pro"/>
+                <w:color w:val="101814"/>
+                <w:sz w:val="20"/>
+                <w:szCs w:val="20"/>
+              </w:rPr>
+              <w:t xml:space="preserve">Thiết kế từ 03/09/2026</w:t>
+            </w:r>
+          </w:p>
+        </w:tc>
+      </w:tr>
     </w:tbl>
     <w:p>
       <w:pPr>
@@ -1544,7 +1766,7 @@
           <w:sz w:val="21"/>
           <w:szCs w:val="21"/>
         </w:rPr>
-        <w:t xml:space="preserve">Ba dự án nối tiếp nhau về thời gian: DA3 làm trước (02–06/2026), DA1 và DA2 làm sau (06/2026 đến nay). Đây là dòng chảy phát triển liên tục của cùng một đội.</w:t>
+        <w:t xml:space="preserve">DA3 làm trước (02–06/2026), DA1 và DA2 làm sau (06/2026 đến nay). DA4 kế thừa kinh nghiệm chatbot nhưng chọn kiến trúc Google Apps Script nhẹ hơn. DA4 chỉ được ghi nhận là đã triển khai khi có project/version, lịch sử thay đổi, kết quả kiểm thử và biên bản nghiệm thu riêng.</w:t>
       </w:r>
     </w:p>
     <w:p>
@@ -1664,7 +1886,7 @@
                 <w:sz w:val="17"/>
                 <w:szCs w:val="17"/>
               </w:rPr>
-              <w:t xml:space="preserve">├── 00-ho-so-chung/                    Hồ sơ nền, dùng chung cho cả ba dự án</w:t>
+              <w:t xml:space="preserve">├── 00-ho-so-chung/                    Hồ sơ nền; DA4 dùng phần quy trình phù hợp</w:t>
             </w:r>
           </w:p>
           <w:p>
@@ -1762,7 +1984,7 @@
                 <w:sz w:val="17"/>
                 <w:szCs w:val="17"/>
               </w:rPr>
-              <w:t xml:space="preserve">│                                      6 tài liệu · 1.385 dòng</w:t>
+              <w:t xml:space="preserve">│                                      6 tài liệu · 1.407 dòng</w:t>
             </w:r>
           </w:p>
           <w:p>
@@ -1790,7 +2012,7 @@
                 <w:sz w:val="17"/>
                 <w:szCs w:val="17"/>
               </w:rPr>
-              <w:t xml:space="preserve">├── DA1-website-va-cms/                10 tài liệu · 3.518 dòng</w:t>
+              <w:t xml:space="preserve">├── DA1-website-va-cms/                11 tài liệu · 4.006 dòng</w:t>
             </w:r>
           </w:p>
           <w:p>
@@ -1819,6 +2041,34 @@
                 <w:szCs w:val="17"/>
               </w:rPr>
               <w:t xml:space="preserve">├── DA3-chatbot-ai-da-kenh/            10 tài liệu · 3.755 dòng</w:t>
+            </w:r>
+          </w:p>
+          <w:p>
+            <w:pPr>
+              <w:spacing w:after="0" w:line="250"/>
+            </w:pPr>
+            <w:r>
+              <w:rPr>
+                <w:rFonts w:ascii="Menlo" w:cs="Menlo" w:eastAsia="Menlo" w:hAnsi="Menlo"/>
+                <w:color w:val="101814"/>
+                <w:sz w:val="17"/>
+                <w:szCs w:val="17"/>
+              </w:rPr>
+              <w:t xml:space="preserve">├── DA4-chatbot-telegram-google-workspace/</w:t>
+            </w:r>
+          </w:p>
+          <w:p>
+            <w:pPr>
+              <w:spacing w:after="0" w:line="250"/>
+            </w:pPr>
+            <w:r>
+              <w:rPr>
+                <w:rFonts w:ascii="Menlo" w:cs="Menlo" w:eastAsia="Menlo" w:hAnsi="Menlo"/>
+                <w:color w:val="101814"/>
+                <w:sz w:val="17"/>
+                <w:szCs w:val="17"/>
+              </w:rPr>
+              <w:t xml:space="preserve">│                                        10 tài liệu · 2.716 dòng · dự thảo v0.1</w:t>
             </w:r>
           </w:p>
           <w:p>
@@ -2829,19 +3079,16 @@
     </w:p>
     <w:p>
       <w:pPr>
-        <w:pStyle w:val="Heading2"/>
-        <w:spacing w:after="120" w:before="280"/>
+        <w:spacing w:after="130" w:line="300"/>
       </w:pPr>
       <w:r>
         <w:rPr>
           <w:rFonts w:ascii="Be Vietnam Pro" w:cs="Be Vietnam Pro" w:eastAsia="Be Vietnam Pro" w:hAnsi="Be Vietnam Pro"/>
-          <w:b/>
-          <w:bCs/>
-          <w:color w:val="008E4D"/>
-          <w:sz w:val="24"/>
-          <w:szCs w:val="24"/>
-        </w:rPr>
-        <w:t xml:space="preserve">Quy mô bộ hồ sơ</w:t>
+          <w:color w:val="101814"/>
+          <w:sz w:val="21"/>
+          <w:szCs w:val="21"/>
+        </w:rPr>
+        <w:t xml:space="preserve">Riêng DA1 có thêm một tài liệu thao tác ngoài bộ xương chung:</w:t>
       </w:r>
     </w:p>
     <w:tbl>
@@ -2858,9 +3105,9 @@
         <w:tblLayout w:type="fixed"/>
       </w:tblPr>
       <w:tblGrid>
-        <w:gridCol w:w="6084"/>
-        <w:gridCol w:w="1872"/>
-        <w:gridCol w:w="1404"/>
+        <w:gridCol w:w="4920"/>
+        <w:gridCol w:w="3466"/>
+        <w:gridCol w:w="974"/>
       </w:tblGrid>
       <w:tr>
         <w:trPr>
@@ -2868,7 +3115,7 @@
         </w:trPr>
         <w:tc>
           <w:tcPr>
-            <w:tcW w:type="dxa" w:w="6084"/>
+            <w:tcW w:type="dxa" w:w="4920"/>
             <w:shd w:fill="EEF6F1" w:color="auto" w:val="clear"/>
             <w:tcMar>
               <w:top w:type="dxa" w:w="90"/>
@@ -2891,13 +3138,13 @@
                 <w:sz w:val="20"/>
                 <w:szCs w:val="20"/>
               </w:rPr>
-              <w:t xml:space="preserve">Bộ</w:t>
-            </w:r>
-          </w:p>
-        </w:tc>
-        <w:tc>
-          <w:tcPr>
-            <w:tcW w:type="dxa" w:w="1872"/>
+              <w:t xml:space="preserve">Tệp</w:t>
+            </w:r>
+          </w:p>
+        </w:tc>
+        <w:tc>
+          <w:tcPr>
+            <w:tcW w:type="dxa" w:w="3466"/>
             <w:shd w:fill="EEF6F1" w:color="auto" w:val="clear"/>
             <w:tcMar>
               <w:top w:type="dxa" w:w="90"/>
@@ -2910,7 +3157,6 @@
           <w:p>
             <w:pPr>
               <w:spacing w:after="0" w:line="280"/>
-              <w:jc w:val="center"/>
             </w:pPr>
             <w:r>
               <w:rPr>
@@ -2921,13 +3167,13 @@
                 <w:sz w:val="20"/>
                 <w:szCs w:val="20"/>
               </w:rPr>
-              <w:t xml:space="preserve">Tài liệu</w:t>
-            </w:r>
-          </w:p>
-        </w:tc>
-        <w:tc>
-          <w:tcPr>
-            <w:tcW w:type="dxa" w:w="1404"/>
+              <w:t xml:space="preserve">Nội dung</w:t>
+            </w:r>
+          </w:p>
+        </w:tc>
+        <w:tc>
+          <w:tcPr>
+            <w:tcW w:type="dxa" w:w="974"/>
             <w:shd w:fill="EEF6F1" w:color="auto" w:val="clear"/>
             <w:tcMar>
               <w:top w:type="dxa" w:w="90"/>
@@ -2940,7 +3186,6 @@
           <w:p>
             <w:pPr>
               <w:spacing w:after="0" w:line="280"/>
-              <w:jc w:val="center"/>
             </w:pPr>
             <w:r>
               <w:rPr>
@@ -2951,7 +3196,7 @@
                 <w:sz w:val="20"/>
                 <w:szCs w:val="20"/>
               </w:rPr>
-              <w:t xml:space="preserve">Dòng</w:t>
+              <w:t xml:space="preserve">Công đoạn</w:t>
             </w:r>
           </w:p>
         </w:tc>
@@ -2962,33 +3207,215 @@
         </w:trPr>
         <w:tc>
           <w:tcPr>
-            <w:tcW w:type="dxa" w:w="6084"/>
-            <w:tcMar>
-              <w:top w:type="dxa" w:w="90"/>
-              <w:left w:type="dxa" w:w="120"/>
-              <w:bottom w:type="dxa" w:w="90"/>
-              <w:right w:type="dxa" w:w="120"/>
-            </w:tcMar>
-            <w:vAlign w:val="center"/>
-          </w:tcPr>
-          <w:p>
-            <w:pPr>
-              <w:spacing w:after="0" w:line="280"/>
-            </w:pPr>
-            <w:r>
-              <w:rPr>
-                <w:rFonts w:ascii="Be Vietnam Pro" w:cs="Be Vietnam Pro" w:eastAsia="Be Vietnam Pro" w:hAnsi="Be Vietnam Pro"/>
-                <w:color w:val="101814"/>
-                <w:sz w:val="20"/>
-                <w:szCs w:val="20"/>
-              </w:rPr>
-              <w:t xml:space="preserve">Mục lục</w:t>
-            </w:r>
-          </w:p>
-        </w:tc>
-        <w:tc>
-          <w:tcPr>
-            <w:tcW w:type="dxa" w:w="1872"/>
+            <w:tcW w:type="dxa" w:w="4920"/>
+            <w:tcMar>
+              <w:top w:type="dxa" w:w="90"/>
+              <w:left w:type="dxa" w:w="120"/>
+              <w:bottom w:type="dxa" w:w="90"/>
+              <w:right w:type="dxa" w:w="120"/>
+            </w:tcMar>
+            <w:vAlign w:val="center"/>
+          </w:tcPr>
+          <w:p>
+            <w:pPr>
+              <w:spacing w:after="0" w:line="280"/>
+            </w:pPr>
+            <w:r>
+              <w:rPr>
+                <w:rFonts w:ascii="Menlo" w:cs="Menlo" w:eastAsia="Menlo" w:hAnsi="Menlo"/>
+                <w:color w:val="036F3D"/>
+                <w:sz w:val="20"/>
+                <w:szCs w:val="20"/>
+                <w:shd w:fill="F1F5F3" w:color="auto" w:val="clear"/>
+              </w:rPr>
+              <w:t xml:space="preserve">DA1-11-huong-dan-ket-noi-telegram</w:t>
+            </w:r>
+          </w:p>
+        </w:tc>
+        <w:tc>
+          <w:tcPr>
+            <w:tcW w:type="dxa" w:w="3466"/>
+            <w:tcMar>
+              <w:top w:type="dxa" w:w="90"/>
+              <w:left w:type="dxa" w:w="120"/>
+              <w:bottom w:type="dxa" w:w="90"/>
+              <w:right w:type="dxa" w:w="120"/>
+            </w:tcMar>
+            <w:vAlign w:val="center"/>
+          </w:tcPr>
+          <w:p>
+            <w:pPr>
+              <w:spacing w:after="0" w:line="280"/>
+            </w:pPr>
+            <w:r>
+              <w:rPr>
+                <w:rFonts w:ascii="Be Vietnam Pro" w:cs="Be Vietnam Pro" w:eastAsia="Be Vietnam Pro" w:hAnsi="Be Vietnam Pro"/>
+                <w:color w:val="101814"/>
+                <w:sz w:val="20"/>
+                <w:szCs w:val="20"/>
+              </w:rPr>
+              <w:t xml:space="preserve">Tạo bot Telegram, tạo nhóm cho nhân viên, cấu hình khung chat vào website, xử lý sự cố</w:t>
+            </w:r>
+          </w:p>
+        </w:tc>
+        <w:tc>
+          <w:tcPr>
+            <w:tcW w:type="dxa" w:w="974"/>
+            <w:tcMar>
+              <w:top w:type="dxa" w:w="90"/>
+              <w:left w:type="dxa" w:w="120"/>
+              <w:bottom w:type="dxa" w:w="90"/>
+              <w:right w:type="dxa" w:w="120"/>
+            </w:tcMar>
+            <w:vAlign w:val="center"/>
+          </w:tcPr>
+          <w:p>
+            <w:pPr>
+              <w:spacing w:after="0" w:line="280"/>
+            </w:pPr>
+            <w:r>
+              <w:rPr>
+                <w:rFonts w:ascii="Be Vietnam Pro" w:cs="Be Vietnam Pro" w:eastAsia="Be Vietnam Pro" w:hAnsi="Be Vietnam Pro"/>
+                <w:color w:val="101814"/>
+                <w:sz w:val="20"/>
+                <w:szCs w:val="20"/>
+              </w:rPr>
+              <w:t xml:space="preserve">6</w:t>
+            </w:r>
+          </w:p>
+        </w:tc>
+      </w:tr>
+    </w:tbl>
+    <w:p>
+      <w:pPr>
+        <w:spacing w:after="180"/>
+      </w:pPr>
+    </w:p>
+    <w:p>
+      <w:pPr>
+        <w:spacing w:after="130" w:line="300"/>
+      </w:pPr>
+      <w:r>
+        <w:rPr>
+          <w:rFonts w:ascii="Be Vietnam Pro" w:cs="Be Vietnam Pro" w:eastAsia="Be Vietnam Pro" w:hAnsi="Be Vietnam Pro"/>
+          <w:color w:val="101814"/>
+          <w:sz w:val="21"/>
+          <w:szCs w:val="21"/>
+        </w:rPr>
+        <w:t xml:space="preserve">Tách riêng vì đây là tài liệu </w:t>
+      </w:r>
+      <w:r>
+        <w:rPr>
+          <w:rFonts w:ascii="Be Vietnam Pro" w:cs="Be Vietnam Pro" w:eastAsia="Be Vietnam Pro" w:hAnsi="Be Vietnam Pro"/>
+          <w:b/>
+          <w:bCs/>
+          <w:color w:val="101814"/>
+          <w:sz w:val="21"/>
+          <w:szCs w:val="21"/>
+        </w:rPr>
+        <w:t xml:space="preserve">đưa cho người cài đặt làm theo từng bước</w:t>
+      </w:r>
+      <w:r>
+        <w:rPr>
+          <w:rFonts w:ascii="Be Vietnam Pro" w:cs="Be Vietnam Pro" w:eastAsia="Be Vietnam Pro" w:hAnsi="Be Vietnam Pro"/>
+          <w:color w:val="101814"/>
+          <w:sz w:val="21"/>
+          <w:szCs w:val="21"/>
+        </w:rPr>
+        <w:t xml:space="preserve">, khác mục đích với </w:t>
+      </w:r>
+      <w:r>
+        <w:rPr>
+          <w:rFonts w:ascii="Menlo" w:cs="Menlo" w:eastAsia="Menlo" w:hAnsi="Menlo"/>
+          <w:color w:val="036F3D"/>
+          <w:sz w:val="19"/>
+          <w:szCs w:val="19"/>
+          <w:shd w:fill="F1F5F3" w:color="auto" w:val="clear"/>
+        </w:rPr>
+        <w:t xml:space="preserve">DA1-09</w:t>
+      </w:r>
+      <w:r>
+        <w:rPr>
+          <w:rFonts w:ascii="Be Vietnam Pro" w:cs="Be Vietnam Pro" w:eastAsia="Be Vietnam Pro" w:hAnsi="Be Vietnam Pro"/>
+          <w:color w:val="101814"/>
+          <w:sz w:val="21"/>
+          <w:szCs w:val="21"/>
+        </w:rPr>
+        <w:t xml:space="preserve"> vốn hướng dẫn dùng hệ quản trị hằng ngày.</w:t>
+      </w:r>
+    </w:p>
+    <w:p>
+      <w:pPr>
+        <w:pStyle w:val="Heading2"/>
+        <w:spacing w:after="120" w:before="280"/>
+      </w:pPr>
+      <w:r>
+        <w:rPr>
+          <w:rFonts w:ascii="Be Vietnam Pro" w:cs="Be Vietnam Pro" w:eastAsia="Be Vietnam Pro" w:hAnsi="Be Vietnam Pro"/>
+          <w:b/>
+          <w:bCs/>
+          <w:color w:val="008E4D"/>
+          <w:sz w:val="24"/>
+          <w:szCs w:val="24"/>
+        </w:rPr>
+        <w:t xml:space="preserve">Quy mô bộ hồ sơ</w:t>
+      </w:r>
+    </w:p>
+    <w:tbl>
+      <w:tblPr>
+        <w:tblW w:type="dxa" w:w="9360"/>
+        <w:tblBorders>
+          <w:top w:val="single" w:color="CFE3D8" w:sz="4"/>
+          <w:left w:val="single" w:color="CFE3D8" w:sz="4"/>
+          <w:bottom w:val="single" w:color="CFE3D8" w:sz="4"/>
+          <w:right w:val="single" w:color="CFE3D8" w:sz="4"/>
+          <w:insideH w:val="single" w:color="CFE3D8" w:sz="4"/>
+          <w:insideV w:val="single" w:color="CFE3D8" w:sz="4"/>
+        </w:tblBorders>
+        <w:tblLayout w:type="fixed"/>
+      </w:tblPr>
+      <w:tblGrid>
+        <w:gridCol w:w="6883"/>
+        <w:gridCol w:w="1337"/>
+        <w:gridCol w:w="1140"/>
+      </w:tblGrid>
+      <w:tr>
+        <w:trPr>
+          <w:tblHeader/>
+        </w:trPr>
+        <w:tc>
+          <w:tcPr>
+            <w:tcW w:type="dxa" w:w="6883"/>
+            <w:shd w:fill="EEF6F1" w:color="auto" w:val="clear"/>
+            <w:tcMar>
+              <w:top w:type="dxa" w:w="90"/>
+              <w:left w:type="dxa" w:w="120"/>
+              <w:bottom w:type="dxa" w:w="90"/>
+              <w:right w:type="dxa" w:w="120"/>
+            </w:tcMar>
+            <w:vAlign w:val="center"/>
+          </w:tcPr>
+          <w:p>
+            <w:pPr>
+              <w:spacing w:after="0" w:line="280"/>
+            </w:pPr>
+            <w:r>
+              <w:rPr>
+                <w:rFonts w:ascii="Be Vietnam Pro" w:cs="Be Vietnam Pro" w:eastAsia="Be Vietnam Pro" w:hAnsi="Be Vietnam Pro"/>
+                <w:b/>
+                <w:bCs/>
+                <w:color w:val="036F3D"/>
+                <w:sz w:val="20"/>
+                <w:szCs w:val="20"/>
+              </w:rPr>
+              <w:t xml:space="preserve">Bộ</w:t>
+            </w:r>
+          </w:p>
+        </w:tc>
+        <w:tc>
+          <w:tcPr>
+            <w:tcW w:type="dxa" w:w="1337"/>
+            <w:shd w:fill="EEF6F1" w:color="auto" w:val="clear"/>
             <w:tcMar>
               <w:top w:type="dxa" w:w="90"/>
               <w:left w:type="dxa" w:w="120"/>
@@ -3005,17 +3432,20 @@
             <w:r>
               <w:rPr>
                 <w:rFonts w:ascii="Be Vietnam Pro" w:cs="Be Vietnam Pro" w:eastAsia="Be Vietnam Pro" w:hAnsi="Be Vietnam Pro"/>
-                <w:color w:val="101814"/>
-                <w:sz w:val="20"/>
-                <w:szCs w:val="20"/>
-              </w:rPr>
-              <w:t xml:space="preserve">1</w:t>
-            </w:r>
-          </w:p>
-        </w:tc>
-        <w:tc>
-          <w:tcPr>
-            <w:tcW w:type="dxa" w:w="1404"/>
+                <w:b/>
+                <w:bCs/>
+                <w:color w:val="036F3D"/>
+                <w:sz w:val="20"/>
+                <w:szCs w:val="20"/>
+              </w:rPr>
+              <w:t xml:space="preserve">Tài liệu</w:t>
+            </w:r>
+          </w:p>
+        </w:tc>
+        <w:tc>
+          <w:tcPr>
+            <w:tcW w:type="dxa" w:w="1140"/>
+            <w:shd w:fill="EEF6F1" w:color="auto" w:val="clear"/>
             <w:tcMar>
               <w:top w:type="dxa" w:w="90"/>
               <w:left w:type="dxa" w:w="120"/>
@@ -3032,11 +3462,13 @@
             <w:r>
               <w:rPr>
                 <w:rFonts w:ascii="Be Vietnam Pro" w:cs="Be Vietnam Pro" w:eastAsia="Be Vietnam Pro" w:hAnsi="Be Vietnam Pro"/>
-                <w:color w:val="101814"/>
-                <w:sz w:val="20"/>
-                <w:szCs w:val="20"/>
-              </w:rPr>
-              <w:t xml:space="preserve">125</w:t>
+                <w:b/>
+                <w:bCs/>
+                <w:color w:val="036F3D"/>
+                <w:sz w:val="20"/>
+                <w:szCs w:val="20"/>
+              </w:rPr>
+              <w:t xml:space="preserve">Dòng</w:t>
             </w:r>
           </w:p>
         </w:tc>
@@ -3047,33 +3479,33 @@
         </w:trPr>
         <w:tc>
           <w:tcPr>
-            <w:tcW w:type="dxa" w:w="6084"/>
-            <w:tcMar>
-              <w:top w:type="dxa" w:w="90"/>
-              <w:left w:type="dxa" w:w="120"/>
-              <w:bottom w:type="dxa" w:w="90"/>
-              <w:right w:type="dxa" w:w="120"/>
-            </w:tcMar>
-            <w:vAlign w:val="center"/>
-          </w:tcPr>
-          <w:p>
-            <w:pPr>
-              <w:spacing w:after="0" w:line="280"/>
-            </w:pPr>
-            <w:r>
-              <w:rPr>
-                <w:rFonts w:ascii="Be Vietnam Pro" w:cs="Be Vietnam Pro" w:eastAsia="Be Vietnam Pro" w:hAnsi="Be Vietnam Pro"/>
-                <w:color w:val="101814"/>
-                <w:sz w:val="20"/>
-                <w:szCs w:val="20"/>
-              </w:rPr>
-              <w:t xml:space="preserve">Hồ sơ chung</w:t>
-            </w:r>
-          </w:p>
-        </w:tc>
-        <w:tc>
-          <w:tcPr>
-            <w:tcW w:type="dxa" w:w="1872"/>
+            <w:tcW w:type="dxa" w:w="6883"/>
+            <w:tcMar>
+              <w:top w:type="dxa" w:w="90"/>
+              <w:left w:type="dxa" w:w="120"/>
+              <w:bottom w:type="dxa" w:w="90"/>
+              <w:right w:type="dxa" w:w="120"/>
+            </w:tcMar>
+            <w:vAlign w:val="center"/>
+          </w:tcPr>
+          <w:p>
+            <w:pPr>
+              <w:spacing w:after="0" w:line="280"/>
+            </w:pPr>
+            <w:r>
+              <w:rPr>
+                <w:rFonts w:ascii="Be Vietnam Pro" w:cs="Be Vietnam Pro" w:eastAsia="Be Vietnam Pro" w:hAnsi="Be Vietnam Pro"/>
+                <w:color w:val="101814"/>
+                <w:sz w:val="20"/>
+                <w:szCs w:val="20"/>
+              </w:rPr>
+              <w:t xml:space="preserve">Mục lục</w:t>
+            </w:r>
+          </w:p>
+        </w:tc>
+        <w:tc>
+          <w:tcPr>
+            <w:tcW w:type="dxa" w:w="1337"/>
             <w:tcMar>
               <w:top w:type="dxa" w:w="90"/>
               <w:left w:type="dxa" w:w="120"/>
@@ -3094,13 +3526,13 @@
                 <w:sz w:val="20"/>
                 <w:szCs w:val="20"/>
               </w:rPr>
-              <w:t xml:space="preserve">6</w:t>
-            </w:r>
-          </w:p>
-        </w:tc>
-        <w:tc>
-          <w:tcPr>
-            <w:tcW w:type="dxa" w:w="1404"/>
+              <w:t xml:space="preserve">1</w:t>
+            </w:r>
+          </w:p>
+        </w:tc>
+        <w:tc>
+          <w:tcPr>
+            <w:tcW w:type="dxa" w:w="1140"/>
             <w:tcMar>
               <w:top w:type="dxa" w:w="90"/>
               <w:left w:type="dxa" w:w="120"/>
@@ -3121,7 +3553,7 @@
                 <w:sz w:val="20"/>
                 <w:szCs w:val="20"/>
               </w:rPr>
-              <w:t xml:space="preserve">1.385</w:t>
+              <w:t xml:space="preserve">161</w:t>
             </w:r>
           </w:p>
         </w:tc>
@@ -3132,33 +3564,33 @@
         </w:trPr>
         <w:tc>
           <w:tcPr>
-            <w:tcW w:type="dxa" w:w="6084"/>
-            <w:tcMar>
-              <w:top w:type="dxa" w:w="90"/>
-              <w:left w:type="dxa" w:w="120"/>
-              <w:bottom w:type="dxa" w:w="90"/>
-              <w:right w:type="dxa" w:w="120"/>
-            </w:tcMar>
-            <w:vAlign w:val="center"/>
-          </w:tcPr>
-          <w:p>
-            <w:pPr>
-              <w:spacing w:after="0" w:line="280"/>
-            </w:pPr>
-            <w:r>
-              <w:rPr>
-                <w:rFonts w:ascii="Be Vietnam Pro" w:cs="Be Vietnam Pro" w:eastAsia="Be Vietnam Pro" w:hAnsi="Be Vietnam Pro"/>
-                <w:color w:val="101814"/>
-                <w:sz w:val="20"/>
-                <w:szCs w:val="20"/>
-              </w:rPr>
-              <w:t xml:space="preserve">DA1 — Website và CMS</w:t>
-            </w:r>
-          </w:p>
-        </w:tc>
-        <w:tc>
-          <w:tcPr>
-            <w:tcW w:type="dxa" w:w="1872"/>
+            <w:tcW w:type="dxa" w:w="6883"/>
+            <w:tcMar>
+              <w:top w:type="dxa" w:w="90"/>
+              <w:left w:type="dxa" w:w="120"/>
+              <w:bottom w:type="dxa" w:w="90"/>
+              <w:right w:type="dxa" w:w="120"/>
+            </w:tcMar>
+            <w:vAlign w:val="center"/>
+          </w:tcPr>
+          <w:p>
+            <w:pPr>
+              <w:spacing w:after="0" w:line="280"/>
+            </w:pPr>
+            <w:r>
+              <w:rPr>
+                <w:rFonts w:ascii="Be Vietnam Pro" w:cs="Be Vietnam Pro" w:eastAsia="Be Vietnam Pro" w:hAnsi="Be Vietnam Pro"/>
+                <w:color w:val="101814"/>
+                <w:sz w:val="20"/>
+                <w:szCs w:val="20"/>
+              </w:rPr>
+              <w:t xml:space="preserve">Hồ sơ chung</w:t>
+            </w:r>
+          </w:p>
+        </w:tc>
+        <w:tc>
+          <w:tcPr>
+            <w:tcW w:type="dxa" w:w="1337"/>
             <w:tcMar>
               <w:top w:type="dxa" w:w="90"/>
               <w:left w:type="dxa" w:w="120"/>
@@ -3179,13 +3611,13 @@
                 <w:sz w:val="20"/>
                 <w:szCs w:val="20"/>
               </w:rPr>
-              <w:t xml:space="preserve">10</w:t>
-            </w:r>
-          </w:p>
-        </w:tc>
-        <w:tc>
-          <w:tcPr>
-            <w:tcW w:type="dxa" w:w="1404"/>
+              <w:t xml:space="preserve">6</w:t>
+            </w:r>
+          </w:p>
+        </w:tc>
+        <w:tc>
+          <w:tcPr>
+            <w:tcW w:type="dxa" w:w="1140"/>
             <w:tcMar>
               <w:top w:type="dxa" w:w="90"/>
               <w:left w:type="dxa" w:w="120"/>
@@ -3206,7 +3638,7 @@
                 <w:sz w:val="20"/>
                 <w:szCs w:val="20"/>
               </w:rPr>
-              <w:t xml:space="preserve">3.518</w:t>
+              <w:t xml:space="preserve">1.407</w:t>
             </w:r>
           </w:p>
         </w:tc>
@@ -3217,33 +3649,33 @@
         </w:trPr>
         <w:tc>
           <w:tcPr>
-            <w:tcW w:type="dxa" w:w="6084"/>
-            <w:tcMar>
-              <w:top w:type="dxa" w:w="90"/>
-              <w:left w:type="dxa" w:w="120"/>
-              <w:bottom w:type="dxa" w:w="90"/>
-              <w:right w:type="dxa" w:w="120"/>
-            </w:tcMar>
-            <w:vAlign w:val="center"/>
-          </w:tcPr>
-          <w:p>
-            <w:pPr>
-              <w:spacing w:after="0" w:line="280"/>
-            </w:pPr>
-            <w:r>
-              <w:rPr>
-                <w:rFonts w:ascii="Be Vietnam Pro" w:cs="Be Vietnam Pro" w:eastAsia="Be Vietnam Pro" w:hAnsi="Be Vietnam Pro"/>
-                <w:color w:val="101814"/>
-                <w:sz w:val="20"/>
-                <w:szCs w:val="20"/>
-              </w:rPr>
-              <w:t xml:space="preserve">DA2 — AI chuẩn hoá dữ liệu</w:t>
-            </w:r>
-          </w:p>
-        </w:tc>
-        <w:tc>
-          <w:tcPr>
-            <w:tcW w:type="dxa" w:w="1872"/>
+            <w:tcW w:type="dxa" w:w="6883"/>
+            <w:tcMar>
+              <w:top w:type="dxa" w:w="90"/>
+              <w:left w:type="dxa" w:w="120"/>
+              <w:bottom w:type="dxa" w:w="90"/>
+              <w:right w:type="dxa" w:w="120"/>
+            </w:tcMar>
+            <w:vAlign w:val="center"/>
+          </w:tcPr>
+          <w:p>
+            <w:pPr>
+              <w:spacing w:after="0" w:line="280"/>
+            </w:pPr>
+            <w:r>
+              <w:rPr>
+                <w:rFonts w:ascii="Be Vietnam Pro" w:cs="Be Vietnam Pro" w:eastAsia="Be Vietnam Pro" w:hAnsi="Be Vietnam Pro"/>
+                <w:color w:val="101814"/>
+                <w:sz w:val="20"/>
+                <w:szCs w:val="20"/>
+              </w:rPr>
+              <w:t xml:space="preserve">DA1 — Website và CMS</w:t>
+            </w:r>
+          </w:p>
+        </w:tc>
+        <w:tc>
+          <w:tcPr>
+            <w:tcW w:type="dxa" w:w="1337"/>
             <w:tcMar>
               <w:top w:type="dxa" w:w="90"/>
               <w:left w:type="dxa" w:w="120"/>
@@ -3264,13 +3696,13 @@
                 <w:sz w:val="20"/>
                 <w:szCs w:val="20"/>
               </w:rPr>
-              <w:t xml:space="preserve">10</w:t>
-            </w:r>
-          </w:p>
-        </w:tc>
-        <w:tc>
-          <w:tcPr>
-            <w:tcW w:type="dxa" w:w="1404"/>
+              <w:t xml:space="preserve">11</w:t>
+            </w:r>
+          </w:p>
+        </w:tc>
+        <w:tc>
+          <w:tcPr>
+            <w:tcW w:type="dxa" w:w="1140"/>
             <w:tcMar>
               <w:top w:type="dxa" w:w="90"/>
               <w:left w:type="dxa" w:w="120"/>
@@ -3291,7 +3723,7 @@
                 <w:sz w:val="20"/>
                 <w:szCs w:val="20"/>
               </w:rPr>
-              <w:t xml:space="preserve">3.154</w:t>
+              <w:t xml:space="preserve">4.006</w:t>
             </w:r>
           </w:p>
         </w:tc>
@@ -3302,33 +3734,33 @@
         </w:trPr>
         <w:tc>
           <w:tcPr>
-            <w:tcW w:type="dxa" w:w="6084"/>
-            <w:tcMar>
-              <w:top w:type="dxa" w:w="90"/>
-              <w:left w:type="dxa" w:w="120"/>
-              <w:bottom w:type="dxa" w:w="90"/>
-              <w:right w:type="dxa" w:w="120"/>
-            </w:tcMar>
-            <w:vAlign w:val="center"/>
-          </w:tcPr>
-          <w:p>
-            <w:pPr>
-              <w:spacing w:after="0" w:line="280"/>
-            </w:pPr>
-            <w:r>
-              <w:rPr>
-                <w:rFonts w:ascii="Be Vietnam Pro" w:cs="Be Vietnam Pro" w:eastAsia="Be Vietnam Pro" w:hAnsi="Be Vietnam Pro"/>
-                <w:color w:val="101814"/>
-                <w:sz w:val="20"/>
-                <w:szCs w:val="20"/>
-              </w:rPr>
-              <w:t xml:space="preserve">DA3 — Chatbot AI đa kênh</w:t>
-            </w:r>
-          </w:p>
-        </w:tc>
-        <w:tc>
-          <w:tcPr>
-            <w:tcW w:type="dxa" w:w="1872"/>
+            <w:tcW w:type="dxa" w:w="6883"/>
+            <w:tcMar>
+              <w:top w:type="dxa" w:w="90"/>
+              <w:left w:type="dxa" w:w="120"/>
+              <w:bottom w:type="dxa" w:w="90"/>
+              <w:right w:type="dxa" w:w="120"/>
+            </w:tcMar>
+            <w:vAlign w:val="center"/>
+          </w:tcPr>
+          <w:p>
+            <w:pPr>
+              <w:spacing w:after="0" w:line="280"/>
+            </w:pPr>
+            <w:r>
+              <w:rPr>
+                <w:rFonts w:ascii="Be Vietnam Pro" w:cs="Be Vietnam Pro" w:eastAsia="Be Vietnam Pro" w:hAnsi="Be Vietnam Pro"/>
+                <w:color w:val="101814"/>
+                <w:sz w:val="20"/>
+                <w:szCs w:val="20"/>
+              </w:rPr>
+              <w:t xml:space="preserve">DA2 — AI chuẩn hoá dữ liệu</w:t>
+            </w:r>
+          </w:p>
+        </w:tc>
+        <w:tc>
+          <w:tcPr>
+            <w:tcW w:type="dxa" w:w="1337"/>
             <w:tcMar>
               <w:top w:type="dxa" w:w="90"/>
               <w:left w:type="dxa" w:w="120"/>
@@ -3355,7 +3787,7 @@
         </w:tc>
         <w:tc>
           <w:tcPr>
-            <w:tcW w:type="dxa" w:w="1404"/>
+            <w:tcW w:type="dxa" w:w="1140"/>
             <w:tcMar>
               <w:top w:type="dxa" w:w="90"/>
               <w:left w:type="dxa" w:w="120"/>
@@ -3376,7 +3808,7 @@
                 <w:sz w:val="20"/>
                 <w:szCs w:val="20"/>
               </w:rPr>
-              <w:t xml:space="preserve">3.755</w:t>
+              <w:t xml:space="preserve">3.154</w:t>
             </w:r>
           </w:p>
         </w:tc>
@@ -3387,7 +3819,177 @@
         </w:trPr>
         <w:tc>
           <w:tcPr>
-            <w:tcW w:type="dxa" w:w="6084"/>
+            <w:tcW w:type="dxa" w:w="6883"/>
+            <w:tcMar>
+              <w:top w:type="dxa" w:w="90"/>
+              <w:left w:type="dxa" w:w="120"/>
+              <w:bottom w:type="dxa" w:w="90"/>
+              <w:right w:type="dxa" w:w="120"/>
+            </w:tcMar>
+            <w:vAlign w:val="center"/>
+          </w:tcPr>
+          <w:p>
+            <w:pPr>
+              <w:spacing w:after="0" w:line="280"/>
+            </w:pPr>
+            <w:r>
+              <w:rPr>
+                <w:rFonts w:ascii="Be Vietnam Pro" w:cs="Be Vietnam Pro" w:eastAsia="Be Vietnam Pro" w:hAnsi="Be Vietnam Pro"/>
+                <w:color w:val="101814"/>
+                <w:sz w:val="20"/>
+                <w:szCs w:val="20"/>
+              </w:rPr>
+              <w:t xml:space="preserve">DA3 — Chatbot AI đa kênh</w:t>
+            </w:r>
+          </w:p>
+        </w:tc>
+        <w:tc>
+          <w:tcPr>
+            <w:tcW w:type="dxa" w:w="1337"/>
+            <w:tcMar>
+              <w:top w:type="dxa" w:w="90"/>
+              <w:left w:type="dxa" w:w="120"/>
+              <w:bottom w:type="dxa" w:w="90"/>
+              <w:right w:type="dxa" w:w="120"/>
+            </w:tcMar>
+            <w:vAlign w:val="center"/>
+          </w:tcPr>
+          <w:p>
+            <w:pPr>
+              <w:spacing w:after="0" w:line="280"/>
+              <w:jc w:val="center"/>
+            </w:pPr>
+            <w:r>
+              <w:rPr>
+                <w:rFonts w:ascii="Be Vietnam Pro" w:cs="Be Vietnam Pro" w:eastAsia="Be Vietnam Pro" w:hAnsi="Be Vietnam Pro"/>
+                <w:color w:val="101814"/>
+                <w:sz w:val="20"/>
+                <w:szCs w:val="20"/>
+              </w:rPr>
+              <w:t xml:space="preserve">10</w:t>
+            </w:r>
+          </w:p>
+        </w:tc>
+        <w:tc>
+          <w:tcPr>
+            <w:tcW w:type="dxa" w:w="1140"/>
+            <w:tcMar>
+              <w:top w:type="dxa" w:w="90"/>
+              <w:left w:type="dxa" w:w="120"/>
+              <w:bottom w:type="dxa" w:w="90"/>
+              <w:right w:type="dxa" w:w="120"/>
+            </w:tcMar>
+            <w:vAlign w:val="center"/>
+          </w:tcPr>
+          <w:p>
+            <w:pPr>
+              <w:spacing w:after="0" w:line="280"/>
+              <w:jc w:val="center"/>
+            </w:pPr>
+            <w:r>
+              <w:rPr>
+                <w:rFonts w:ascii="Be Vietnam Pro" w:cs="Be Vietnam Pro" w:eastAsia="Be Vietnam Pro" w:hAnsi="Be Vietnam Pro"/>
+                <w:color w:val="101814"/>
+                <w:sz w:val="20"/>
+                <w:szCs w:val="20"/>
+              </w:rPr>
+              <w:t xml:space="preserve">3.755</w:t>
+            </w:r>
+          </w:p>
+        </w:tc>
+      </w:tr>
+      <w:tr>
+        <w:trPr>
+          <w:tblHeader w:val="false"/>
+        </w:trPr>
+        <w:tc>
+          <w:tcPr>
+            <w:tcW w:type="dxa" w:w="6883"/>
+            <w:tcMar>
+              <w:top w:type="dxa" w:w="90"/>
+              <w:left w:type="dxa" w:w="120"/>
+              <w:bottom w:type="dxa" w:w="90"/>
+              <w:right w:type="dxa" w:w="120"/>
+            </w:tcMar>
+            <w:vAlign w:val="center"/>
+          </w:tcPr>
+          <w:p>
+            <w:pPr>
+              <w:spacing w:after="0" w:line="280"/>
+            </w:pPr>
+            <w:r>
+              <w:rPr>
+                <w:rFonts w:ascii="Be Vietnam Pro" w:cs="Be Vietnam Pro" w:eastAsia="Be Vietnam Pro" w:hAnsi="Be Vietnam Pro"/>
+                <w:color w:val="101814"/>
+                <w:sz w:val="20"/>
+                <w:szCs w:val="20"/>
+              </w:rPr>
+              <w:t xml:space="preserve">DA4 — Chatbot Telegram và Google Workspace</w:t>
+            </w:r>
+          </w:p>
+        </w:tc>
+        <w:tc>
+          <w:tcPr>
+            <w:tcW w:type="dxa" w:w="1337"/>
+            <w:tcMar>
+              <w:top w:type="dxa" w:w="90"/>
+              <w:left w:type="dxa" w:w="120"/>
+              <w:bottom w:type="dxa" w:w="90"/>
+              <w:right w:type="dxa" w:w="120"/>
+            </w:tcMar>
+            <w:vAlign w:val="center"/>
+          </w:tcPr>
+          <w:p>
+            <w:pPr>
+              <w:spacing w:after="0" w:line="280"/>
+              <w:jc w:val="center"/>
+            </w:pPr>
+            <w:r>
+              <w:rPr>
+                <w:rFonts w:ascii="Be Vietnam Pro" w:cs="Be Vietnam Pro" w:eastAsia="Be Vietnam Pro" w:hAnsi="Be Vietnam Pro"/>
+                <w:color w:val="101814"/>
+                <w:sz w:val="20"/>
+                <w:szCs w:val="20"/>
+              </w:rPr>
+              <w:t xml:space="preserve">10</w:t>
+            </w:r>
+          </w:p>
+        </w:tc>
+        <w:tc>
+          <w:tcPr>
+            <w:tcW w:type="dxa" w:w="1140"/>
+            <w:tcMar>
+              <w:top w:type="dxa" w:w="90"/>
+              <w:left w:type="dxa" w:w="120"/>
+              <w:bottom w:type="dxa" w:w="90"/>
+              <w:right w:type="dxa" w:w="120"/>
+            </w:tcMar>
+            <w:vAlign w:val="center"/>
+          </w:tcPr>
+          <w:p>
+            <w:pPr>
+              <w:spacing w:after="0" w:line="280"/>
+              <w:jc w:val="center"/>
+            </w:pPr>
+            <w:r>
+              <w:rPr>
+                <w:rFonts w:ascii="Be Vietnam Pro" w:cs="Be Vietnam Pro" w:eastAsia="Be Vietnam Pro" w:hAnsi="Be Vietnam Pro"/>
+                <w:color w:val="101814"/>
+                <w:sz w:val="20"/>
+                <w:szCs w:val="20"/>
+              </w:rPr>
+              <w:t xml:space="preserve">2.716</w:t>
+            </w:r>
+          </w:p>
+        </w:tc>
+      </w:tr>
+      <w:tr>
+        <w:trPr>
+          <w:tblHeader w:val="false"/>
+        </w:trPr>
+        <w:tc>
+          <w:tcPr>
+            <w:tcW w:type="dxa" w:w="6883"/>
             <w:tcMar>
               <w:top w:type="dxa" w:w="90"/>
               <w:left w:type="dxa" w:w="120"/>
@@ -3415,7 +4017,7 @@
         </w:tc>
         <w:tc>
           <w:tcPr>
-            <w:tcW w:type="dxa" w:w="1872"/>
+            <w:tcW w:type="dxa" w:w="1337"/>
             <w:tcMar>
               <w:top w:type="dxa" w:w="90"/>
               <w:left w:type="dxa" w:w="120"/>
@@ -3438,13 +4040,13 @@
                 <w:sz w:val="20"/>
                 <w:szCs w:val="20"/>
               </w:rPr>
-              <w:t xml:space="preserve">37</w:t>
-            </w:r>
-          </w:p>
-        </w:tc>
-        <w:tc>
-          <w:tcPr>
-            <w:tcW w:type="dxa" w:w="1404"/>
+              <w:t xml:space="preserve">48</w:t>
+            </w:r>
+          </w:p>
+        </w:tc>
+        <w:tc>
+          <w:tcPr>
+            <w:tcW w:type="dxa" w:w="1140"/>
             <w:tcMar>
               <w:top w:type="dxa" w:w="90"/>
               <w:left w:type="dxa" w:w="120"/>
@@ -3467,7 +4069,7 @@
                 <w:sz w:val="20"/>
                 <w:szCs w:val="20"/>
               </w:rPr>
-              <w:t xml:space="preserve">11.937</w:t>
+              <w:t xml:space="preserve">15.199</w:t>
             </w:r>
           </w:p>
         </w:tc>
@@ -3595,8 +4197,8 @@
       </w:tblPr>
       <w:tblGrid>
         <w:gridCol w:w="974"/>
-        <w:gridCol w:w="4778"/>
-        <w:gridCol w:w="3608"/>
+        <w:gridCol w:w="3828"/>
+        <w:gridCol w:w="4558"/>
       </w:tblGrid>
       <w:tr>
         <w:trPr>
@@ -3633,7 +4235,7 @@
         </w:tc>
         <w:tc>
           <w:tcPr>
-            <w:tcW w:type="dxa" w:w="4778"/>
+            <w:tcW w:type="dxa" w:w="3828"/>
             <w:shd w:fill="EEF6F1" w:color="auto" w:val="clear"/>
             <w:tcMar>
               <w:top w:type="dxa" w:w="90"/>
@@ -3662,7 +4264,7 @@
         </w:tc>
         <w:tc>
           <w:tcPr>
-            <w:tcW w:type="dxa" w:w="3608"/>
+            <w:tcW w:type="dxa" w:w="4558"/>
             <w:shd w:fill="EEF6F1" w:color="auto" w:val="clear"/>
             <w:tcMar>
               <w:top w:type="dxa" w:w="90"/>
@@ -3722,7 +4324,7 @@
         </w:tc>
         <w:tc>
           <w:tcPr>
-            <w:tcW w:type="dxa" w:w="4778"/>
+            <w:tcW w:type="dxa" w:w="3828"/>
             <w:tcMar>
               <w:top w:type="dxa" w:w="90"/>
               <w:left w:type="dxa" w:w="120"/>
@@ -3748,27 +4350,27 @@
         </w:tc>
         <w:tc>
           <w:tcPr>
-            <w:tcW w:type="dxa" w:w="3608"/>
-            <w:tcMar>
-              <w:top w:type="dxa" w:w="90"/>
-              <w:left w:type="dxa" w:w="120"/>
-              <w:bottom w:type="dxa" w:w="90"/>
-              <w:right w:type="dxa" w:w="120"/>
-            </w:tcMar>
-            <w:vAlign w:val="center"/>
-          </w:tcPr>
-          <w:p>
-            <w:pPr>
-              <w:spacing w:after="0" w:line="280"/>
-            </w:pPr>
-            <w:r>
-              <w:rPr>
-                <w:rFonts w:ascii="Be Vietnam Pro" w:cs="Be Vietnam Pro" w:eastAsia="Be Vietnam Pro" w:hAnsi="Be Vietnam Pro"/>
-                <w:color w:val="101814"/>
-                <w:sz w:val="20"/>
-                <w:szCs w:val="20"/>
-              </w:rPr>
-              <w:t xml:space="preserve">✅ Cả ba dự án</w:t>
+            <w:tcW w:type="dxa" w:w="4558"/>
+            <w:tcMar>
+              <w:top w:type="dxa" w:w="90"/>
+              <w:left w:type="dxa" w:w="120"/>
+              <w:bottom w:type="dxa" w:w="90"/>
+              <w:right w:type="dxa" w:w="120"/>
+            </w:tcMar>
+            <w:vAlign w:val="center"/>
+          </w:tcPr>
+          <w:p>
+            <w:pPr>
+              <w:spacing w:after="0" w:line="280"/>
+            </w:pPr>
+            <w:r>
+              <w:rPr>
+                <w:rFonts w:ascii="Be Vietnam Pro" w:cs="Be Vietnam Pro" w:eastAsia="Be Vietnam Pro" w:hAnsi="Be Vietnam Pro"/>
+                <w:color w:val="101814"/>
+                <w:sz w:val="20"/>
+                <w:szCs w:val="20"/>
+              </w:rPr>
+              <w:t xml:space="preserve">✅ DA1–DA3; 📝 DA4 dự thảo chờ duyệt</w:t>
             </w:r>
           </w:p>
         </w:tc>
@@ -3805,7 +4407,7 @@
         </w:tc>
         <w:tc>
           <w:tcPr>
-            <w:tcW w:type="dxa" w:w="4778"/>
+            <w:tcW w:type="dxa" w:w="3828"/>
             <w:tcMar>
               <w:top w:type="dxa" w:w="90"/>
               <w:left w:type="dxa" w:w="120"/>
@@ -3831,27 +4433,27 @@
         </w:tc>
         <w:tc>
           <w:tcPr>
-            <w:tcW w:type="dxa" w:w="3608"/>
-            <w:tcMar>
-              <w:top w:type="dxa" w:w="90"/>
-              <w:left w:type="dxa" w:w="120"/>
-              <w:bottom w:type="dxa" w:w="90"/>
-              <w:right w:type="dxa" w:w="120"/>
-            </w:tcMar>
-            <w:vAlign w:val="center"/>
-          </w:tcPr>
-          <w:p>
-            <w:pPr>
-              <w:spacing w:after="0" w:line="280"/>
-            </w:pPr>
-            <w:r>
-              <w:rPr>
-                <w:rFonts w:ascii="Be Vietnam Pro" w:cs="Be Vietnam Pro" w:eastAsia="Be Vietnam Pro" w:hAnsi="Be Vietnam Pro"/>
-                <w:color w:val="101814"/>
-                <w:sz w:val="20"/>
-                <w:szCs w:val="20"/>
-              </w:rPr>
-              <w:t xml:space="preserve">✅ Cả ba dự án</w:t>
+            <w:tcW w:type="dxa" w:w="4558"/>
+            <w:tcMar>
+              <w:top w:type="dxa" w:w="90"/>
+              <w:left w:type="dxa" w:w="120"/>
+              <w:bottom w:type="dxa" w:w="90"/>
+              <w:right w:type="dxa" w:w="120"/>
+            </w:tcMar>
+            <w:vAlign w:val="center"/>
+          </w:tcPr>
+          <w:p>
+            <w:pPr>
+              <w:spacing w:after="0" w:line="280"/>
+            </w:pPr>
+            <w:r>
+              <w:rPr>
+                <w:rFonts w:ascii="Be Vietnam Pro" w:cs="Be Vietnam Pro" w:eastAsia="Be Vietnam Pro" w:hAnsi="Be Vietnam Pro"/>
+                <w:color w:val="101814"/>
+                <w:sz w:val="20"/>
+                <w:szCs w:val="20"/>
+              </w:rPr>
+              <w:t xml:space="preserve">✅ DA1–DA3; 📝 DA4 dự thảo chờ duyệt</w:t>
             </w:r>
           </w:p>
         </w:tc>
@@ -3888,7 +4490,7 @@
         </w:tc>
         <w:tc>
           <w:tcPr>
-            <w:tcW w:type="dxa" w:w="4778"/>
+            <w:tcW w:type="dxa" w:w="3828"/>
             <w:tcMar>
               <w:top w:type="dxa" w:w="90"/>
               <w:left w:type="dxa" w:w="120"/>
@@ -3914,27 +4516,27 @@
         </w:tc>
         <w:tc>
           <w:tcPr>
-            <w:tcW w:type="dxa" w:w="3608"/>
-            <w:tcMar>
-              <w:top w:type="dxa" w:w="90"/>
-              <w:left w:type="dxa" w:w="120"/>
-              <w:bottom w:type="dxa" w:w="90"/>
-              <w:right w:type="dxa" w:w="120"/>
-            </w:tcMar>
-            <w:vAlign w:val="center"/>
-          </w:tcPr>
-          <w:p>
-            <w:pPr>
-              <w:spacing w:after="0" w:line="280"/>
-            </w:pPr>
-            <w:r>
-              <w:rPr>
-                <w:rFonts w:ascii="Be Vietnam Pro" w:cs="Be Vietnam Pro" w:eastAsia="Be Vietnam Pro" w:hAnsi="Be Vietnam Pro"/>
-                <w:color w:val="101814"/>
-                <w:sz w:val="20"/>
-                <w:szCs w:val="20"/>
-              </w:rPr>
-              <w:t xml:space="preserve">✅ Cả ba dự án</w:t>
+            <w:tcW w:type="dxa" w:w="4558"/>
+            <w:tcMar>
+              <w:top w:type="dxa" w:w="90"/>
+              <w:left w:type="dxa" w:w="120"/>
+              <w:bottom w:type="dxa" w:w="90"/>
+              <w:right w:type="dxa" w:w="120"/>
+            </w:tcMar>
+            <w:vAlign w:val="center"/>
+          </w:tcPr>
+          <w:p>
+            <w:pPr>
+              <w:spacing w:after="0" w:line="280"/>
+            </w:pPr>
+            <w:r>
+              <w:rPr>
+                <w:rFonts w:ascii="Be Vietnam Pro" w:cs="Be Vietnam Pro" w:eastAsia="Be Vietnam Pro" w:hAnsi="Be Vietnam Pro"/>
+                <w:color w:val="101814"/>
+                <w:sz w:val="20"/>
+                <w:szCs w:val="20"/>
+              </w:rPr>
+              <w:t xml:space="preserve">✅ DA1–DA3; ☐ DA4 chưa có bằng chứng</w:t>
             </w:r>
           </w:p>
         </w:tc>
@@ -3971,7 +4573,7 @@
         </w:tc>
         <w:tc>
           <w:tcPr>
-            <w:tcW w:type="dxa" w:w="4778"/>
+            <w:tcW w:type="dxa" w:w="3828"/>
             <w:tcMar>
               <w:top w:type="dxa" w:w="90"/>
               <w:left w:type="dxa" w:w="120"/>
@@ -3997,27 +4599,27 @@
         </w:tc>
         <w:tc>
           <w:tcPr>
-            <w:tcW w:type="dxa" w:w="3608"/>
-            <w:tcMar>
-              <w:top w:type="dxa" w:w="90"/>
-              <w:left w:type="dxa" w:w="120"/>
-              <w:bottom w:type="dxa" w:w="90"/>
-              <w:right w:type="dxa" w:w="120"/>
-            </w:tcMar>
-            <w:vAlign w:val="center"/>
-          </w:tcPr>
-          <w:p>
-            <w:pPr>
-              <w:spacing w:after="0" w:line="280"/>
-            </w:pPr>
-            <w:r>
-              <w:rPr>
-                <w:rFonts w:ascii="Be Vietnam Pro" w:cs="Be Vietnam Pro" w:eastAsia="Be Vietnam Pro" w:hAnsi="Be Vietnam Pro"/>
-                <w:color w:val="101814"/>
-                <w:sz w:val="20"/>
-                <w:szCs w:val="20"/>
-              </w:rPr>
-              <w:t xml:space="preserve">✅ Cả ba dự án</w:t>
+            <w:tcW w:type="dxa" w:w="4558"/>
+            <w:tcMar>
+              <w:top w:type="dxa" w:w="90"/>
+              <w:left w:type="dxa" w:w="120"/>
+              <w:bottom w:type="dxa" w:w="90"/>
+              <w:right w:type="dxa" w:w="120"/>
+            </w:tcMar>
+            <w:vAlign w:val="center"/>
+          </w:tcPr>
+          <w:p>
+            <w:pPr>
+              <w:spacing w:after="0" w:line="280"/>
+            </w:pPr>
+            <w:r>
+              <w:rPr>
+                <w:rFonts w:ascii="Be Vietnam Pro" w:cs="Be Vietnam Pro" w:eastAsia="Be Vietnam Pro" w:hAnsi="Be Vietnam Pro"/>
+                <w:color w:val="101814"/>
+                <w:sz w:val="20"/>
+                <w:szCs w:val="20"/>
+              </w:rPr>
+              <w:t xml:space="preserve">✅ DA1–DA3; ☐ DA4 mới có bộ ca chưa chạy</w:t>
             </w:r>
           </w:p>
         </w:tc>
@@ -4054,7 +4656,7 @@
         </w:tc>
         <w:tc>
           <w:tcPr>
-            <w:tcW w:type="dxa" w:w="4778"/>
+            <w:tcW w:type="dxa" w:w="3828"/>
             <w:tcMar>
               <w:top w:type="dxa" w:w="90"/>
               <w:left w:type="dxa" w:w="120"/>
@@ -4080,27 +4682,27 @@
         </w:tc>
         <w:tc>
           <w:tcPr>
-            <w:tcW w:type="dxa" w:w="3608"/>
-            <w:tcMar>
-              <w:top w:type="dxa" w:w="90"/>
-              <w:left w:type="dxa" w:w="120"/>
-              <w:bottom w:type="dxa" w:w="90"/>
-              <w:right w:type="dxa" w:w="120"/>
-            </w:tcMar>
-            <w:vAlign w:val="center"/>
-          </w:tcPr>
-          <w:p>
-            <w:pPr>
-              <w:spacing w:after="0" w:line="280"/>
-            </w:pPr>
-            <w:r>
-              <w:rPr>
-                <w:rFonts w:ascii="Be Vietnam Pro" w:cs="Be Vietnam Pro" w:eastAsia="Be Vietnam Pro" w:hAnsi="Be Vietnam Pro"/>
-                <w:color w:val="101814"/>
-                <w:sz w:val="20"/>
-                <w:szCs w:val="20"/>
-              </w:rPr>
-              <w:t xml:space="preserve">✅ Cả ba dự án</w:t>
+            <w:tcW w:type="dxa" w:w="4558"/>
+            <w:tcMar>
+              <w:top w:type="dxa" w:w="90"/>
+              <w:left w:type="dxa" w:w="120"/>
+              <w:bottom w:type="dxa" w:w="90"/>
+              <w:right w:type="dxa" w:w="120"/>
+            </w:tcMar>
+            <w:vAlign w:val="center"/>
+          </w:tcPr>
+          <w:p>
+            <w:pPr>
+              <w:spacing w:after="0" w:line="280"/>
+            </w:pPr>
+            <w:r>
+              <w:rPr>
+                <w:rFonts w:ascii="Be Vietnam Pro" w:cs="Be Vietnam Pro" w:eastAsia="Be Vietnam Pro" w:hAnsi="Be Vietnam Pro"/>
+                <w:color w:val="101814"/>
+                <w:sz w:val="20"/>
+                <w:szCs w:val="20"/>
+              </w:rPr>
+              <w:t xml:space="preserve">✅ DA1–DA3; ☐ DA4 mới có checklist</w:t>
             </w:r>
           </w:p>
         </w:tc>
@@ -4137,7 +4739,7 @@
         </w:tc>
         <w:tc>
           <w:tcPr>
-            <w:tcW w:type="dxa" w:w="4778"/>
+            <w:tcW w:type="dxa" w:w="3828"/>
             <w:tcMar>
               <w:top w:type="dxa" w:w="90"/>
               <w:left w:type="dxa" w:w="120"/>
@@ -4163,27 +4765,27 @@
         </w:tc>
         <w:tc>
           <w:tcPr>
-            <w:tcW w:type="dxa" w:w="3608"/>
-            <w:tcMar>
-              <w:top w:type="dxa" w:w="90"/>
-              <w:left w:type="dxa" w:w="120"/>
-              <w:bottom w:type="dxa" w:w="90"/>
-              <w:right w:type="dxa" w:w="120"/>
-            </w:tcMar>
-            <w:vAlign w:val="center"/>
-          </w:tcPr>
-          <w:p>
-            <w:pPr>
-              <w:spacing w:after="0" w:line="280"/>
-            </w:pPr>
-            <w:r>
-              <w:rPr>
-                <w:rFonts w:ascii="Be Vietnam Pro" w:cs="Be Vietnam Pro" w:eastAsia="Be Vietnam Pro" w:hAnsi="Be Vietnam Pro"/>
-                <w:color w:val="101814"/>
-                <w:sz w:val="20"/>
-                <w:szCs w:val="20"/>
-              </w:rPr>
-              <w:t xml:space="preserve">✅ Cả ba dự án</w:t>
+            <w:tcW w:type="dxa" w:w="4558"/>
+            <w:tcMar>
+              <w:top w:type="dxa" w:w="90"/>
+              <w:left w:type="dxa" w:w="120"/>
+              <w:bottom w:type="dxa" w:w="90"/>
+              <w:right w:type="dxa" w:w="120"/>
+            </w:tcMar>
+            <w:vAlign w:val="center"/>
+          </w:tcPr>
+          <w:p>
+            <w:pPr>
+              <w:spacing w:after="0" w:line="280"/>
+            </w:pPr>
+            <w:r>
+              <w:rPr>
+                <w:rFonts w:ascii="Be Vietnam Pro" w:cs="Be Vietnam Pro" w:eastAsia="Be Vietnam Pro" w:hAnsi="Be Vietnam Pro"/>
+                <w:color w:val="101814"/>
+                <w:sz w:val="20"/>
+                <w:szCs w:val="20"/>
+              </w:rPr>
+              <w:t xml:space="preserve">✅ DA1–DA3; ☐ DA4 chưa triển khai</w:t>
             </w:r>
           </w:p>
         </w:tc>
@@ -4220,7 +4822,7 @@
         </w:tc>
         <w:tc>
           <w:tcPr>
-            <w:tcW w:type="dxa" w:w="4778"/>
+            <w:tcW w:type="dxa" w:w="3828"/>
             <w:tcMar>
               <w:top w:type="dxa" w:w="90"/>
               <w:left w:type="dxa" w:w="120"/>
@@ -4246,27 +4848,27 @@
         </w:tc>
         <w:tc>
           <w:tcPr>
-            <w:tcW w:type="dxa" w:w="3608"/>
-            <w:tcMar>
-              <w:top w:type="dxa" w:w="90"/>
-              <w:left w:type="dxa" w:w="120"/>
-              <w:bottom w:type="dxa" w:w="90"/>
-              <w:right w:type="dxa" w:w="120"/>
-            </w:tcMar>
-            <w:vAlign w:val="center"/>
-          </w:tcPr>
-          <w:p>
-            <w:pPr>
-              <w:spacing w:after="0" w:line="280"/>
-            </w:pPr>
-            <w:r>
-              <w:rPr>
-                <w:rFonts w:ascii="Be Vietnam Pro" w:cs="Be Vietnam Pro" w:eastAsia="Be Vietnam Pro" w:hAnsi="Be Vietnam Pro"/>
-                <w:color w:val="101814"/>
-                <w:sz w:val="20"/>
-                <w:szCs w:val="20"/>
-              </w:rPr>
-              <w:t xml:space="preserve">✅ DA1, DA3 (đã đưa vào vận hành thật)</w:t>
+            <w:tcW w:type="dxa" w:w="4558"/>
+            <w:tcMar>
+              <w:top w:type="dxa" w:w="90"/>
+              <w:left w:type="dxa" w:w="120"/>
+              <w:bottom w:type="dxa" w:w="90"/>
+              <w:right w:type="dxa" w:w="120"/>
+            </w:tcMar>
+            <w:vAlign w:val="center"/>
+          </w:tcPr>
+          <w:p>
+            <w:pPr>
+              <w:spacing w:after="0" w:line="280"/>
+            </w:pPr>
+            <w:r>
+              <w:rPr>
+                <w:rFonts w:ascii="Be Vietnam Pro" w:cs="Be Vietnam Pro" w:eastAsia="Be Vietnam Pro" w:hAnsi="Be Vietnam Pro"/>
+                <w:color w:val="101814"/>
+                <w:sz w:val="20"/>
+                <w:szCs w:val="20"/>
+              </w:rPr>
+              <w:t xml:space="preserve">✅ DA1, DA3; DA2 vận hành trong DA1; ☐ DA4 chưa phát hành</w:t>
             </w:r>
           </w:p>
         </w:tc>
@@ -4288,7 +4890,7 @@
           <w:sz w:val="21"/>
           <w:szCs w:val="21"/>
         </w:rPr>
-        <w:t xml:space="preserve">Bảng đối chiếu chi tiết từng công đoạn với tài liệu chứng minh tương ứng nằm ở </w:t>
+        <w:t xml:space="preserve">Bảng đối chiếu chi tiết DA1–DA3 và phụ lục trạng thái DA4 nằm ở </w:t>
       </w:r>
       <w:r>
         <w:rPr>
@@ -4309,6 +4911,1000 @@
         </w:rPr>
         <w:t xml:space="preserve">.</w:t>
       </w:r>
+    </w:p>
+    <w:p>
+      <w:pPr>
+        <w:pStyle w:val="Heading2"/>
+        <w:spacing w:after="120" w:before="280"/>
+      </w:pPr>
+      <w:r>
+        <w:rPr>
+          <w:rFonts w:ascii="Be Vietnam Pro" w:cs="Be Vietnam Pro" w:eastAsia="Be Vietnam Pro" w:hAnsi="Be Vietnam Pro"/>
+          <w:b/>
+          <w:bCs/>
+          <w:color w:val="008E4D"/>
+          <w:sz w:val="24"/>
+          <w:szCs w:val="24"/>
+        </w:rPr>
+        <w:t xml:space="preserve">Mục lục DA4</w:t>
+      </w:r>
+    </w:p>
+    <w:tbl>
+      <w:tblPr>
+        <w:tblW w:type="dxa" w:w="9360"/>
+        <w:tblBorders>
+          <w:top w:val="single" w:color="CFE3D8" w:sz="4"/>
+          <w:left w:val="single" w:color="CFE3D8" w:sz="4"/>
+          <w:bottom w:val="single" w:color="CFE3D8" w:sz="4"/>
+          <w:right w:val="single" w:color="CFE3D8" w:sz="4"/>
+          <w:insideH w:val="single" w:color="CFE3D8" w:sz="4"/>
+          <w:insideV w:val="single" w:color="CFE3D8" w:sz="4"/>
+        </w:tblBorders>
+        <w:tblLayout w:type="fixed"/>
+      </w:tblPr>
+      <w:tblGrid>
+        <w:gridCol w:w="974"/>
+        <w:gridCol w:w="3673"/>
+        <w:gridCol w:w="4713"/>
+      </w:tblGrid>
+      <w:tr>
+        <w:trPr>
+          <w:tblHeader/>
+        </w:trPr>
+        <w:tc>
+          <w:tcPr>
+            <w:tcW w:type="dxa" w:w="974"/>
+            <w:shd w:fill="EEF6F1" w:color="auto" w:val="clear"/>
+            <w:tcMar>
+              <w:top w:type="dxa" w:w="90"/>
+              <w:left w:type="dxa" w:w="120"/>
+              <w:bottom w:type="dxa" w:w="90"/>
+              <w:right w:type="dxa" w:w="120"/>
+            </w:tcMar>
+            <w:vAlign w:val="center"/>
+          </w:tcPr>
+          <w:p>
+            <w:pPr>
+              <w:spacing w:after="0" w:line="280"/>
+              <w:jc w:val="center"/>
+            </w:pPr>
+            <w:r>
+              <w:rPr>
+                <w:rFonts w:ascii="Be Vietnam Pro" w:cs="Be Vietnam Pro" w:eastAsia="Be Vietnam Pro" w:hAnsi="Be Vietnam Pro"/>
+                <w:b/>
+                <w:bCs/>
+                <w:color w:val="036F3D"/>
+                <w:sz w:val="20"/>
+                <w:szCs w:val="20"/>
+              </w:rPr>
+              <w:t xml:space="preserve">#</w:t>
+            </w:r>
+          </w:p>
+        </w:tc>
+        <w:tc>
+          <w:tcPr>
+            <w:tcW w:type="dxa" w:w="3673"/>
+            <w:shd w:fill="EEF6F1" w:color="auto" w:val="clear"/>
+            <w:tcMar>
+              <w:top w:type="dxa" w:w="90"/>
+              <w:left w:type="dxa" w:w="120"/>
+              <w:bottom w:type="dxa" w:w="90"/>
+              <w:right w:type="dxa" w:w="120"/>
+            </w:tcMar>
+            <w:vAlign w:val="center"/>
+          </w:tcPr>
+          <w:p>
+            <w:pPr>
+              <w:spacing w:after="0" w:line="280"/>
+            </w:pPr>
+            <w:r>
+              <w:rPr>
+                <w:rFonts w:ascii="Be Vietnam Pro" w:cs="Be Vietnam Pro" w:eastAsia="Be Vietnam Pro" w:hAnsi="Be Vietnam Pro"/>
+                <w:b/>
+                <w:bCs/>
+                <w:color w:val="036F3D"/>
+                <w:sz w:val="20"/>
+                <w:szCs w:val="20"/>
+              </w:rPr>
+              <w:t xml:space="preserve">Tài liệu</w:t>
+            </w:r>
+          </w:p>
+        </w:tc>
+        <w:tc>
+          <w:tcPr>
+            <w:tcW w:type="dxa" w:w="4713"/>
+            <w:shd w:fill="EEF6F1" w:color="auto" w:val="clear"/>
+            <w:tcMar>
+              <w:top w:type="dxa" w:w="90"/>
+              <w:left w:type="dxa" w:w="120"/>
+              <w:bottom w:type="dxa" w:w="90"/>
+              <w:right w:type="dxa" w:w="120"/>
+            </w:tcMar>
+            <w:vAlign w:val="center"/>
+          </w:tcPr>
+          <w:p>
+            <w:pPr>
+              <w:spacing w:after="0" w:line="280"/>
+            </w:pPr>
+            <w:r>
+              <w:rPr>
+                <w:rFonts w:ascii="Be Vietnam Pro" w:cs="Be Vietnam Pro" w:eastAsia="Be Vietnam Pro" w:hAnsi="Be Vietnam Pro"/>
+                <w:b/>
+                <w:bCs/>
+                <w:color w:val="036F3D"/>
+                <w:sz w:val="20"/>
+                <w:szCs w:val="20"/>
+              </w:rPr>
+              <w:t xml:space="preserve">Mục đích</w:t>
+            </w:r>
+          </w:p>
+        </w:tc>
+      </w:tr>
+      <w:tr>
+        <w:trPr>
+          <w:tblHeader w:val="false"/>
+        </w:trPr>
+        <w:tc>
+          <w:tcPr>
+            <w:tcW w:type="dxa" w:w="974"/>
+            <w:tcMar>
+              <w:top w:type="dxa" w:w="90"/>
+              <w:left w:type="dxa" w:w="120"/>
+              <w:bottom w:type="dxa" w:w="90"/>
+              <w:right w:type="dxa" w:w="120"/>
+            </w:tcMar>
+            <w:vAlign w:val="center"/>
+          </w:tcPr>
+          <w:p>
+            <w:pPr>
+              <w:spacing w:after="0" w:line="280"/>
+              <w:jc w:val="center"/>
+            </w:pPr>
+            <w:r>
+              <w:rPr>
+                <w:rFonts w:ascii="Be Vietnam Pro" w:cs="Be Vietnam Pro" w:eastAsia="Be Vietnam Pro" w:hAnsi="Be Vietnam Pro"/>
+                <w:color w:val="101814"/>
+                <w:sz w:val="20"/>
+                <w:szCs w:val="20"/>
+              </w:rPr>
+              <w:t xml:space="preserve">1</w:t>
+            </w:r>
+          </w:p>
+        </w:tc>
+        <w:tc>
+          <w:tcPr>
+            <w:tcW w:type="dxa" w:w="3673"/>
+            <w:tcMar>
+              <w:top w:type="dxa" w:w="90"/>
+              <w:left w:type="dxa" w:w="120"/>
+              <w:bottom w:type="dxa" w:w="90"/>
+              <w:right w:type="dxa" w:w="120"/>
+            </w:tcMar>
+            <w:vAlign w:val="center"/>
+          </w:tcPr>
+          <w:p>
+            <w:pPr>
+              <w:spacing w:after="0" w:line="280"/>
+            </w:pPr>
+            <w:r>
+              <w:rPr>
+                <w:rFonts w:ascii="Be Vietnam Pro" w:cs="Be Vietnam Pro" w:eastAsia="Be Vietnam Pro" w:hAnsi="Be Vietnam Pro"/>
+                <w:b/>
+                <w:bCs/>
+                <w:color w:val="036F3D"/>
+                <w:sz w:val="20"/>
+                <w:szCs w:val="20"/>
+              </w:rPr>
+              <w:t xml:space="preserve">DA4-01 — Thuyết minh sản phẩm</w:t>
+            </w:r>
+          </w:p>
+        </w:tc>
+        <w:tc>
+          <w:tcPr>
+            <w:tcW w:type="dxa" w:w="4713"/>
+            <w:tcMar>
+              <w:top w:type="dxa" w:w="90"/>
+              <w:left w:type="dxa" w:w="120"/>
+              <w:bottom w:type="dxa" w:w="90"/>
+              <w:right w:type="dxa" w:w="120"/>
+            </w:tcMar>
+            <w:vAlign w:val="center"/>
+          </w:tcPr>
+          <w:p>
+            <w:pPr>
+              <w:spacing w:after="0" w:line="280"/>
+            </w:pPr>
+            <w:r>
+              <w:rPr>
+                <w:rFonts w:ascii="Be Vietnam Pro" w:cs="Be Vietnam Pro" w:eastAsia="Be Vietnam Pro" w:hAnsi="Be Vietnam Pro"/>
+                <w:color w:val="101814"/>
+                <w:sz w:val="20"/>
+                <w:szCs w:val="20"/>
+              </w:rPr>
+              <w:t xml:space="preserve">Định vị, phạm vi, trạng thái và đầu ra</w:t>
+            </w:r>
+          </w:p>
+        </w:tc>
+      </w:tr>
+      <w:tr>
+        <w:trPr>
+          <w:tblHeader w:val="false"/>
+        </w:trPr>
+        <w:tc>
+          <w:tcPr>
+            <w:tcW w:type="dxa" w:w="974"/>
+            <w:tcMar>
+              <w:top w:type="dxa" w:w="90"/>
+              <w:left w:type="dxa" w:w="120"/>
+              <w:bottom w:type="dxa" w:w="90"/>
+              <w:right w:type="dxa" w:w="120"/>
+            </w:tcMar>
+            <w:vAlign w:val="center"/>
+          </w:tcPr>
+          <w:p>
+            <w:pPr>
+              <w:spacing w:after="0" w:line="280"/>
+              <w:jc w:val="center"/>
+            </w:pPr>
+            <w:r>
+              <w:rPr>
+                <w:rFonts w:ascii="Be Vietnam Pro" w:cs="Be Vietnam Pro" w:eastAsia="Be Vietnam Pro" w:hAnsi="Be Vietnam Pro"/>
+                <w:color w:val="101814"/>
+                <w:sz w:val="20"/>
+                <w:szCs w:val="20"/>
+              </w:rPr>
+              <w:t xml:space="preserve">2</w:t>
+            </w:r>
+          </w:p>
+        </w:tc>
+        <w:tc>
+          <w:tcPr>
+            <w:tcW w:type="dxa" w:w="3673"/>
+            <w:tcMar>
+              <w:top w:type="dxa" w:w="90"/>
+              <w:left w:type="dxa" w:w="120"/>
+              <w:bottom w:type="dxa" w:w="90"/>
+              <w:right w:type="dxa" w:w="120"/>
+            </w:tcMar>
+            <w:vAlign w:val="center"/>
+          </w:tcPr>
+          <w:p>
+            <w:pPr>
+              <w:spacing w:after="0" w:line="280"/>
+            </w:pPr>
+            <w:r>
+              <w:rPr>
+                <w:rFonts w:ascii="Be Vietnam Pro" w:cs="Be Vietnam Pro" w:eastAsia="Be Vietnam Pro" w:hAnsi="Be Vietnam Pro"/>
+                <w:b/>
+                <w:bCs/>
+                <w:color w:val="036F3D"/>
+                <w:sz w:val="20"/>
+                <w:szCs w:val="20"/>
+              </w:rPr>
+              <w:t xml:space="preserve">DA4-02 — Xác định yêu cầu</w:t>
+            </w:r>
+          </w:p>
+        </w:tc>
+        <w:tc>
+          <w:tcPr>
+            <w:tcW w:type="dxa" w:w="4713"/>
+            <w:tcMar>
+              <w:top w:type="dxa" w:w="90"/>
+              <w:left w:type="dxa" w:w="120"/>
+              <w:bottom w:type="dxa" w:w="90"/>
+              <w:right w:type="dxa" w:w="120"/>
+            </w:tcMar>
+            <w:vAlign w:val="center"/>
+          </w:tcPr>
+          <w:p>
+            <w:pPr>
+              <w:spacing w:after="0" w:line="280"/>
+            </w:pPr>
+            <w:r>
+              <w:rPr>
+                <w:rFonts w:ascii="Be Vietnam Pro" w:cs="Be Vietnam Pro" w:eastAsia="Be Vietnam Pro" w:hAnsi="Be Vietnam Pro"/>
+                <w:color w:val="101814"/>
+                <w:sz w:val="20"/>
+                <w:szCs w:val="20"/>
+              </w:rPr>
+              <w:t xml:space="preserve">Yêu cầu, nghiệm thu và câu hỏi cần duyệt</w:t>
+            </w:r>
+          </w:p>
+        </w:tc>
+      </w:tr>
+      <w:tr>
+        <w:trPr>
+          <w:tblHeader w:val="false"/>
+        </w:trPr>
+        <w:tc>
+          <w:tcPr>
+            <w:tcW w:type="dxa" w:w="974"/>
+            <w:tcMar>
+              <w:top w:type="dxa" w:w="90"/>
+              <w:left w:type="dxa" w:w="120"/>
+              <w:bottom w:type="dxa" w:w="90"/>
+              <w:right w:type="dxa" w:w="120"/>
+            </w:tcMar>
+            <w:vAlign w:val="center"/>
+          </w:tcPr>
+          <w:p>
+            <w:pPr>
+              <w:spacing w:after="0" w:line="280"/>
+              <w:jc w:val="center"/>
+            </w:pPr>
+            <w:r>
+              <w:rPr>
+                <w:rFonts w:ascii="Be Vietnam Pro" w:cs="Be Vietnam Pro" w:eastAsia="Be Vietnam Pro" w:hAnsi="Be Vietnam Pro"/>
+                <w:color w:val="101814"/>
+                <w:sz w:val="20"/>
+                <w:szCs w:val="20"/>
+              </w:rPr>
+              <w:t xml:space="preserve">3</w:t>
+            </w:r>
+          </w:p>
+        </w:tc>
+        <w:tc>
+          <w:tcPr>
+            <w:tcW w:type="dxa" w:w="3673"/>
+            <w:tcMar>
+              <w:top w:type="dxa" w:w="90"/>
+              <w:left w:type="dxa" w:w="120"/>
+              <w:bottom w:type="dxa" w:w="90"/>
+              <w:right w:type="dxa" w:w="120"/>
+            </w:tcMar>
+            <w:vAlign w:val="center"/>
+          </w:tcPr>
+          <w:p>
+            <w:pPr>
+              <w:spacing w:after="0" w:line="280"/>
+            </w:pPr>
+            <w:r>
+              <w:rPr>
+                <w:rFonts w:ascii="Be Vietnam Pro" w:cs="Be Vietnam Pro" w:eastAsia="Be Vietnam Pro" w:hAnsi="Be Vietnam Pro"/>
+                <w:b/>
+                <w:bCs/>
+                <w:color w:val="036F3D"/>
+                <w:sz w:val="20"/>
+                <w:szCs w:val="20"/>
+              </w:rPr>
+              <w:t xml:space="preserve">DA4-03 — Thiết kế kiến trúc</w:t>
+            </w:r>
+          </w:p>
+        </w:tc>
+        <w:tc>
+          <w:tcPr>
+            <w:tcW w:type="dxa" w:w="4713"/>
+            <w:tcMar>
+              <w:top w:type="dxa" w:w="90"/>
+              <w:left w:type="dxa" w:w="120"/>
+              <w:bottom w:type="dxa" w:w="90"/>
+              <w:right w:type="dxa" w:w="120"/>
+            </w:tcMar>
+            <w:vAlign w:val="center"/>
+          </w:tcPr>
+          <w:p>
+            <w:pPr>
+              <w:spacing w:after="0" w:line="280"/>
+            </w:pPr>
+            <w:r>
+              <w:rPr>
+                <w:rFonts w:ascii="Be Vietnam Pro" w:cs="Be Vietnam Pro" w:eastAsia="Be Vietnam Pro" w:hAnsi="Be Vietnam Pro"/>
+                <w:color w:val="101814"/>
+                <w:sz w:val="20"/>
+                <w:szCs w:val="20"/>
+              </w:rPr>
+              <w:t xml:space="preserve">Router, quyền, AI, Sheets, Drive, Dispatcher</w:t>
+            </w:r>
+          </w:p>
+        </w:tc>
+      </w:tr>
+      <w:tr>
+        <w:trPr>
+          <w:tblHeader w:val="false"/>
+        </w:trPr>
+        <w:tc>
+          <w:tcPr>
+            <w:tcW w:type="dxa" w:w="974"/>
+            <w:tcMar>
+              <w:top w:type="dxa" w:w="90"/>
+              <w:left w:type="dxa" w:w="120"/>
+              <w:bottom w:type="dxa" w:w="90"/>
+              <w:right w:type="dxa" w:w="120"/>
+            </w:tcMar>
+            <w:vAlign w:val="center"/>
+          </w:tcPr>
+          <w:p>
+            <w:pPr>
+              <w:spacing w:after="0" w:line="280"/>
+              <w:jc w:val="center"/>
+            </w:pPr>
+            <w:r>
+              <w:rPr>
+                <w:rFonts w:ascii="Be Vietnam Pro" w:cs="Be Vietnam Pro" w:eastAsia="Be Vietnam Pro" w:hAnsi="Be Vietnam Pro"/>
+                <w:color w:val="101814"/>
+                <w:sz w:val="20"/>
+                <w:szCs w:val="20"/>
+              </w:rPr>
+              <w:t xml:space="preserve">4</w:t>
+            </w:r>
+          </w:p>
+        </w:tc>
+        <w:tc>
+          <w:tcPr>
+            <w:tcW w:type="dxa" w:w="3673"/>
+            <w:tcMar>
+              <w:top w:type="dxa" w:w="90"/>
+              <w:left w:type="dxa" w:w="120"/>
+              <w:bottom w:type="dxa" w:w="90"/>
+              <w:right w:type="dxa" w:w="120"/>
+            </w:tcMar>
+            <w:vAlign w:val="center"/>
+          </w:tcPr>
+          <w:p>
+            <w:pPr>
+              <w:spacing w:after="0" w:line="280"/>
+            </w:pPr>
+            <w:r>
+              <w:rPr>
+                <w:rFonts w:ascii="Be Vietnam Pro" w:cs="Be Vietnam Pro" w:eastAsia="Be Vietnam Pro" w:hAnsi="Be Vietnam Pro"/>
+                <w:b/>
+                <w:bCs/>
+                <w:color w:val="036F3D"/>
+                <w:sz w:val="20"/>
+                <w:szCs w:val="20"/>
+              </w:rPr>
+              <w:t xml:space="preserve">DA4-04 — Thiết kế dữ liệu</w:t>
+            </w:r>
+          </w:p>
+        </w:tc>
+        <w:tc>
+          <w:tcPr>
+            <w:tcW w:type="dxa" w:w="4713"/>
+            <w:tcMar>
+              <w:top w:type="dxa" w:w="90"/>
+              <w:left w:type="dxa" w:w="120"/>
+              <w:bottom w:type="dxa" w:w="90"/>
+              <w:right w:type="dxa" w:w="120"/>
+            </w:tcMar>
+            <w:vAlign w:val="center"/>
+          </w:tcPr>
+          <w:p>
+            <w:pPr>
+              <w:spacing w:after="0" w:line="280"/>
+            </w:pPr>
+            <w:r>
+              <w:rPr>
+                <w:rFonts w:ascii="Be Vietnam Pro" w:cs="Be Vietnam Pro" w:eastAsia="Be Vietnam Pro" w:hAnsi="Be Vietnam Pro"/>
+                <w:color w:val="101814"/>
+                <w:sz w:val="20"/>
+                <w:szCs w:val="20"/>
+              </w:rPr>
+              <w:t xml:space="preserve">Properties, schema Sheets, tệp và retention</w:t>
+            </w:r>
+          </w:p>
+        </w:tc>
+      </w:tr>
+      <w:tr>
+        <w:trPr>
+          <w:tblHeader w:val="false"/>
+        </w:trPr>
+        <w:tc>
+          <w:tcPr>
+            <w:tcW w:type="dxa" w:w="974"/>
+            <w:tcMar>
+              <w:top w:type="dxa" w:w="90"/>
+              <w:left w:type="dxa" w:w="120"/>
+              <w:bottom w:type="dxa" w:w="90"/>
+              <w:right w:type="dxa" w:w="120"/>
+            </w:tcMar>
+            <w:vAlign w:val="center"/>
+          </w:tcPr>
+          <w:p>
+            <w:pPr>
+              <w:spacing w:after="0" w:line="280"/>
+              <w:jc w:val="center"/>
+            </w:pPr>
+            <w:r>
+              <w:rPr>
+                <w:rFonts w:ascii="Be Vietnam Pro" w:cs="Be Vietnam Pro" w:eastAsia="Be Vietnam Pro" w:hAnsi="Be Vietnam Pro"/>
+                <w:color w:val="101814"/>
+                <w:sz w:val="20"/>
+                <w:szCs w:val="20"/>
+              </w:rPr>
+              <w:t xml:space="preserve">5</w:t>
+            </w:r>
+          </w:p>
+        </w:tc>
+        <w:tc>
+          <w:tcPr>
+            <w:tcW w:type="dxa" w:w="3673"/>
+            <w:tcMar>
+              <w:top w:type="dxa" w:w="90"/>
+              <w:left w:type="dxa" w:w="120"/>
+              <w:bottom w:type="dxa" w:w="90"/>
+              <w:right w:type="dxa" w:w="120"/>
+            </w:tcMar>
+            <w:vAlign w:val="center"/>
+          </w:tcPr>
+          <w:p>
+            <w:pPr>
+              <w:spacing w:after="0" w:line="280"/>
+            </w:pPr>
+            <w:r>
+              <w:rPr>
+                <w:rFonts w:ascii="Be Vietnam Pro" w:cs="Be Vietnam Pro" w:eastAsia="Be Vietnam Pro" w:hAnsi="Be Vietnam Pro"/>
+                <w:b/>
+                <w:bCs/>
+                <w:color w:val="036F3D"/>
+                <w:sz w:val="20"/>
+                <w:szCs w:val="20"/>
+              </w:rPr>
+              <w:t xml:space="preserve">DA4-05 — Giao diện và luồng</w:t>
+            </w:r>
+          </w:p>
+        </w:tc>
+        <w:tc>
+          <w:tcPr>
+            <w:tcW w:type="dxa" w:w="4713"/>
+            <w:tcMar>
+              <w:top w:type="dxa" w:w="90"/>
+              <w:left w:type="dxa" w:w="120"/>
+              <w:bottom w:type="dxa" w:w="90"/>
+              <w:right w:type="dxa" w:w="120"/>
+            </w:tcMar>
+            <w:vAlign w:val="center"/>
+          </w:tcPr>
+          <w:p>
+            <w:pPr>
+              <w:spacing w:after="0" w:line="280"/>
+            </w:pPr>
+            <w:r>
+              <w:rPr>
+                <w:rFonts w:ascii="Be Vietnam Pro" w:cs="Be Vietnam Pro" w:eastAsia="Be Vietnam Pro" w:hAnsi="Be Vietnam Pro"/>
+                <w:color w:val="101814"/>
+                <w:sz w:val="20"/>
+                <w:szCs w:val="20"/>
+              </w:rPr>
+              <w:t xml:space="preserve">Menu Telegram và các luồng người dùng</w:t>
+            </w:r>
+          </w:p>
+        </w:tc>
+      </w:tr>
+      <w:tr>
+        <w:trPr>
+          <w:tblHeader w:val="false"/>
+        </w:trPr>
+        <w:tc>
+          <w:tcPr>
+            <w:tcW w:type="dxa" w:w="974"/>
+            <w:tcMar>
+              <w:top w:type="dxa" w:w="90"/>
+              <w:left w:type="dxa" w:w="120"/>
+              <w:bottom w:type="dxa" w:w="90"/>
+              <w:right w:type="dxa" w:w="120"/>
+            </w:tcMar>
+            <w:vAlign w:val="center"/>
+          </w:tcPr>
+          <w:p>
+            <w:pPr>
+              <w:spacing w:after="0" w:line="280"/>
+              <w:jc w:val="center"/>
+            </w:pPr>
+            <w:r>
+              <w:rPr>
+                <w:rFonts w:ascii="Be Vietnam Pro" w:cs="Be Vietnam Pro" w:eastAsia="Be Vietnam Pro" w:hAnsi="Be Vietnam Pro"/>
+                <w:color w:val="101814"/>
+                <w:sz w:val="20"/>
+                <w:szCs w:val="20"/>
+              </w:rPr>
+              <w:t xml:space="preserve">6</w:t>
+            </w:r>
+          </w:p>
+        </w:tc>
+        <w:tc>
+          <w:tcPr>
+            <w:tcW w:type="dxa" w:w="3673"/>
+            <w:tcMar>
+              <w:top w:type="dxa" w:w="90"/>
+              <w:left w:type="dxa" w:w="120"/>
+              <w:bottom w:type="dxa" w:w="90"/>
+              <w:right w:type="dxa" w:w="120"/>
+            </w:tcMar>
+            <w:vAlign w:val="center"/>
+          </w:tcPr>
+          <w:p>
+            <w:pPr>
+              <w:spacing w:after="0" w:line="280"/>
+            </w:pPr>
+            <w:r>
+              <w:rPr>
+                <w:rFonts w:ascii="Be Vietnam Pro" w:cs="Be Vietnam Pro" w:eastAsia="Be Vietnam Pro" w:hAnsi="Be Vietnam Pro"/>
+                <w:b/>
+                <w:bCs/>
+                <w:color w:val="036F3D"/>
+                <w:sz w:val="20"/>
+                <w:szCs w:val="20"/>
+              </w:rPr>
+              <w:t xml:space="preserve">DA4-06 — Lập trình và nhật ký</w:t>
+            </w:r>
+          </w:p>
+        </w:tc>
+        <w:tc>
+          <w:tcPr>
+            <w:tcW w:type="dxa" w:w="4713"/>
+            <w:tcMar>
+              <w:top w:type="dxa" w:w="90"/>
+              <w:left w:type="dxa" w:w="120"/>
+              <w:bottom w:type="dxa" w:w="90"/>
+              <w:right w:type="dxa" w:w="120"/>
+            </w:tcMar>
+            <w:vAlign w:val="center"/>
+          </w:tcPr>
+          <w:p>
+            <w:pPr>
+              <w:spacing w:after="0" w:line="280"/>
+            </w:pPr>
+            <w:r>
+              <w:rPr>
+                <w:rFonts w:ascii="Be Vietnam Pro" w:cs="Be Vietnam Pro" w:eastAsia="Be Vietnam Pro" w:hAnsi="Be Vietnam Pro"/>
+                <w:color w:val="101814"/>
+                <w:sz w:val="20"/>
+                <w:szCs w:val="20"/>
+              </w:rPr>
+              <w:t xml:space="preserve">Chuẩn mã, kế hoạch và bằng chứng cần thu</w:t>
+            </w:r>
+          </w:p>
+        </w:tc>
+      </w:tr>
+      <w:tr>
+        <w:trPr>
+          <w:tblHeader w:val="false"/>
+        </w:trPr>
+        <w:tc>
+          <w:tcPr>
+            <w:tcW w:type="dxa" w:w="974"/>
+            <w:tcMar>
+              <w:top w:type="dxa" w:w="90"/>
+              <w:left w:type="dxa" w:w="120"/>
+              <w:bottom w:type="dxa" w:w="90"/>
+              <w:right w:type="dxa" w:w="120"/>
+            </w:tcMar>
+            <w:vAlign w:val="center"/>
+          </w:tcPr>
+          <w:p>
+            <w:pPr>
+              <w:spacing w:after="0" w:line="280"/>
+              <w:jc w:val="center"/>
+            </w:pPr>
+            <w:r>
+              <w:rPr>
+                <w:rFonts w:ascii="Be Vietnam Pro" w:cs="Be Vietnam Pro" w:eastAsia="Be Vietnam Pro" w:hAnsi="Be Vietnam Pro"/>
+                <w:color w:val="101814"/>
+                <w:sz w:val="20"/>
+                <w:szCs w:val="20"/>
+              </w:rPr>
+              <w:t xml:space="preserve">7</w:t>
+            </w:r>
+          </w:p>
+        </w:tc>
+        <w:tc>
+          <w:tcPr>
+            <w:tcW w:type="dxa" w:w="3673"/>
+            <w:tcMar>
+              <w:top w:type="dxa" w:w="90"/>
+              <w:left w:type="dxa" w:w="120"/>
+              <w:bottom w:type="dxa" w:w="90"/>
+              <w:right w:type="dxa" w:w="120"/>
+            </w:tcMar>
+            <w:vAlign w:val="center"/>
+          </w:tcPr>
+          <w:p>
+            <w:pPr>
+              <w:spacing w:after="0" w:line="280"/>
+            </w:pPr>
+            <w:r>
+              <w:rPr>
+                <w:rFonts w:ascii="Be Vietnam Pro" w:cs="Be Vietnam Pro" w:eastAsia="Be Vietnam Pro" w:hAnsi="Be Vietnam Pro"/>
+                <w:b/>
+                <w:bCs/>
+                <w:color w:val="036F3D"/>
+                <w:sz w:val="20"/>
+                <w:szCs w:val="20"/>
+              </w:rPr>
+              <w:t xml:space="preserve">DA4-07 — Kiểm thử và UAT</w:t>
+            </w:r>
+          </w:p>
+        </w:tc>
+        <w:tc>
+          <w:tcPr>
+            <w:tcW w:type="dxa" w:w="4713"/>
+            <w:tcMar>
+              <w:top w:type="dxa" w:w="90"/>
+              <w:left w:type="dxa" w:w="120"/>
+              <w:bottom w:type="dxa" w:w="90"/>
+              <w:right w:type="dxa" w:w="120"/>
+            </w:tcMar>
+            <w:vAlign w:val="center"/>
+          </w:tcPr>
+          <w:p>
+            <w:pPr>
+              <w:spacing w:after="0" w:line="280"/>
+            </w:pPr>
+            <w:r>
+              <w:rPr>
+                <w:rFonts w:ascii="Be Vietnam Pro" w:cs="Be Vietnam Pro" w:eastAsia="Be Vietnam Pro" w:hAnsi="Be Vietnam Pro"/>
+                <w:color w:val="101814"/>
+                <w:sz w:val="20"/>
+                <w:szCs w:val="20"/>
+              </w:rPr>
+              <w:t xml:space="preserve">45 ca chức năng, 10 ca an toàn và biểu mẫu UAT</w:t>
+            </w:r>
+          </w:p>
+        </w:tc>
+      </w:tr>
+      <w:tr>
+        <w:trPr>
+          <w:tblHeader w:val="false"/>
+        </w:trPr>
+        <w:tc>
+          <w:tcPr>
+            <w:tcW w:type="dxa" w:w="974"/>
+            <w:tcMar>
+              <w:top w:type="dxa" w:w="90"/>
+              <w:left w:type="dxa" w:w="120"/>
+              <w:bottom w:type="dxa" w:w="90"/>
+              <w:right w:type="dxa" w:w="120"/>
+            </w:tcMar>
+            <w:vAlign w:val="center"/>
+          </w:tcPr>
+          <w:p>
+            <w:pPr>
+              <w:spacing w:after="0" w:line="280"/>
+              <w:jc w:val="center"/>
+            </w:pPr>
+            <w:r>
+              <w:rPr>
+                <w:rFonts w:ascii="Be Vietnam Pro" w:cs="Be Vietnam Pro" w:eastAsia="Be Vietnam Pro" w:hAnsi="Be Vietnam Pro"/>
+                <w:color w:val="101814"/>
+                <w:sz w:val="20"/>
+                <w:szCs w:val="20"/>
+              </w:rPr>
+              <w:t xml:space="preserve">8</w:t>
+            </w:r>
+          </w:p>
+        </w:tc>
+        <w:tc>
+          <w:tcPr>
+            <w:tcW w:type="dxa" w:w="3673"/>
+            <w:tcMar>
+              <w:top w:type="dxa" w:w="90"/>
+              <w:left w:type="dxa" w:w="120"/>
+              <w:bottom w:type="dxa" w:w="90"/>
+              <w:right w:type="dxa" w:w="120"/>
+            </w:tcMar>
+            <w:vAlign w:val="center"/>
+          </w:tcPr>
+          <w:p>
+            <w:pPr>
+              <w:spacing w:after="0" w:line="280"/>
+            </w:pPr>
+            <w:r>
+              <w:rPr>
+                <w:rFonts w:ascii="Be Vietnam Pro" w:cs="Be Vietnam Pro" w:eastAsia="Be Vietnam Pro" w:hAnsi="Be Vietnam Pro"/>
+                <w:b/>
+                <w:bCs/>
+                <w:color w:val="036F3D"/>
+                <w:sz w:val="20"/>
+                <w:szCs w:val="20"/>
+              </w:rPr>
+              <w:t xml:space="preserve">DA4-08 — Đóng gói và triển khai</w:t>
+            </w:r>
+          </w:p>
+        </w:tc>
+        <w:tc>
+          <w:tcPr>
+            <w:tcW w:type="dxa" w:w="4713"/>
+            <w:tcMar>
+              <w:top w:type="dxa" w:w="90"/>
+              <w:left w:type="dxa" w:w="120"/>
+              <w:bottom w:type="dxa" w:w="90"/>
+              <w:right w:type="dxa" w:w="120"/>
+            </w:tcMar>
+            <w:vAlign w:val="center"/>
+          </w:tcPr>
+          <w:p>
+            <w:pPr>
+              <w:spacing w:after="0" w:line="280"/>
+            </w:pPr>
+            <w:r>
+              <w:rPr>
+                <w:rFonts w:ascii="Be Vietnam Pro" w:cs="Be Vietnam Pro" w:eastAsia="Be Vietnam Pro" w:hAnsi="Be Vietnam Pro"/>
+                <w:color w:val="101814"/>
+                <w:sz w:val="20"/>
+                <w:szCs w:val="20"/>
+              </w:rPr>
+              <w:t xml:space="preserve">Cài đặt, rollback, bàn giao và phát hành</w:t>
+            </w:r>
+          </w:p>
+        </w:tc>
+      </w:tr>
+      <w:tr>
+        <w:trPr>
+          <w:tblHeader w:val="false"/>
+        </w:trPr>
+        <w:tc>
+          <w:tcPr>
+            <w:tcW w:type="dxa" w:w="974"/>
+            <w:tcMar>
+              <w:top w:type="dxa" w:w="90"/>
+              <w:left w:type="dxa" w:w="120"/>
+              <w:bottom w:type="dxa" w:w="90"/>
+              <w:right w:type="dxa" w:w="120"/>
+            </w:tcMar>
+            <w:vAlign w:val="center"/>
+          </w:tcPr>
+          <w:p>
+            <w:pPr>
+              <w:spacing w:after="0" w:line="280"/>
+              <w:jc w:val="center"/>
+            </w:pPr>
+            <w:r>
+              <w:rPr>
+                <w:rFonts w:ascii="Be Vietnam Pro" w:cs="Be Vietnam Pro" w:eastAsia="Be Vietnam Pro" w:hAnsi="Be Vietnam Pro"/>
+                <w:color w:val="101814"/>
+                <w:sz w:val="20"/>
+                <w:szCs w:val="20"/>
+              </w:rPr>
+              <w:t xml:space="preserve">9</w:t>
+            </w:r>
+          </w:p>
+        </w:tc>
+        <w:tc>
+          <w:tcPr>
+            <w:tcW w:type="dxa" w:w="3673"/>
+            <w:tcMar>
+              <w:top w:type="dxa" w:w="90"/>
+              <w:left w:type="dxa" w:w="120"/>
+              <w:bottom w:type="dxa" w:w="90"/>
+              <w:right w:type="dxa" w:w="120"/>
+            </w:tcMar>
+            <w:vAlign w:val="center"/>
+          </w:tcPr>
+          <w:p>
+            <w:pPr>
+              <w:spacing w:after="0" w:line="280"/>
+            </w:pPr>
+            <w:r>
+              <w:rPr>
+                <w:rFonts w:ascii="Be Vietnam Pro" w:cs="Be Vietnam Pro" w:eastAsia="Be Vietnam Pro" w:hAnsi="Be Vietnam Pro"/>
+                <w:b/>
+                <w:bCs/>
+                <w:color w:val="036F3D"/>
+                <w:sz w:val="20"/>
+                <w:szCs w:val="20"/>
+              </w:rPr>
+              <w:t xml:space="preserve">DA4-09 — Hướng dẫn sử dụng</w:t>
+            </w:r>
+          </w:p>
+        </w:tc>
+        <w:tc>
+          <w:tcPr>
+            <w:tcW w:type="dxa" w:w="4713"/>
+            <w:tcMar>
+              <w:top w:type="dxa" w:w="90"/>
+              <w:left w:type="dxa" w:w="120"/>
+              <w:bottom w:type="dxa" w:w="90"/>
+              <w:right w:type="dxa" w:w="120"/>
+            </w:tcMar>
+            <w:vAlign w:val="center"/>
+          </w:tcPr>
+          <w:p>
+            <w:pPr>
+              <w:spacing w:after="0" w:line="280"/>
+            </w:pPr>
+            <w:r>
+              <w:rPr>
+                <w:rFonts w:ascii="Be Vietnam Pro" w:cs="Be Vietnam Pro" w:eastAsia="Be Vietnam Pro" w:hAnsi="Be Vietnam Pro"/>
+                <w:color w:val="101814"/>
+                <w:sz w:val="20"/>
+                <w:szCs w:val="20"/>
+              </w:rPr>
+              <w:t xml:space="preserve">Hướng dẫn user và admin</w:t>
+            </w:r>
+          </w:p>
+        </w:tc>
+      </w:tr>
+      <w:tr>
+        <w:trPr>
+          <w:tblHeader w:val="false"/>
+        </w:trPr>
+        <w:tc>
+          <w:tcPr>
+            <w:tcW w:type="dxa" w:w="974"/>
+            <w:tcMar>
+              <w:top w:type="dxa" w:w="90"/>
+              <w:left w:type="dxa" w:w="120"/>
+              <w:bottom w:type="dxa" w:w="90"/>
+              <w:right w:type="dxa" w:w="120"/>
+            </w:tcMar>
+            <w:vAlign w:val="center"/>
+          </w:tcPr>
+          <w:p>
+            <w:pPr>
+              <w:spacing w:after="0" w:line="280"/>
+              <w:jc w:val="center"/>
+            </w:pPr>
+            <w:r>
+              <w:rPr>
+                <w:rFonts w:ascii="Be Vietnam Pro" w:cs="Be Vietnam Pro" w:eastAsia="Be Vietnam Pro" w:hAnsi="Be Vietnam Pro"/>
+                <w:color w:val="101814"/>
+                <w:sz w:val="20"/>
+                <w:szCs w:val="20"/>
+              </w:rPr>
+              <w:t xml:space="preserve">10</w:t>
+            </w:r>
+          </w:p>
+        </w:tc>
+        <w:tc>
+          <w:tcPr>
+            <w:tcW w:type="dxa" w:w="3673"/>
+            <w:tcMar>
+              <w:top w:type="dxa" w:w="90"/>
+              <w:left w:type="dxa" w:w="120"/>
+              <w:bottom w:type="dxa" w:w="90"/>
+              <w:right w:type="dxa" w:w="120"/>
+            </w:tcMar>
+            <w:vAlign w:val="center"/>
+          </w:tcPr>
+          <w:p>
+            <w:pPr>
+              <w:spacing w:after="0" w:line="280"/>
+            </w:pPr>
+            <w:r>
+              <w:rPr>
+                <w:rFonts w:ascii="Be Vietnam Pro" w:cs="Be Vietnam Pro" w:eastAsia="Be Vietnam Pro" w:hAnsi="Be Vietnam Pro"/>
+                <w:b/>
+                <w:bCs/>
+                <w:color w:val="036F3D"/>
+                <w:sz w:val="20"/>
+                <w:szCs w:val="20"/>
+              </w:rPr>
+              <w:t xml:space="preserve">DA4-10 — Tra cứu kỹ thuật</w:t>
+            </w:r>
+          </w:p>
+        </w:tc>
+        <w:tc>
+          <w:tcPr>
+            <w:tcW w:type="dxa" w:w="4713"/>
+            <w:tcMar>
+              <w:top w:type="dxa" w:w="90"/>
+              <w:left w:type="dxa" w:w="120"/>
+              <w:bottom w:type="dxa" w:w="90"/>
+              <w:right w:type="dxa" w:w="120"/>
+            </w:tcMar>
+            <w:vAlign w:val="center"/>
+          </w:tcPr>
+          <w:p>
+            <w:pPr>
+              <w:spacing w:after="0" w:line="280"/>
+            </w:pPr>
+            <w:r>
+              <w:rPr>
+                <w:rFonts w:ascii="Be Vietnam Pro" w:cs="Be Vietnam Pro" w:eastAsia="Be Vietnam Pro" w:hAnsi="Be Vietnam Pro"/>
+                <w:color w:val="101814"/>
+                <w:sz w:val="20"/>
+                <w:szCs w:val="20"/>
+              </w:rPr>
+              <w:t xml:space="preserve">Cấu hình, API, mã lỗi và sổ sự cố</w:t>
+            </w:r>
+          </w:p>
+        </w:tc>
+      </w:tr>
+    </w:tbl>
+    <w:p>
+      <w:pPr>
+        <w:spacing w:after="180"/>
+      </w:pPr>
     </w:p>
     <w:tbl>
       <w:tblPr>
@@ -4418,7 +6014,7 @@
           <w:sz w:val="21"/>
           <w:szCs w:val="21"/>
         </w:rPr>
-        <w:t xml:space="preserve">Hồ sơ giấy chỉ có giá trị khi đối chiếu được với bằng chứng gốc còn nguyên vẹn. Ba nguồn bằng chứng gốc:</w:t>
+        <w:t xml:space="preserve">Hồ sơ giấy chỉ có giá trị khi đối chiếu được với bằng chứng gốc còn nguyên vẹn. Các nguồn hiện có:</w:t>
       </w:r>
     </w:p>
     <w:tbl>
@@ -4780,6 +6376,89 @@
           </w:p>
         </w:tc>
       </w:tr>
+      <w:tr>
+        <w:trPr>
+          <w:tblHeader w:val="false"/>
+        </w:trPr>
+        <w:tc>
+          <w:tcPr>
+            <w:tcW w:type="dxa" w:w="1503"/>
+            <w:tcMar>
+              <w:top w:type="dxa" w:w="90"/>
+              <w:left w:type="dxa" w:w="120"/>
+              <w:bottom w:type="dxa" w:w="90"/>
+              <w:right w:type="dxa" w:w="120"/>
+            </w:tcMar>
+            <w:vAlign w:val="center"/>
+          </w:tcPr>
+          <w:p>
+            <w:pPr>
+              <w:spacing w:after="0" w:line="280"/>
+            </w:pPr>
+            <w:r>
+              <w:rPr>
+                <w:rFonts w:ascii="Be Vietnam Pro" w:cs="Be Vietnam Pro" w:eastAsia="Be Vietnam Pro" w:hAnsi="Be Vietnam Pro"/>
+                <w:color w:val="101814"/>
+                <w:sz w:val="20"/>
+                <w:szCs w:val="20"/>
+              </w:rPr>
+              <w:t xml:space="preserve">DA4</w:t>
+            </w:r>
+          </w:p>
+        </w:tc>
+        <w:tc>
+          <w:tcPr>
+            <w:tcW w:type="dxa" w:w="3758"/>
+            <w:tcMar>
+              <w:top w:type="dxa" w:w="90"/>
+              <w:left w:type="dxa" w:w="120"/>
+              <w:bottom w:type="dxa" w:w="90"/>
+              <w:right w:type="dxa" w:w="120"/>
+            </w:tcMar>
+            <w:vAlign w:val="center"/>
+          </w:tcPr>
+          <w:p>
+            <w:pPr>
+              <w:spacing w:after="0" w:line="280"/>
+            </w:pPr>
+            <w:r>
+              <w:rPr>
+                <w:rFonts w:ascii="Be Vietnam Pro" w:cs="Be Vietnam Pro" w:eastAsia="Be Vietnam Pro" w:hAnsi="Be Vietnam Pro"/>
+                <w:color w:val="101814"/>
+                <w:sz w:val="20"/>
+                <w:szCs w:val="20"/>
+              </w:rPr>
+              <w:t xml:space="preserve">Chưa có</w:t>
+            </w:r>
+          </w:p>
+        </w:tc>
+        <w:tc>
+          <w:tcPr>
+            <w:tcW w:type="dxa" w:w="4099"/>
+            <w:tcMar>
+              <w:top w:type="dxa" w:w="90"/>
+              <w:left w:type="dxa" w:w="120"/>
+              <w:bottom w:type="dxa" w:w="90"/>
+              <w:right w:type="dxa" w:w="120"/>
+            </w:tcMar>
+            <w:vAlign w:val="center"/>
+          </w:tcPr>
+          <w:p>
+            <w:pPr>
+              <w:spacing w:after="0" w:line="280"/>
+            </w:pPr>
+            <w:r>
+              <w:rPr>
+                <w:rFonts w:ascii="Be Vietnam Pro" w:cs="Be Vietnam Pro" w:eastAsia="Be Vietnam Pro" w:hAnsi="Be Vietnam Pro"/>
+                <w:color w:val="101814"/>
+                <w:sz w:val="20"/>
+                <w:szCs w:val="20"/>
+              </w:rPr>
+              <w:t xml:space="preserve">Build Guide và hồ sơ thiết kế chưa thay thế mã nguồn, log chạy, UAT hoặc deployment record</w:t>
+            </w:r>
+          </w:p>
+        </w:tc>
+      </w:tr>
     </w:tbl>
     <w:p>
       <w:pPr>
@@ -4817,7 +6496,7 @@
           <w:sz w:val="21"/>
           <w:szCs w:val="21"/>
         </w:rPr>
-        <w:t xml:space="preserve">, không phải mua về rồi đổi tên.</w:t>
+        <w:t xml:space="preserve">, không phải mua về rồi đổi tên. Khi DA4 bắt đầu lập trình, phải tạo kho/version và lưu bằng chứng riêng từ ngày đầu.</w:t>
       </w:r>
     </w:p>
     <w:p>

--- a/docs/README.docx
+++ b/docs/README.docx
@@ -2012,7 +2012,7 @@
                 <w:sz w:val="17"/>
                 <w:szCs w:val="17"/>
               </w:rPr>
-              <w:t xml:space="preserve">├── DA1-website-va-cms/                11 tài liệu · 4.006 dòng</w:t>
+              <w:t xml:space="preserve">├── DA1-website-va-cms/                12 tài liệu · 4.183 dòng</w:t>
             </w:r>
           </w:p>
           <w:p>
@@ -3254,7 +3254,91 @@
                 <w:sz w:val="20"/>
                 <w:szCs w:val="20"/>
               </w:rPr>
-              <w:t xml:space="preserve">Tạo bot Telegram, tạo nhóm cho nhân viên, cấu hình khung chat vào website, xử lý sự cố</w:t>
+              <w:t xml:space="preserve">Bản đầy đủ: tạo bot, tạo nhóm, cấu hình, giải thích lý do, xử lý sự cố, bảo mật</w:t>
+            </w:r>
+          </w:p>
+        </w:tc>
+        <w:tc>
+          <w:tcPr>
+            <w:tcW w:type="dxa" w:w="974"/>
+            <w:tcMar>
+              <w:top w:type="dxa" w:w="90"/>
+              <w:left w:type="dxa" w:w="120"/>
+              <w:bottom w:type="dxa" w:w="90"/>
+              <w:right w:type="dxa" w:w="120"/>
+            </w:tcMar>
+            <w:vAlign w:val="center"/>
+          </w:tcPr>
+          <w:p>
+            <w:pPr>
+              <w:spacing w:after="0" w:line="280"/>
+            </w:pPr>
+            <w:r>
+              <w:rPr>
+                <w:rFonts w:ascii="Be Vietnam Pro" w:cs="Be Vietnam Pro" w:eastAsia="Be Vietnam Pro" w:hAnsi="Be Vietnam Pro"/>
+                <w:color w:val="101814"/>
+                <w:sz w:val="20"/>
+                <w:szCs w:val="20"/>
+              </w:rPr>
+              <w:t xml:space="preserve">6</w:t>
+            </w:r>
+          </w:p>
+        </w:tc>
+      </w:tr>
+      <w:tr>
+        <w:trPr>
+          <w:tblHeader w:val="false"/>
+        </w:trPr>
+        <w:tc>
+          <w:tcPr>
+            <w:tcW w:type="dxa" w:w="4920"/>
+            <w:tcMar>
+              <w:top w:type="dxa" w:w="90"/>
+              <w:left w:type="dxa" w:w="120"/>
+              <w:bottom w:type="dxa" w:w="90"/>
+              <w:right w:type="dxa" w:w="120"/>
+            </w:tcMar>
+            <w:vAlign w:val="center"/>
+          </w:tcPr>
+          <w:p>
+            <w:pPr>
+              <w:spacing w:after="0" w:line="280"/>
+            </w:pPr>
+            <w:r>
+              <w:rPr>
+                <w:rFonts w:ascii="Menlo" w:cs="Menlo" w:eastAsia="Menlo" w:hAnsi="Menlo"/>
+                <w:color w:val="036F3D"/>
+                <w:sz w:val="20"/>
+                <w:szCs w:val="20"/>
+                <w:shd w:fill="F1F5F3" w:color="auto" w:val="clear"/>
+              </w:rPr>
+              <w:t xml:space="preserve">DA1-12-cai-dat-nhanh-telegram</w:t>
+            </w:r>
+          </w:p>
+        </w:tc>
+        <w:tc>
+          <w:tcPr>
+            <w:tcW w:type="dxa" w:w="3466"/>
+            <w:tcMar>
+              <w:top w:type="dxa" w:w="90"/>
+              <w:left w:type="dxa" w:w="120"/>
+              <w:bottom w:type="dxa" w:w="90"/>
+              <w:right w:type="dxa" w:w="120"/>
+            </w:tcMar>
+            <w:vAlign w:val="center"/>
+          </w:tcPr>
+          <w:p>
+            <w:pPr>
+              <w:spacing w:after="0" w:line="280"/>
+            </w:pPr>
+            <w:r>
+              <w:rPr>
+                <w:rFonts w:ascii="Be Vietnam Pro" w:cs="Be Vietnam Pro" w:eastAsia="Be Vietnam Pro" w:hAnsi="Be Vietnam Pro"/>
+                <w:color w:val="101814"/>
+                <w:sz w:val="20"/>
+                <w:szCs w:val="20"/>
+              </w:rPr>
+              <w:t xml:space="preserve">Bản rút gọn: 24 bước thao tác, không giải thích</w:t>
             </w:r>
           </w:p>
         </w:tc>
@@ -3302,7 +3386,340 @@
           <w:sz w:val="21"/>
           <w:szCs w:val="21"/>
         </w:rPr>
-        <w:t xml:space="preserve">Tách riêng vì đây là tài liệu </w:t>
+        <w:t xml:space="preserve">Hai tài liệu cùng nội dung, khác mục đích dùng:</w:t>
+      </w:r>
+    </w:p>
+    <w:tbl>
+      <w:tblPr>
+        <w:tblW w:type="dxa" w:w="9360"/>
+        <w:tblBorders>
+          <w:top w:val="single" w:color="CFE3D8" w:sz="4"/>
+          <w:left w:val="single" w:color="CFE3D8" w:sz="4"/>
+          <w:bottom w:val="single" w:color="CFE3D8" w:sz="4"/>
+          <w:right w:val="single" w:color="CFE3D8" w:sz="4"/>
+          <w:insideH w:val="single" w:color="CFE3D8" w:sz="4"/>
+          <w:insideV w:val="single" w:color="CFE3D8" w:sz="4"/>
+        </w:tblBorders>
+        <w:tblLayout w:type="fixed"/>
+      </w:tblPr>
+      <w:tblGrid>
+        <w:gridCol w:w="1026"/>
+        <w:gridCol w:w="4231"/>
+        <w:gridCol w:w="4103"/>
+      </w:tblGrid>
+      <w:tr>
+        <w:trPr>
+          <w:tblHeader/>
+        </w:trPr>
+        <w:tc>
+          <w:tcPr>
+            <w:tcW w:type="dxa" w:w="1026"/>
+            <w:shd w:fill="EEF6F1" w:color="auto" w:val="clear"/>
+            <w:tcMar>
+              <w:top w:type="dxa" w:w="90"/>
+              <w:left w:type="dxa" w:w="120"/>
+              <w:bottom w:type="dxa" w:w="90"/>
+              <w:right w:type="dxa" w:w="120"/>
+            </w:tcMar>
+            <w:vAlign w:val="center"/>
+          </w:tcPr>
+          <w:p>
+            <w:pPr>
+              <w:spacing w:after="0" w:line="280"/>
+            </w:pPr>
+            <w:r>
+              <w:rPr>
+                <w:rFonts w:ascii="Be Vietnam Pro" w:cs="Be Vietnam Pro" w:eastAsia="Be Vietnam Pro" w:hAnsi="Be Vietnam Pro"/>
+                <w:sz w:val="21"/>
+                <w:szCs w:val="21"/>
+              </w:rPr>
+              <w:t xml:space="preserve"/>
+            </w:r>
+          </w:p>
+        </w:tc>
+        <w:tc>
+          <w:tcPr>
+            <w:tcW w:type="dxa" w:w="4231"/>
+            <w:shd w:fill="EEF6F1" w:color="auto" w:val="clear"/>
+            <w:tcMar>
+              <w:top w:type="dxa" w:w="90"/>
+              <w:left w:type="dxa" w:w="120"/>
+              <w:bottom w:type="dxa" w:w="90"/>
+              <w:right w:type="dxa" w:w="120"/>
+            </w:tcMar>
+            <w:vAlign w:val="center"/>
+          </w:tcPr>
+          <w:p>
+            <w:pPr>
+              <w:spacing w:after="0" w:line="280"/>
+            </w:pPr>
+            <w:r>
+              <w:rPr>
+                <w:rFonts w:ascii="Menlo" w:cs="Menlo" w:eastAsia="Menlo" w:hAnsi="Menlo"/>
+                <w:b/>
+                <w:bCs/>
+                <w:color w:val="036F3D"/>
+                <w:sz w:val="20"/>
+                <w:szCs w:val="20"/>
+                <w:shd w:fill="F1F5F3" w:color="auto" w:val="clear"/>
+              </w:rPr>
+              <w:t xml:space="preserve">DA1-11</w:t>
+            </w:r>
+          </w:p>
+        </w:tc>
+        <w:tc>
+          <w:tcPr>
+            <w:tcW w:type="dxa" w:w="4103"/>
+            <w:shd w:fill="EEF6F1" w:color="auto" w:val="clear"/>
+            <w:tcMar>
+              <w:top w:type="dxa" w:w="90"/>
+              <w:left w:type="dxa" w:w="120"/>
+              <w:bottom w:type="dxa" w:w="90"/>
+              <w:right w:type="dxa" w:w="120"/>
+            </w:tcMar>
+            <w:vAlign w:val="center"/>
+          </w:tcPr>
+          <w:p>
+            <w:pPr>
+              <w:spacing w:after="0" w:line="280"/>
+            </w:pPr>
+            <w:r>
+              <w:rPr>
+                <w:rFonts w:ascii="Menlo" w:cs="Menlo" w:eastAsia="Menlo" w:hAnsi="Menlo"/>
+                <w:b/>
+                <w:bCs/>
+                <w:color w:val="036F3D"/>
+                <w:sz w:val="20"/>
+                <w:szCs w:val="20"/>
+                <w:shd w:fill="F1F5F3" w:color="auto" w:val="clear"/>
+              </w:rPr>
+              <w:t xml:space="preserve">DA1-12</w:t>
+            </w:r>
+          </w:p>
+        </w:tc>
+      </w:tr>
+      <w:tr>
+        <w:trPr>
+          <w:tblHeader w:val="false"/>
+        </w:trPr>
+        <w:tc>
+          <w:tcPr>
+            <w:tcW w:type="dxa" w:w="1026"/>
+            <w:tcMar>
+              <w:top w:type="dxa" w:w="90"/>
+              <w:left w:type="dxa" w:w="120"/>
+              <w:bottom w:type="dxa" w:w="90"/>
+              <w:right w:type="dxa" w:w="120"/>
+            </w:tcMar>
+            <w:vAlign w:val="center"/>
+          </w:tcPr>
+          <w:p>
+            <w:pPr>
+              <w:spacing w:after="0" w:line="280"/>
+            </w:pPr>
+            <w:r>
+              <w:rPr>
+                <w:rFonts w:ascii="Be Vietnam Pro" w:cs="Be Vietnam Pro" w:eastAsia="Be Vietnam Pro" w:hAnsi="Be Vietnam Pro"/>
+                <w:color w:val="101814"/>
+                <w:sz w:val="20"/>
+                <w:szCs w:val="20"/>
+              </w:rPr>
+              <w:t xml:space="preserve">Dùng khi</w:t>
+            </w:r>
+          </w:p>
+        </w:tc>
+        <w:tc>
+          <w:tcPr>
+            <w:tcW w:type="dxa" w:w="4231"/>
+            <w:tcMar>
+              <w:top w:type="dxa" w:w="90"/>
+              <w:left w:type="dxa" w:w="120"/>
+              <w:bottom w:type="dxa" w:w="90"/>
+              <w:right w:type="dxa" w:w="120"/>
+            </w:tcMar>
+            <w:vAlign w:val="center"/>
+          </w:tcPr>
+          <w:p>
+            <w:pPr>
+              <w:spacing w:after="0" w:line="280"/>
+            </w:pPr>
+            <w:r>
+              <w:rPr>
+                <w:rFonts w:ascii="Be Vietnam Pro" w:cs="Be Vietnam Pro" w:eastAsia="Be Vietnam Pro" w:hAnsi="Be Vietnam Pro"/>
+                <w:color w:val="101814"/>
+                <w:sz w:val="20"/>
+                <w:szCs w:val="20"/>
+              </w:rPr>
+              <w:t xml:space="preserve">Cần hiểu vì sao, hoặc đang gỡ lỗi</w:t>
+            </w:r>
+          </w:p>
+        </w:tc>
+        <w:tc>
+          <w:tcPr>
+            <w:tcW w:type="dxa" w:w="4103"/>
+            <w:tcMar>
+              <w:top w:type="dxa" w:w="90"/>
+              <w:left w:type="dxa" w:w="120"/>
+              <w:bottom w:type="dxa" w:w="90"/>
+              <w:right w:type="dxa" w:w="120"/>
+            </w:tcMar>
+            <w:vAlign w:val="center"/>
+          </w:tcPr>
+          <w:p>
+            <w:pPr>
+              <w:spacing w:after="0" w:line="280"/>
+            </w:pPr>
+            <w:r>
+              <w:rPr>
+                <w:rFonts w:ascii="Be Vietnam Pro" w:cs="Be Vietnam Pro" w:eastAsia="Be Vietnam Pro" w:hAnsi="Be Vietnam Pro"/>
+                <w:color w:val="101814"/>
+                <w:sz w:val="20"/>
+                <w:szCs w:val="20"/>
+              </w:rPr>
+              <w:t xml:space="preserve">Ngồi cài đặt, làm theo từng bước</w:t>
+            </w:r>
+          </w:p>
+        </w:tc>
+      </w:tr>
+      <w:tr>
+        <w:trPr>
+          <w:tblHeader w:val="false"/>
+        </w:trPr>
+        <w:tc>
+          <w:tcPr>
+            <w:tcW w:type="dxa" w:w="1026"/>
+            <w:tcMar>
+              <w:top w:type="dxa" w:w="90"/>
+              <w:left w:type="dxa" w:w="120"/>
+              <w:bottom w:type="dxa" w:w="90"/>
+              <w:right w:type="dxa" w:w="120"/>
+            </w:tcMar>
+            <w:vAlign w:val="center"/>
+          </w:tcPr>
+          <w:p>
+            <w:pPr>
+              <w:spacing w:after="0" w:line="280"/>
+            </w:pPr>
+            <w:r>
+              <w:rPr>
+                <w:rFonts w:ascii="Be Vietnam Pro" w:cs="Be Vietnam Pro" w:eastAsia="Be Vietnam Pro" w:hAnsi="Be Vietnam Pro"/>
+                <w:color w:val="101814"/>
+                <w:sz w:val="20"/>
+                <w:szCs w:val="20"/>
+              </w:rPr>
+              <w:t xml:space="preserve">Độ dài</w:t>
+            </w:r>
+          </w:p>
+        </w:tc>
+        <w:tc>
+          <w:tcPr>
+            <w:tcW w:type="dxa" w:w="4231"/>
+            <w:tcMar>
+              <w:top w:type="dxa" w:w="90"/>
+              <w:left w:type="dxa" w:w="120"/>
+              <w:bottom w:type="dxa" w:w="90"/>
+              <w:right w:type="dxa" w:w="120"/>
+            </w:tcMar>
+            <w:vAlign w:val="center"/>
+          </w:tcPr>
+          <w:p>
+            <w:pPr>
+              <w:spacing w:after="0" w:line="280"/>
+            </w:pPr>
+            <w:r>
+              <w:rPr>
+                <w:rFonts w:ascii="Be Vietnam Pro" w:cs="Be Vietnam Pro" w:eastAsia="Be Vietnam Pro" w:hAnsi="Be Vietnam Pro"/>
+                <w:color w:val="101814"/>
+                <w:sz w:val="20"/>
+                <w:szCs w:val="20"/>
+              </w:rPr>
+              <w:t xml:space="preserve">488 dòng</w:t>
+            </w:r>
+          </w:p>
+        </w:tc>
+        <w:tc>
+          <w:tcPr>
+            <w:tcW w:type="dxa" w:w="4103"/>
+            <w:tcMar>
+              <w:top w:type="dxa" w:w="90"/>
+              <w:left w:type="dxa" w:w="120"/>
+              <w:bottom w:type="dxa" w:w="90"/>
+              <w:right w:type="dxa" w:w="120"/>
+            </w:tcMar>
+            <w:vAlign w:val="center"/>
+          </w:tcPr>
+          <w:p>
+            <w:pPr>
+              <w:spacing w:after="0" w:line="280"/>
+            </w:pPr>
+            <w:r>
+              <w:rPr>
+                <w:rFonts w:ascii="Be Vietnam Pro" w:cs="Be Vietnam Pro" w:eastAsia="Be Vietnam Pro" w:hAnsi="Be Vietnam Pro"/>
+                <w:color w:val="101814"/>
+                <w:sz w:val="20"/>
+                <w:szCs w:val="20"/>
+              </w:rPr>
+              <w:t xml:space="preserve">177 dòng</w:t>
+            </w:r>
+          </w:p>
+        </w:tc>
+      </w:tr>
+    </w:tbl>
+    <w:p>
+      <w:pPr>
+        <w:spacing w:after="180"/>
+      </w:pPr>
+    </w:p>
+    <w:p>
+      <w:pPr>
+        <w:spacing w:after="130" w:line="300"/>
+      </w:pPr>
+      <w:r>
+        <w:rPr>
+          <w:rFonts w:ascii="Be Vietnam Pro" w:cs="Be Vietnam Pro" w:eastAsia="Be Vietnam Pro" w:hAnsi="Be Vietnam Pro"/>
+          <w:color w:val="101814"/>
+          <w:sz w:val="21"/>
+          <w:szCs w:val="21"/>
+        </w:rPr>
+        <w:t xml:space="preserve">Cả hai tách riêng khỏi </w:t>
+      </w:r>
+      <w:r>
+        <w:rPr>
+          <w:rFonts w:ascii="Menlo" w:cs="Menlo" w:eastAsia="Menlo" w:hAnsi="Menlo"/>
+          <w:color w:val="036F3D"/>
+          <w:sz w:val="19"/>
+          <w:szCs w:val="19"/>
+          <w:shd w:fill="F1F5F3" w:color="auto" w:val="clear"/>
+        </w:rPr>
+        <w:t xml:space="preserve">DA1-09</w:t>
+      </w:r>
+      <w:r>
+        <w:rPr>
+          <w:rFonts w:ascii="Be Vietnam Pro" w:cs="Be Vietnam Pro" w:eastAsia="Be Vietnam Pro" w:hAnsi="Be Vietnam Pro"/>
+          <w:color w:val="101814"/>
+          <w:sz w:val="21"/>
+          <w:szCs w:val="21"/>
+        </w:rPr>
+        <w:t xml:space="preserve"> vì </w:t>
+      </w:r>
+      <w:r>
+        <w:rPr>
+          <w:rFonts w:ascii="Menlo" w:cs="Menlo" w:eastAsia="Menlo" w:hAnsi="Menlo"/>
+          <w:color w:val="036F3D"/>
+          <w:sz w:val="19"/>
+          <w:szCs w:val="19"/>
+          <w:shd w:fill="F1F5F3" w:color="auto" w:val="clear"/>
+        </w:rPr>
+        <w:t xml:space="preserve">DA1-09</w:t>
+      </w:r>
+      <w:r>
+        <w:rPr>
+          <w:rFonts w:ascii="Be Vietnam Pro" w:cs="Be Vietnam Pro" w:eastAsia="Be Vietnam Pro" w:hAnsi="Be Vietnam Pro"/>
+          <w:color w:val="101814"/>
+          <w:sz w:val="21"/>
+          <w:szCs w:val="21"/>
+        </w:rPr>
+        <w:t xml:space="preserve"> hướng dẫn </w:t>
       </w:r>
       <w:r>
         <w:rPr>
@@ -3313,7 +3730,7 @@
           <w:sz w:val="21"/>
           <w:szCs w:val="21"/>
         </w:rPr>
-        <w:t xml:space="preserve">đưa cho người cài đặt làm theo từng bước</w:t>
+        <w:t xml:space="preserve">dùng hệ quản trị hằng ngày</w:t>
       </w:r>
       <w:r>
         <w:rPr>
@@ -3322,17 +3739,18 @@
           <w:sz w:val="21"/>
           <w:szCs w:val="21"/>
         </w:rPr>
-        <w:t xml:space="preserve">, khác mục đích với </w:t>
-      </w:r>
-      <w:r>
-        <w:rPr>
-          <w:rFonts w:ascii="Menlo" w:cs="Menlo" w:eastAsia="Menlo" w:hAnsi="Menlo"/>
-          <w:color w:val="036F3D"/>
-          <w:sz w:val="19"/>
-          <w:szCs w:val="19"/>
-          <w:shd w:fill="F1F5F3" w:color="auto" w:val="clear"/>
-        </w:rPr>
-        <w:t xml:space="preserve">DA1-09</w:t>
+        <w:t xml:space="preserve">, còn hai tài liệu này chỉ phục vụ </w:t>
+      </w:r>
+      <w:r>
+        <w:rPr>
+          <w:rFonts w:ascii="Be Vietnam Pro" w:cs="Be Vietnam Pro" w:eastAsia="Be Vietnam Pro" w:hAnsi="Be Vietnam Pro"/>
+          <w:b/>
+          <w:bCs/>
+          <w:color w:val="101814"/>
+          <w:sz w:val="21"/>
+          <w:szCs w:val="21"/>
+        </w:rPr>
+        <w:t xml:space="preserve">một lần cài đặt</w:t>
       </w:r>
       <w:r>
         <w:rPr>
@@ -3341,7 +3759,7 @@
           <w:sz w:val="21"/>
           <w:szCs w:val="21"/>
         </w:rPr>
-        <w:t xml:space="preserve"> vốn hướng dẫn dùng hệ quản trị hằng ngày.</w:t>
+        <w:t xml:space="preserve">.</w:t>
       </w:r>
     </w:p>
     <w:p>
@@ -3696,7 +4114,7 @@
                 <w:sz w:val="20"/>
                 <w:szCs w:val="20"/>
               </w:rPr>
-              <w:t xml:space="preserve">11</w:t>
+              <w:t xml:space="preserve">12</w:t>
             </w:r>
           </w:p>
         </w:tc>
@@ -3723,7 +4141,7 @@
                 <w:sz w:val="20"/>
                 <w:szCs w:val="20"/>
               </w:rPr>
-              <w:t xml:space="preserve">4.006</w:t>
+              <w:t xml:space="preserve">4.183</w:t>
             </w:r>
           </w:p>
         </w:tc>
@@ -4040,7 +4458,7 @@
                 <w:sz w:val="20"/>
                 <w:szCs w:val="20"/>
               </w:rPr>
-              <w:t xml:space="preserve">48</w:t>
+              <w:t xml:space="preserve">49</w:t>
             </w:r>
           </w:p>
         </w:tc>
@@ -4069,7 +4487,7 @@
                 <w:sz w:val="20"/>
                 <w:szCs w:val="20"/>
               </w:rPr>
-              <w:t xml:space="preserve">15.199</w:t>
+              <w:t xml:space="preserve">15.376</w:t>
             </w:r>
           </w:p>
         </w:tc>

--- a/docs/README.docx
+++ b/docs/README.docx
@@ -9,48 +9,39 @@
     </w:p>
     <w:p>
       <w:pPr>
-        <w:spacing w:after="350"/>
+        <w:spacing w:after="40"/>
         <w:jc w:val="center"/>
       </w:pPr>
       <w:r>
-        <w:drawing>
-          <wp:inline distT="0" distB="0" distL="0" distR="0">
-            <wp:extent cx="2476500" cy="723900"/>
-            <wp:effectExtent t="0" r="0" b="0" l="0"/>
-            <wp:docPr id="1" name="" descr="" title=""/>
-            <wp:cNvGraphicFramePr>
-              <a:graphicFrameLocks xmlns:a="http://schemas.openxmlformats.org/drawingml/2006/main" noChangeAspect="1"/>
-            </wp:cNvGraphicFramePr>
-            <a:graphic xmlns:a="http://schemas.openxmlformats.org/drawingml/2006/main">
-              <a:graphicData uri="http://schemas.openxmlformats.org/drawingml/2006/picture">
-                <pic:pic xmlns:pic="http://schemas.openxmlformats.org/drawingml/2006/picture">
-                  <pic:nvPicPr>
-                    <pic:cNvPr id="0" name="" descr=""/>
-                    <pic:cNvPicPr>
-                      <a:picLocks noChangeAspect="1" noChangeArrowheads="1"/>
-                    </pic:cNvPicPr>
-                  </pic:nvPicPr>
-                  <pic:blipFill>
-                    <a:blip r:embed="rId9" cstate="none"/>
-                    <a:srcRect/>
-                    <a:stretch>
-                      <a:fillRect/>
-                    </a:stretch>
-                  </pic:blipFill>
-                  <pic:spPr bwMode="auto">
-                    <a:xfrm>
-                      <a:off x="0" y="0"/>
-                      <a:ext cx="2476500" cy="723900"/>
-                    </a:xfrm>
-                    <a:prstGeom prst="rect">
-                      <a:avLst/>
-                    </a:prstGeom>
-                  </pic:spPr>
-                </pic:pic>
-              </a:graphicData>
-            </a:graphic>
-          </wp:inline>
-        </w:drawing>
+        <w:rPr>
+          <w:rFonts w:ascii="Be Vietnam Pro" w:cs="Be Vietnam Pro" w:eastAsia="Be Vietnam Pro" w:hAnsi="Be Vietnam Pro"/>
+          <w:b/>
+          <w:bCs/>
+          <w:color w:val="036F3D"/>
+          <w:spacing w:val="160"/>
+          <w:sz w:val="64"/>
+          <w:szCs w:val="64"/>
+        </w:rPr>
+        <w:t xml:space="preserve">OPTIMAI</w:t>
+      </w:r>
+    </w:p>
+    <w:p>
+      <w:pPr>
+        <w:pBdr>
+          <w:top w:val="single" w:color="F58E33" w:sz="8" w:space="10"/>
+        </w:pBdr>
+        <w:spacing w:after="320"/>
+        <w:jc w:val="center"/>
+      </w:pPr>
+      <w:r>
+        <w:rPr>
+          <w:rFonts w:ascii="Be Vietnam Pro" w:cs="Be Vietnam Pro" w:eastAsia="Be Vietnam Pro" w:hAnsi="Be Vietnam Pro"/>
+          <w:color w:val="8A4B12"/>
+          <w:spacing w:val="70"/>
+          <w:sz w:val="16"/>
+          <w:szCs w:val="16"/>
+        </w:rPr>
+        <w:t xml:space="preserve">CÔNG TY PHÁT TRIỂN PHẦN MỀM</w:t>
       </w:r>
     </w:p>
     <w:p>
@@ -2740,7 +2731,7 @@
           <w:sz w:val="21"/>
           <w:szCs w:val="21"/>
         </w:rPr>
-        <w:t xml:space="preserve">Chi tiết năng lực, đối chiếu danh tính kỹ thuật và hồ sơ nhân sự: </w:t>
+        <w:t xml:space="preserve">Ma trận phân công công việc theo công đoạn và hồ sơ nhân sự: </w:t>
       </w:r>
       <w:r>
         <w:rPr>
@@ -2759,7 +2750,7 @@
           <w:sz w:val="21"/>
           <w:szCs w:val="21"/>
         </w:rPr>
-        <w:t xml:space="preserve">.</w:t>
+        <w:t xml:space="preserve"> mục 4.</w:t>
       </w:r>
     </w:p>
     <w:p>
@@ -3988,7 +3979,27 @@
                 <w:sz w:val="20"/>
                 <w:szCs w:val="20"/>
               </w:rPr>
-              <w:t xml:space="preserve">; đối chiếu danh tính kỹ thuật ↔ nhân sự; ranh giới công cụ / sản phẩm; bằng chứng khối lượng lao động</w:t>
+              <w:t xml:space="preserve">; </w:t>
+            </w:r>
+            <w:r>
+              <w:rPr>
+                <w:rFonts w:ascii="Be Vietnam Pro" w:cs="Be Vietnam Pro" w:eastAsia="Be Vietnam Pro" w:hAnsi="Be Vietnam Pro"/>
+                <w:b/>
+                <w:bCs/>
+                <w:color w:val="101814"/>
+                <w:sz w:val="20"/>
+                <w:szCs w:val="20"/>
+              </w:rPr>
+              <w:t xml:space="preserve">ma trận phân công theo công đoạn</w:t>
+            </w:r>
+            <w:r>
+              <w:rPr>
+                <w:rFonts w:ascii="Be Vietnam Pro" w:cs="Be Vietnam Pro" w:eastAsia="Be Vietnam Pro" w:hAnsi="Be Vietnam Pro"/>
+                <w:color w:val="101814"/>
+                <w:sz w:val="20"/>
+                <w:szCs w:val="20"/>
+              </w:rPr>
+              <w:t xml:space="preserve">; ranh giới công cụ / sản phẩm; bằng chứng khối lượng lao động</w:t>
             </w:r>
           </w:p>
         </w:tc>
@@ -4619,18 +4630,18 @@
                 <w:sz w:val="20"/>
                 <w:szCs w:val="20"/>
               </w:rPr>
-              <w:t xml:space="preserve">; đối chiếu chi phí dịch vụ AI với hoá đơn; </w:t>
-            </w:r>
-            <w:r>
-              <w:rPr>
-                <w:rFonts w:ascii="Be Vietnam Pro" w:cs="Be Vietnam Pro" w:eastAsia="Be Vietnam Pro" w:hAnsi="Be Vietnam Pro"/>
-                <w:b/>
-                <w:bCs/>
-                <w:color w:val="101814"/>
-                <w:sz w:val="20"/>
-                <w:szCs w:val="20"/>
-              </w:rPr>
-              <w:t xml:space="preserve">đối chiếu chi phí với giá bán</w:t>
+              <w:t xml:space="preserve">; đối chiếu chi phí dịch vụ AI với hoá đơn; đối chiếu chi phí với giá bán — </w:t>
+            </w:r>
+            <w:r>
+              <w:rPr>
+                <w:rFonts w:ascii="Be Vietnam Pro" w:cs="Be Vietnam Pro" w:eastAsia="Be Vietnam Pro" w:hAnsi="Be Vietnam Pro"/>
+                <w:b/>
+                <w:bCs/>
+                <w:color w:val="101814"/>
+                <w:sz w:val="20"/>
+                <w:szCs w:val="20"/>
+              </w:rPr>
+              <w:t xml:space="preserve">mọi ô số để trống, công ty tự điền</w:t>
             </w:r>
           </w:p>
         </w:tc>
@@ -13966,9 +13977,9 @@
       </w:tblPr>
       <w:tblGrid>
         <w:gridCol w:w="731"/>
-        <w:gridCol w:w="4899"/>
+        <w:gridCol w:w="4668"/>
         <w:gridCol w:w="1420"/>
-        <w:gridCol w:w="2310"/>
+        <w:gridCol w:w="2541"/>
       </w:tblGrid>
       <w:tr>
         <w:trPr>
@@ -14006,7 +14017,7 @@
         </w:tc>
         <w:tc>
           <w:tcPr>
-            <w:tcW w:type="dxa" w:w="4899"/>
+            <w:tcW w:type="dxa" w:w="4668"/>
             <w:shd w:fill="EEF6F1" w:color="auto" w:val="clear"/>
             <w:tcMar>
               <w:top w:type="dxa" w:w="90"/>
@@ -14064,7 +14075,7 @@
         </w:tc>
         <w:tc>
           <w:tcPr>
-            <w:tcW w:type="dxa" w:w="2310"/>
+            <w:tcW w:type="dxa" w:w="2541"/>
             <w:shd w:fill="EEF6F1" w:color="auto" w:val="clear"/>
             <w:tcMar>
               <w:top w:type="dxa" w:w="90"/>
@@ -14125,29 +14136,29 @@
         </w:tc>
         <w:tc>
           <w:tcPr>
-            <w:tcW w:type="dxa" w:w="4899"/>
-            <w:tcMar>
-              <w:top w:type="dxa" w:w="90"/>
-              <w:left w:type="dxa" w:w="120"/>
-              <w:bottom w:type="dxa" w:w="90"/>
-              <w:right w:type="dxa" w:w="120"/>
-            </w:tcMar>
-            <w:vAlign w:val="center"/>
-          </w:tcPr>
-          <w:p>
-            <w:pPr>
-              <w:spacing w:after="0" w:line="280"/>
-            </w:pPr>
-            <w:r>
-              <w:rPr>
-                <w:rFonts w:ascii="Be Vietnam Pro" w:cs="Be Vietnam Pro" w:eastAsia="Be Vietnam Pro" w:hAnsi="Be Vietnam Pro"/>
-                <w:b/>
-                <w:bCs/>
-                <w:color w:val="101814"/>
-                <w:sz w:val="20"/>
-                <w:szCs w:val="20"/>
-              </w:rPr>
-              <w:t xml:space="preserve">Điền bảng đối chiếu danh tính kỹ thuật ↔ nhân sự</w:t>
+            <w:tcW w:type="dxa" w:w="4668"/>
+            <w:tcMar>
+              <w:top w:type="dxa" w:w="90"/>
+              <w:left w:type="dxa" w:w="120"/>
+              <w:bottom w:type="dxa" w:w="90"/>
+              <w:right w:type="dxa" w:w="120"/>
+            </w:tcMar>
+            <w:vAlign w:val="center"/>
+          </w:tcPr>
+          <w:p>
+            <w:pPr>
+              <w:spacing w:after="0" w:line="280"/>
+            </w:pPr>
+            <w:r>
+              <w:rPr>
+                <w:rFonts w:ascii="Be Vietnam Pro" w:cs="Be Vietnam Pro" w:eastAsia="Be Vietnam Pro" w:hAnsi="Be Vietnam Pro"/>
+                <w:b/>
+                <w:bCs/>
+                <w:color w:val="101814"/>
+                <w:sz w:val="20"/>
+                <w:szCs w:val="20"/>
+              </w:rPr>
+              <w:t xml:space="preserve">Xác nhận ma trận phân công công việc</w:t>
             </w:r>
           </w:p>
         </w:tc>
@@ -14179,7 +14190,7 @@
         </w:tc>
         <w:tc>
           <w:tcPr>
-            <w:tcW w:type="dxa" w:w="2310"/>
+            <w:tcW w:type="dxa" w:w="2541"/>
             <w:tcMar>
               <w:top w:type="dxa" w:w="90"/>
               <w:left w:type="dxa" w:w="120"/>
@@ -14209,7 +14220,7 @@
                 <w:sz w:val="20"/>
                 <w:szCs w:val="20"/>
               </w:rPr>
-              <w:t xml:space="preserve"> mục 4</w:t>
+              <w:t xml:space="preserve"> mục 4.1</w:t>
             </w:r>
           </w:p>
         </w:tc>
@@ -14247,7 +14258,7 @@
         </w:tc>
         <w:tc>
           <w:tcPr>
-            <w:tcW w:type="dxa" w:w="4899"/>
+            <w:tcW w:type="dxa" w:w="4668"/>
             <w:tcMar>
               <w:top w:type="dxa" w:w="90"/>
               <w:left w:type="dxa" w:w="120"/>
@@ -14299,7 +14310,7 @@
         </w:tc>
         <w:tc>
           <w:tcPr>
-            <w:tcW w:type="dxa" w:w="2310"/>
+            <w:tcW w:type="dxa" w:w="2541"/>
             <w:tcMar>
               <w:top w:type="dxa" w:w="90"/>
               <w:left w:type="dxa" w:w="120"/>
@@ -14367,7 +14378,7 @@
         </w:tc>
         <w:tc>
           <w:tcPr>
-            <w:tcW w:type="dxa" w:w="4899"/>
+            <w:tcW w:type="dxa" w:w="4668"/>
             <w:tcMar>
               <w:top w:type="dxa" w:w="90"/>
               <w:left w:type="dxa" w:w="120"/>
@@ -14419,7 +14430,7 @@
         </w:tc>
         <w:tc>
           <w:tcPr>
-            <w:tcW w:type="dxa" w:w="2310"/>
+            <w:tcW w:type="dxa" w:w="2541"/>
             <w:tcMar>
               <w:top w:type="dxa" w:w="90"/>
               <w:left w:type="dxa" w:w="120"/>
@@ -14487,7 +14498,7 @@
         </w:tc>
         <w:tc>
           <w:tcPr>
-            <w:tcW w:type="dxa" w:w="4899"/>
+            <w:tcW w:type="dxa" w:w="4668"/>
             <w:tcMar>
               <w:top w:type="dxa" w:w="90"/>
               <w:left w:type="dxa" w:w="120"/>
@@ -14539,7 +14550,7 @@
         </w:tc>
         <w:tc>
           <w:tcPr>
-            <w:tcW w:type="dxa" w:w="2310"/>
+            <w:tcW w:type="dxa" w:w="2541"/>
             <w:tcMar>
               <w:top w:type="dxa" w:w="90"/>
               <w:left w:type="dxa" w:w="120"/>
@@ -14607,7 +14618,7 @@
         </w:tc>
         <w:tc>
           <w:tcPr>
-            <w:tcW w:type="dxa" w:w="4899"/>
+            <w:tcW w:type="dxa" w:w="4668"/>
             <w:tcMar>
               <w:top w:type="dxa" w:w="90"/>
               <w:left w:type="dxa" w:w="120"/>
@@ -14659,7 +14670,7 @@
         </w:tc>
         <w:tc>
           <w:tcPr>
-            <w:tcW w:type="dxa" w:w="2310"/>
+            <w:tcW w:type="dxa" w:w="2541"/>
             <w:tcMar>
               <w:top w:type="dxa" w:w="90"/>
               <w:left w:type="dxa" w:w="120"/>
@@ -14727,7 +14738,7 @@
         </w:tc>
         <w:tc>
           <w:tcPr>
-            <w:tcW w:type="dxa" w:w="4899"/>
+            <w:tcW w:type="dxa" w:w="4668"/>
             <w:tcMar>
               <w:top w:type="dxa" w:w="90"/>
               <w:left w:type="dxa" w:w="120"/>
@@ -14779,7 +14790,7 @@
         </w:tc>
         <w:tc>
           <w:tcPr>
-            <w:tcW w:type="dxa" w:w="2310"/>
+            <w:tcW w:type="dxa" w:w="2541"/>
             <w:tcMar>
               <w:top w:type="dxa" w:w="90"/>
               <w:left w:type="dxa" w:w="120"/>
@@ -14847,7 +14858,7 @@
         </w:tc>
         <w:tc>
           <w:tcPr>
-            <w:tcW w:type="dxa" w:w="4899"/>
+            <w:tcW w:type="dxa" w:w="4668"/>
             <w:tcMar>
               <w:top w:type="dxa" w:w="90"/>
               <w:left w:type="dxa" w:w="120"/>
@@ -14899,7 +14910,7 @@
         </w:tc>
         <w:tc>
           <w:tcPr>
-            <w:tcW w:type="dxa" w:w="2310"/>
+            <w:tcW w:type="dxa" w:w="2541"/>
             <w:tcMar>
               <w:top w:type="dxa" w:w="90"/>
               <w:left w:type="dxa" w:w="120"/>
@@ -14958,7 +14969,7 @@
         </w:tc>
         <w:tc>
           <w:tcPr>
-            <w:tcW w:type="dxa" w:w="4899"/>
+            <w:tcW w:type="dxa" w:w="4668"/>
             <w:tcMar>
               <w:top w:type="dxa" w:w="90"/>
               <w:left w:type="dxa" w:w="120"/>
@@ -15012,7 +15023,7 @@
         </w:tc>
         <w:tc>
           <w:tcPr>
-            <w:tcW w:type="dxa" w:w="2310"/>
+            <w:tcW w:type="dxa" w:w="2541"/>
             <w:tcMar>
               <w:top w:type="dxa" w:w="90"/>
               <w:left w:type="dxa" w:w="120"/>
@@ -15080,7 +15091,7 @@
         </w:tc>
         <w:tc>
           <w:tcPr>
-            <w:tcW w:type="dxa" w:w="4899"/>
+            <w:tcW w:type="dxa" w:w="4668"/>
             <w:tcMar>
               <w:top w:type="dxa" w:w="90"/>
               <w:left w:type="dxa" w:w="120"/>
@@ -15132,7 +15143,7 @@
         </w:tc>
         <w:tc>
           <w:tcPr>
-            <w:tcW w:type="dxa" w:w="2310"/>
+            <w:tcW w:type="dxa" w:w="2541"/>
             <w:tcMar>
               <w:top w:type="dxa" w:w="90"/>
               <w:left w:type="dxa" w:w="120"/>
@@ -15200,7 +15211,7 @@
         </w:tc>
         <w:tc>
           <w:tcPr>
-            <w:tcW w:type="dxa" w:w="4899"/>
+            <w:tcW w:type="dxa" w:w="4668"/>
             <w:tcMar>
               <w:top w:type="dxa" w:w="90"/>
               <w:left w:type="dxa" w:w="120"/>
@@ -15252,7 +15263,7 @@
         </w:tc>
         <w:tc>
           <w:tcPr>
-            <w:tcW w:type="dxa" w:w="2310"/>
+            <w:tcW w:type="dxa" w:w="2541"/>
             <w:tcMar>
               <w:top w:type="dxa" w:w="90"/>
               <w:left w:type="dxa" w:w="120"/>
@@ -15315,7 +15326,7 @@
           <w:sz w:val="21"/>
           <w:szCs w:val="21"/>
         </w:rPr>
-        <w:t xml:space="preserve"> Mục 1 nối bằng chứng kỹ thuật với nhân sự có hợp đồng lao động — thiếu nó thì 381 lần ghi nhận thay đổi không quy được về OPTIMAI. Mục 8 là nghĩa vụ riêng của giao dịch giữa hai công ty liên kết.</w:t>
+        <w:t xml:space="preserve"> Mục 1 nối khối lượng công việc ghi trong kho mã nguồn với nhân sự có hợp đồng lao động tại OPTIMAI. Mục 8 là nghĩa vụ riêng của giao dịch giữa hai công ty liên kết.</w:t>
       </w:r>
     </w:p>
     <w:p>
@@ -15712,44 +15723,16 @@
             <w:spacing w:after="0"/>
           </w:pPr>
           <w:r>
-            <w:drawing>
-              <wp:inline distT="0" distB="0" distL="0" distR="0">
-                <wp:extent cx="1009650" cy="295275"/>
-                <wp:effectExtent t="0" r="0" b="0" l="0"/>
-                <wp:docPr id="1" name="" descr="" title=""/>
-                <wp:cNvGraphicFramePr>
-                  <a:graphicFrameLocks xmlns:a="http://schemas.openxmlformats.org/drawingml/2006/main" noChangeAspect="1"/>
-                </wp:cNvGraphicFramePr>
-                <a:graphic xmlns:a="http://schemas.openxmlformats.org/drawingml/2006/main">
-                  <a:graphicData uri="http://schemas.openxmlformats.org/drawingml/2006/picture">
-                    <pic:pic xmlns:pic="http://schemas.openxmlformats.org/drawingml/2006/picture">
-                      <pic:nvPicPr>
-                        <pic:cNvPr id="0" name="" descr=""/>
-                        <pic:cNvPicPr>
-                          <a:picLocks noChangeAspect="1" noChangeArrowheads="1"/>
-                        </pic:cNvPicPr>
-                      </pic:nvPicPr>
-                      <pic:blipFill>
-                        <a:blip r:embed="rId0" cstate="none"/>
-                        <a:srcRect/>
-                        <a:stretch>
-                          <a:fillRect/>
-                        </a:stretch>
-                      </pic:blipFill>
-                      <pic:spPr bwMode="auto">
-                        <a:xfrm>
-                          <a:off x="0" y="0"/>
-                          <a:ext cx="1009650" cy="295275"/>
-                        </a:xfrm>
-                        <a:prstGeom prst="rect">
-                          <a:avLst/>
-                        </a:prstGeom>
-                      </pic:spPr>
-                    </pic:pic>
-                  </a:graphicData>
-                </a:graphic>
-              </wp:inline>
-            </w:drawing>
+            <w:rPr>
+              <w:rFonts w:ascii="Be Vietnam Pro" w:cs="Be Vietnam Pro" w:eastAsia="Be Vietnam Pro" w:hAnsi="Be Vietnam Pro"/>
+              <w:b/>
+              <w:bCs/>
+              <w:color w:val="036F3D"/>
+              <w:spacing w:val="60"/>
+              <w:sz w:val="19"/>
+              <w:szCs w:val="19"/>
+            </w:rPr>
+            <w:t xml:space="preserve">OPTIMAI</w:t>
           </w:r>
         </w:p>
       </w:tc>

--- a/docs/README.docx
+++ b/docs/README.docx
@@ -517,7 +517,7 @@
                 <w:sz w:val="20"/>
                 <w:szCs w:val="20"/>
               </w:rPr>
-              <w:t xml:space="preserve">HungDV — Product Owner, Công ty OPTIMAI</w:t>
+              <w:t xml:space="preserve">A Hùng — Product Owner, Công ty OPTIMAI</w:t>
             </w:r>
           </w:p>
         </w:tc>
@@ -1000,6 +1000,189 @@
           <w:docGrid w:linePitch="360"/>
         </w:sectPr>
       </w:pPr>
+    </w:p>
+    <w:p>
+      <w:pPr>
+        <w:spacing w:after="140" w:before="120"/>
+      </w:pPr>
+      <w:r>
+        <w:rPr>
+          <w:rFonts w:ascii="Be Vietnam Pro" w:cs="Be Vietnam Pro" w:eastAsia="Be Vietnam Pro" w:hAnsi="Be Vietnam Pro"/>
+          <w:b/>
+          <w:bCs/>
+          <w:color w:val="036F3D"/>
+          <w:spacing w:val="50"/>
+          <w:sz w:val="21"/>
+          <w:szCs w:val="21"/>
+        </w:rPr>
+        <w:t xml:space="preserve">MỤC LỤC</w:t>
+      </w:r>
+    </w:p>
+    <w:p>
+      <w:pPr>
+        <w:spacing w:after="40" w:line="260"/>
+        <w:ind w:left="220"/>
+      </w:pPr>
+      <w:r>
+        <w:rPr>
+          <w:rFonts w:ascii="Be Vietnam Pro" w:cs="Be Vietnam Pro" w:eastAsia="Be Vietnam Pro" w:hAnsi="Be Vietnam Pro"/>
+          <w:color w:val="4A5551"/>
+          <w:sz w:val="19"/>
+          <w:szCs w:val="19"/>
+        </w:rPr>
+        <w:t xml:space="preserve">1. Hai bên và mục đích bộ hồ sơ</w:t>
+      </w:r>
+    </w:p>
+    <w:p>
+      <w:pPr>
+        <w:spacing w:after="40" w:line="260"/>
+        <w:ind w:left="220"/>
+      </w:pPr>
+      <w:r>
+        <w:rPr>
+          <w:rFonts w:ascii="Be Vietnam Pro" w:cs="Be Vietnam Pro" w:eastAsia="Be Vietnam Pro" w:hAnsi="Be Vietnam Pro"/>
+          <w:color w:val="4A5551"/>
+          <w:sz w:val="19"/>
+          <w:szCs w:val="19"/>
+        </w:rPr>
+        <w:t xml:space="preserve">2. Đội ngũ thực hiện</w:t>
+      </w:r>
+    </w:p>
+    <w:p>
+      <w:pPr>
+        <w:spacing w:after="40" w:line="260"/>
+        <w:ind w:left="220"/>
+      </w:pPr>
+      <w:r>
+        <w:rPr>
+          <w:rFonts w:ascii="Be Vietnam Pro" w:cs="Be Vietnam Pro" w:eastAsia="Be Vietnam Pro" w:hAnsi="Be Vietnam Pro"/>
+          <w:color w:val="4A5551"/>
+          <w:sz w:val="19"/>
+          <w:szCs w:val="19"/>
+        </w:rPr>
+        <w:t xml:space="preserve">3. Bốn dự án</w:t>
+      </w:r>
+    </w:p>
+    <w:p>
+      <w:pPr>
+        <w:spacing w:after="40" w:line="260"/>
+        <w:ind w:left="220"/>
+      </w:pPr>
+      <w:r>
+        <w:rPr>
+          <w:rFonts w:ascii="Be Vietnam Pro" w:cs="Be Vietnam Pro" w:eastAsia="Be Vietnam Pro" w:hAnsi="Be Vietnam Pro"/>
+          <w:color w:val="4A5551"/>
+          <w:sz w:val="19"/>
+          <w:szCs w:val="19"/>
+        </w:rPr>
+        <w:t xml:space="preserve">4. Mục lục toàn bộ hồ sơ</w:t>
+      </w:r>
+    </w:p>
+    <w:p>
+      <w:pPr>
+        <w:spacing w:after="40" w:line="260"/>
+        <w:ind w:left="220"/>
+      </w:pPr>
+      <w:r>
+        <w:rPr>
+          <w:rFonts w:ascii="Be Vietnam Pro" w:cs="Be Vietnam Pro" w:eastAsia="Be Vietnam Pro" w:hAnsi="Be Vietnam Pro"/>
+          <w:color w:val="4A5551"/>
+          <w:sz w:val="19"/>
+          <w:szCs w:val="19"/>
+        </w:rPr>
+        <w:t xml:space="preserve">4.7 Cấu phần chuẩn của bộ hồ sơ</w:t>
+      </w:r>
+    </w:p>
+    <w:p>
+      <w:pPr>
+        <w:spacing w:after="40" w:line="260"/>
+        <w:ind w:left="220"/>
+      </w:pPr>
+      <w:r>
+        <w:rPr>
+          <w:rFonts w:ascii="Be Vietnam Pro" w:cs="Be Vietnam Pro" w:eastAsia="Be Vietnam Pro" w:hAnsi="Be Vietnam Pro"/>
+          <w:color w:val="4A5551"/>
+          <w:sz w:val="19"/>
+          <w:szCs w:val="19"/>
+        </w:rPr>
+        <w:t xml:space="preserve">5. Bộ xương tài liệu mỗi dự án</w:t>
+      </w:r>
+    </w:p>
+    <w:p>
+      <w:pPr>
+        <w:spacing w:after="40" w:line="260"/>
+        <w:ind w:left="220"/>
+      </w:pPr>
+      <w:r>
+        <w:rPr>
+          <w:rFonts w:ascii="Be Vietnam Pro" w:cs="Be Vietnam Pro" w:eastAsia="Be Vietnam Pro" w:hAnsi="Be Vietnam Pro"/>
+          <w:color w:val="4A5551"/>
+          <w:sz w:val="19"/>
+          <w:szCs w:val="19"/>
+        </w:rPr>
+        <w:t xml:space="preserve">6. Bảy công đoạn sản xuất phần mềm</w:t>
+      </w:r>
+    </w:p>
+    <w:p>
+      <w:pPr>
+        <w:spacing w:after="40" w:line="260"/>
+        <w:ind w:left="220"/>
+      </w:pPr>
+      <w:r>
+        <w:rPr>
+          <w:rFonts w:ascii="Be Vietnam Pro" w:cs="Be Vietnam Pro" w:eastAsia="Be Vietnam Pro" w:hAnsi="Be Vietnam Pro"/>
+          <w:color w:val="4A5551"/>
+          <w:sz w:val="19"/>
+          <w:szCs w:val="19"/>
+        </w:rPr>
+        <w:t xml:space="preserve">7. Bằng chứng gốc kèm theo hồ sơ</w:t>
+      </w:r>
+    </w:p>
+    <w:p>
+      <w:pPr>
+        <w:spacing w:after="40" w:line="260"/>
+        <w:ind w:left="220"/>
+      </w:pPr>
+      <w:r>
+        <w:rPr>
+          <w:rFonts w:ascii="Be Vietnam Pro" w:cs="Be Vietnam Pro" w:eastAsia="Be Vietnam Pro" w:hAnsi="Be Vietnam Pro"/>
+          <w:color w:val="4A5551"/>
+          <w:sz w:val="19"/>
+          <w:szCs w:val="19"/>
+        </w:rPr>
+        <w:t xml:space="preserve">8. Việc cần hoàn tất trước khi nộp</w:t>
+      </w:r>
+    </w:p>
+    <w:p>
+      <w:pPr>
+        <w:spacing w:after="40" w:line="260"/>
+        <w:ind w:left="220"/>
+      </w:pPr>
+      <w:r>
+        <w:rPr>
+          <w:rFonts w:ascii="Be Vietnam Pro" w:cs="Be Vietnam Pro" w:eastAsia="Be Vietnam Pro" w:hAnsi="Be Vietnam Pro"/>
+          <w:color w:val="4A5551"/>
+          <w:sz w:val="19"/>
+          <w:szCs w:val="19"/>
+        </w:rPr>
+        <w:t xml:space="preserve">9. Cách dựng lại bản .docx</w:t>
+      </w:r>
+    </w:p>
+    <w:p>
+      <w:pPr>
+        <w:pBdr>
+          <w:bottom w:val="single" w:color="CFE3D8" w:sz="4" w:space="4"/>
+        </w:pBdr>
+        <w:spacing w:after="260" w:before="160"/>
+      </w:pPr>
+      <w:r>
+        <w:rPr>
+          <w:rFonts w:ascii="Be Vietnam Pro" w:cs="Be Vietnam Pro" w:eastAsia="Be Vietnam Pro" w:hAnsi="Be Vietnam Pro"/>
+          <w:sz w:val="2"/>
+          <w:szCs w:val="2"/>
+        </w:rPr>
+        <w:t xml:space="preserve"/>
+      </w:r>
     </w:p>
     <w:p>
       <w:pPr>
@@ -1920,10 +2103,10 @@
         <w:tblLayout w:type="fixed"/>
       </w:tblPr>
       <w:tblGrid>
-        <w:gridCol w:w="1140"/>
-        <w:gridCol w:w="1763"/>
-        <w:gridCol w:w="2713"/>
-        <w:gridCol w:w="3744"/>
+        <w:gridCol w:w="1000"/>
+        <w:gridCol w:w="1614"/>
+        <w:gridCol w:w="4056"/>
+        <w:gridCol w:w="2690"/>
       </w:tblGrid>
       <w:tr>
         <w:trPr>
@@ -1931,7 +2114,7 @@
         </w:trPr>
         <w:tc>
           <w:tcPr>
-            <w:tcW w:type="dxa" w:w="1140"/>
+            <w:tcW w:type="dxa" w:w="1000"/>
             <w:shd w:fill="EEF6F1" w:color="auto" w:val="clear"/>
             <w:tcMar>
               <w:top w:type="dxa" w:w="90"/>
@@ -1960,7 +2143,7 @@
         </w:tc>
         <w:tc>
           <w:tcPr>
-            <w:tcW w:type="dxa" w:w="1763"/>
+            <w:tcW w:type="dxa" w:w="1614"/>
             <w:shd w:fill="EEF6F1" w:color="auto" w:val="clear"/>
             <w:tcMar>
               <w:top w:type="dxa" w:w="90"/>
@@ -1989,7 +2172,7 @@
         </w:tc>
         <w:tc>
           <w:tcPr>
-            <w:tcW w:type="dxa" w:w="2713"/>
+            <w:tcW w:type="dxa" w:w="4056"/>
             <w:shd w:fill="EEF6F1" w:color="auto" w:val="clear"/>
             <w:tcMar>
               <w:top w:type="dxa" w:w="90"/>
@@ -2018,7 +2201,7 @@
         </w:tc>
         <w:tc>
           <w:tcPr>
-            <w:tcW w:type="dxa" w:w="3744"/>
+            <w:tcW w:type="dxa" w:w="2690"/>
             <w:shd w:fill="EEF6F1" w:color="auto" w:val="clear"/>
             <w:tcMar>
               <w:top w:type="dxa" w:w="90"/>
@@ -2052,35 +2235,35 @@
         </w:trPr>
         <w:tc>
           <w:tcPr>
-            <w:tcW w:type="dxa" w:w="1140"/>
-            <w:tcMar>
-              <w:top w:type="dxa" w:w="90"/>
-              <w:left w:type="dxa" w:w="120"/>
-              <w:bottom w:type="dxa" w:w="90"/>
-              <w:right w:type="dxa" w:w="120"/>
-            </w:tcMar>
-            <w:vAlign w:val="center"/>
-          </w:tcPr>
-          <w:p>
-            <w:pPr>
-              <w:spacing w:after="0" w:line="280"/>
-            </w:pPr>
-            <w:r>
-              <w:rPr>
-                <w:rFonts w:ascii="Be Vietnam Pro" w:cs="Be Vietnam Pro" w:eastAsia="Be Vietnam Pro" w:hAnsi="Be Vietnam Pro"/>
-                <w:b/>
-                <w:bCs/>
-                <w:color w:val="101814"/>
-                <w:sz w:val="20"/>
-                <w:szCs w:val="20"/>
-              </w:rPr>
-              <w:t xml:space="preserve">HungDV</w:t>
-            </w:r>
-          </w:p>
-        </w:tc>
-        <w:tc>
-          <w:tcPr>
-            <w:tcW w:type="dxa" w:w="1763"/>
+            <w:tcW w:type="dxa" w:w="1000"/>
+            <w:tcMar>
+              <w:top w:type="dxa" w:w="90"/>
+              <w:left w:type="dxa" w:w="120"/>
+              <w:bottom w:type="dxa" w:w="90"/>
+              <w:right w:type="dxa" w:w="120"/>
+            </w:tcMar>
+            <w:vAlign w:val="center"/>
+          </w:tcPr>
+          <w:p>
+            <w:pPr>
+              <w:spacing w:after="0" w:line="280"/>
+            </w:pPr>
+            <w:r>
+              <w:rPr>
+                <w:rFonts w:ascii="Be Vietnam Pro" w:cs="Be Vietnam Pro" w:eastAsia="Be Vietnam Pro" w:hAnsi="Be Vietnam Pro"/>
+                <w:b/>
+                <w:bCs/>
+                <w:color w:val="101814"/>
+                <w:sz w:val="20"/>
+                <w:szCs w:val="20"/>
+              </w:rPr>
+              <w:t xml:space="preserve">A Hùng</w:t>
+            </w:r>
+          </w:p>
+        </w:tc>
+        <w:tc>
+          <w:tcPr>
+            <w:tcW w:type="dxa" w:w="1614"/>
             <w:tcMar>
               <w:top w:type="dxa" w:w="90"/>
               <w:left w:type="dxa" w:w="120"/>
@@ -2106,7 +2289,7 @@
         </w:tc>
         <w:tc>
           <w:tcPr>
-            <w:tcW w:type="dxa" w:w="2713"/>
+            <w:tcW w:type="dxa" w:w="4056"/>
             <w:tcMar>
               <w:top w:type="dxa" w:w="90"/>
               <w:left w:type="dxa" w:w="120"/>
@@ -2137,7 +2320,7 @@
                 <w:sz w:val="20"/>
                 <w:szCs w:val="20"/>
               </w:rPr>
-              <w:t xml:space="preserve">, ký nghiệm thu ở </w:t>
+              <w:t xml:space="preserve"> · chủ trì nghiệm thu ở </w:t>
             </w:r>
             <w:r>
               <w:rPr>
@@ -2150,11 +2333,31 @@
               </w:rPr>
               <w:t xml:space="preserve">4</w:t>
             </w:r>
-          </w:p>
-        </w:tc>
-        <w:tc>
-          <w:tcPr>
-            <w:tcW w:type="dxa" w:w="3744"/>
+            <w:r>
+              <w:rPr>
+                <w:rFonts w:ascii="Be Vietnam Pro" w:cs="Be Vietnam Pro" w:eastAsia="Be Vietnam Pro" w:hAnsi="Be Vietnam Pro"/>
+                <w:color w:val="101814"/>
+                <w:sz w:val="20"/>
+                <w:szCs w:val="20"/>
+              </w:rPr>
+              <w:t xml:space="preserve"> · phát hành </w:t>
+            </w:r>
+            <w:r>
+              <w:rPr>
+                <w:rFonts w:ascii="Be Vietnam Pro" w:cs="Be Vietnam Pro" w:eastAsia="Be Vietnam Pro" w:hAnsi="Be Vietnam Pro"/>
+                <w:b/>
+                <w:bCs/>
+                <w:color w:val="101814"/>
+                <w:sz w:val="20"/>
+                <w:szCs w:val="20"/>
+              </w:rPr>
+              <w:t xml:space="preserve">7</w:t>
+            </w:r>
+          </w:p>
+        </w:tc>
+        <w:tc>
+          <w:tcPr>
+            <w:tcW w:type="dxa" w:w="2690"/>
             <w:tcMar>
               <w:top w:type="dxa" w:w="90"/>
               <w:left w:type="dxa" w:w="120"/>
@@ -2184,7 +2387,7 @@
                 <w:sz w:val="20"/>
                 <w:szCs w:val="20"/>
               </w:rPr>
-              <w:t xml:space="preserve">, </w:t>
+              <w:t xml:space="preserve"> </w:t>
             </w:r>
             <w:r>
               <w:rPr>
@@ -2203,7 +2406,7 @@
                 <w:sz w:val="20"/>
                 <w:szCs w:val="20"/>
               </w:rPr>
-              <w:t xml:space="preserve">, </w:t>
+              <w:t xml:space="preserve"> </w:t>
             </w:r>
             <w:r>
               <w:rPr>
@@ -2224,61 +2427,61 @@
         </w:trPr>
         <w:tc>
           <w:tcPr>
-            <w:tcW w:type="dxa" w:w="1140"/>
-            <w:tcMar>
-              <w:top w:type="dxa" w:w="90"/>
-              <w:left w:type="dxa" w:w="120"/>
-              <w:bottom w:type="dxa" w:w="90"/>
-              <w:right w:type="dxa" w:w="120"/>
-            </w:tcMar>
-            <w:vAlign w:val="center"/>
-          </w:tcPr>
-          <w:p>
-            <w:pPr>
-              <w:spacing w:after="0" w:line="280"/>
-            </w:pPr>
-            <w:r>
-              <w:rPr>
-                <w:rFonts w:ascii="Be Vietnam Pro" w:cs="Be Vietnam Pro" w:eastAsia="Be Vietnam Pro" w:hAnsi="Be Vietnam Pro"/>
-                <w:b/>
-                <w:bCs/>
-                <w:color w:val="101814"/>
-                <w:sz w:val="20"/>
-                <w:szCs w:val="20"/>
-              </w:rPr>
-              <w:t xml:space="preserve">QuanNH</w:t>
-            </w:r>
-          </w:p>
-        </w:tc>
-        <w:tc>
-          <w:tcPr>
-            <w:tcW w:type="dxa" w:w="1763"/>
-            <w:tcMar>
-              <w:top w:type="dxa" w:w="90"/>
-              <w:left w:type="dxa" w:w="120"/>
-              <w:bottom w:type="dxa" w:w="90"/>
-              <w:right w:type="dxa" w:w="120"/>
-            </w:tcMar>
-            <w:vAlign w:val="center"/>
-          </w:tcPr>
-          <w:p>
-            <w:pPr>
-              <w:spacing w:after="0" w:line="280"/>
-            </w:pPr>
-            <w:r>
-              <w:rPr>
-                <w:rFonts w:ascii="Be Vietnam Pro" w:cs="Be Vietnam Pro" w:eastAsia="Be Vietnam Pro" w:hAnsi="Be Vietnam Pro"/>
-                <w:color w:val="101814"/>
-                <w:sz w:val="20"/>
-                <w:szCs w:val="20"/>
-              </w:rPr>
-              <w:t xml:space="preserve">Team Lead</w:t>
-            </w:r>
-          </w:p>
-        </w:tc>
-        <w:tc>
-          <w:tcPr>
-            <w:tcW w:type="dxa" w:w="2713"/>
+            <w:tcW w:type="dxa" w:w="1000"/>
+            <w:tcMar>
+              <w:top w:type="dxa" w:w="90"/>
+              <w:left w:type="dxa" w:w="120"/>
+              <w:bottom w:type="dxa" w:w="90"/>
+              <w:right w:type="dxa" w:w="120"/>
+            </w:tcMar>
+            <w:vAlign w:val="center"/>
+          </w:tcPr>
+          <w:p>
+            <w:pPr>
+              <w:spacing w:after="0" w:line="280"/>
+            </w:pPr>
+            <w:r>
+              <w:rPr>
+                <w:rFonts w:ascii="Be Vietnam Pro" w:cs="Be Vietnam Pro" w:eastAsia="Be Vietnam Pro" w:hAnsi="Be Vietnam Pro"/>
+                <w:b/>
+                <w:bCs/>
+                <w:color w:val="101814"/>
+                <w:sz w:val="20"/>
+                <w:szCs w:val="20"/>
+              </w:rPr>
+              <w:t xml:space="preserve">Quân</w:t>
+            </w:r>
+          </w:p>
+        </w:tc>
+        <w:tc>
+          <w:tcPr>
+            <w:tcW w:type="dxa" w:w="1614"/>
+            <w:tcMar>
+              <w:top w:type="dxa" w:w="90"/>
+              <w:left w:type="dxa" w:w="120"/>
+              <w:bottom w:type="dxa" w:w="90"/>
+              <w:right w:type="dxa" w:w="120"/>
+            </w:tcMar>
+            <w:vAlign w:val="center"/>
+          </w:tcPr>
+          <w:p>
+            <w:pPr>
+              <w:spacing w:after="0" w:line="280"/>
+            </w:pPr>
+            <w:r>
+              <w:rPr>
+                <w:rFonts w:ascii="Be Vietnam Pro" w:cs="Be Vietnam Pro" w:eastAsia="Be Vietnam Pro" w:hAnsi="Be Vietnam Pro"/>
+                <w:color w:val="101814"/>
+                <w:sz w:val="20"/>
+                <w:szCs w:val="20"/>
+              </w:rPr>
+              <w:t xml:space="preserve">Team phát triển</w:t>
+            </w:r>
+          </w:p>
+        </w:tc>
+        <w:tc>
+          <w:tcPr>
+            <w:tcW w:type="dxa" w:w="4056"/>
             <w:tcMar>
               <w:top w:type="dxa" w:w="90"/>
               <w:left w:type="dxa" w:w="120"/>
@@ -2309,7 +2512,7 @@
                 <w:sz w:val="20"/>
                 <w:szCs w:val="20"/>
               </w:rPr>
-              <w:t xml:space="preserve">, </w:t>
+              <w:t xml:space="preserve"> kiến trúc và dữ liệu · </w:t>
             </w:r>
             <w:r>
               <w:rPr>
@@ -2329,7 +2532,7 @@
                 <w:sz w:val="20"/>
                 <w:szCs w:val="20"/>
               </w:rPr>
-              <w:t xml:space="preserve">, </w:t>
+              <w:t xml:space="preserve"> · </w:t>
             </w:r>
             <w:r>
               <w:rPr>
@@ -2349,7 +2552,7 @@
                 <w:sz w:val="20"/>
                 <w:szCs w:val="20"/>
               </w:rPr>
-              <w:t xml:space="preserve">, </w:t>
+              <w:t xml:space="preserve"> · </w:t>
             </w:r>
             <w:r>
               <w:rPr>
@@ -2366,7 +2569,7 @@
         </w:tc>
         <w:tc>
           <w:tcPr>
-            <w:tcW w:type="dxa" w:w="3744"/>
+            <w:tcW w:type="dxa" w:w="2690"/>
             <w:tcMar>
               <w:top w:type="dxa" w:w="90"/>
               <w:left w:type="dxa" w:w="120"/>
@@ -2396,7 +2599,7 @@
                 <w:sz w:val="20"/>
                 <w:szCs w:val="20"/>
               </w:rPr>
-              <w:t xml:space="preserve">, </w:t>
+              <w:t xml:space="preserve"> </w:t>
             </w:r>
             <w:r>
               <w:rPr>
@@ -2415,7 +2618,7 @@
                 <w:sz w:val="20"/>
                 <w:szCs w:val="20"/>
               </w:rPr>
-              <w:t xml:space="preserve">, </w:t>
+              <w:t xml:space="preserve"> </w:t>
             </w:r>
             <w:r>
               <w:rPr>
@@ -2425,16 +2628,16 @@
                 <w:szCs w:val="20"/>
                 <w:shd w:fill="F1F5F3" w:color="auto" w:val="clear"/>
               </w:rPr>
-              <w:t xml:space="preserve">-05</w:t>
-            </w:r>
-            <w:r>
-              <w:rPr>
-                <w:rFonts w:ascii="Be Vietnam Pro" w:cs="Be Vietnam Pro" w:eastAsia="Be Vietnam Pro" w:hAnsi="Be Vietnam Pro"/>
-                <w:color w:val="101814"/>
-                <w:sz w:val="20"/>
-                <w:szCs w:val="20"/>
-              </w:rPr>
-              <w:t xml:space="preserve">, </w:t>
+              <w:t xml:space="preserve">-06</w:t>
+            </w:r>
+            <w:r>
+              <w:rPr>
+                <w:rFonts w:ascii="Be Vietnam Pro" w:cs="Be Vietnam Pro" w:eastAsia="Be Vietnam Pro" w:hAnsi="Be Vietnam Pro"/>
+                <w:color w:val="101814"/>
+                <w:sz w:val="20"/>
+                <w:szCs w:val="20"/>
+              </w:rPr>
+              <w:t xml:space="preserve"> </w:t>
             </w:r>
             <w:r>
               <w:rPr>
@@ -2444,25 +2647,6 @@
                 <w:szCs w:val="20"/>
                 <w:shd w:fill="F1F5F3" w:color="auto" w:val="clear"/>
               </w:rPr>
-              <w:t xml:space="preserve">-06</w:t>
-            </w:r>
-            <w:r>
-              <w:rPr>
-                <w:rFonts w:ascii="Be Vietnam Pro" w:cs="Be Vietnam Pro" w:eastAsia="Be Vietnam Pro" w:hAnsi="Be Vietnam Pro"/>
-                <w:color w:val="101814"/>
-                <w:sz w:val="20"/>
-                <w:szCs w:val="20"/>
-              </w:rPr>
-              <w:t xml:space="preserve">, </w:t>
-            </w:r>
-            <w:r>
-              <w:rPr>
-                <w:rFonts w:ascii="Menlo" w:cs="Menlo" w:eastAsia="Menlo" w:hAnsi="Menlo"/>
-                <w:color w:val="036F3D"/>
-                <w:sz w:val="20"/>
-                <w:szCs w:val="20"/>
-                <w:shd w:fill="F1F5F3" w:color="auto" w:val="clear"/>
-              </w:rPr>
               <w:t xml:space="preserve">-08</w:t>
             </w:r>
             <w:r>
@@ -2472,7 +2656,7 @@
                 <w:sz w:val="20"/>
                 <w:szCs w:val="20"/>
               </w:rPr>
-              <w:t xml:space="preserve">, </w:t>
+              <w:t xml:space="preserve"> </w:t>
             </w:r>
             <w:r>
               <w:rPr>
@@ -2493,73 +2677,93 @@
         </w:trPr>
         <w:tc>
           <w:tcPr>
-            <w:tcW w:type="dxa" w:w="1140"/>
-            <w:tcMar>
-              <w:top w:type="dxa" w:w="90"/>
-              <w:left w:type="dxa" w:w="120"/>
-              <w:bottom w:type="dxa" w:w="90"/>
-              <w:right w:type="dxa" w:w="120"/>
-            </w:tcMar>
-            <w:vAlign w:val="center"/>
-          </w:tcPr>
-          <w:p>
-            <w:pPr>
-              <w:spacing w:after="0" w:line="280"/>
-            </w:pPr>
-            <w:r>
-              <w:rPr>
-                <w:rFonts w:ascii="Be Vietnam Pro" w:cs="Be Vietnam Pro" w:eastAsia="Be Vietnam Pro" w:hAnsi="Be Vietnam Pro"/>
-                <w:b/>
-                <w:bCs/>
-                <w:color w:val="101814"/>
-                <w:sz w:val="20"/>
-                <w:szCs w:val="20"/>
-              </w:rPr>
-              <w:t xml:space="preserve">Duong Vu</w:t>
-            </w:r>
-          </w:p>
-        </w:tc>
-        <w:tc>
-          <w:tcPr>
-            <w:tcW w:type="dxa" w:w="1763"/>
-            <w:tcMar>
-              <w:top w:type="dxa" w:w="90"/>
-              <w:left w:type="dxa" w:w="120"/>
-              <w:bottom w:type="dxa" w:w="90"/>
-              <w:right w:type="dxa" w:w="120"/>
-            </w:tcMar>
-            <w:vAlign w:val="center"/>
-          </w:tcPr>
-          <w:p>
-            <w:pPr>
-              <w:spacing w:after="0" w:line="280"/>
-            </w:pPr>
-            <w:r>
-              <w:rPr>
-                <w:rFonts w:ascii="Be Vietnam Pro" w:cs="Be Vietnam Pro" w:eastAsia="Be Vietnam Pro" w:hAnsi="Be Vietnam Pro"/>
-                <w:color w:val="101814"/>
-                <w:sz w:val="20"/>
-                <w:szCs w:val="20"/>
-              </w:rPr>
-              <w:t xml:space="preserve">Developer</w:t>
-            </w:r>
-          </w:p>
-        </w:tc>
-        <w:tc>
-          <w:tcPr>
-            <w:tcW w:type="dxa" w:w="2713"/>
-            <w:tcMar>
-              <w:top w:type="dxa" w:w="90"/>
-              <w:left w:type="dxa" w:w="120"/>
-              <w:bottom w:type="dxa" w:w="90"/>
-              <w:right w:type="dxa" w:w="120"/>
-            </w:tcMar>
-            <w:vAlign w:val="center"/>
-          </w:tcPr>
-          <w:p>
-            <w:pPr>
-              <w:spacing w:after="0" w:line="280"/>
-            </w:pPr>
+            <w:tcW w:type="dxa" w:w="1000"/>
+            <w:tcMar>
+              <w:top w:type="dxa" w:w="90"/>
+              <w:left w:type="dxa" w:w="120"/>
+              <w:bottom w:type="dxa" w:w="90"/>
+              <w:right w:type="dxa" w:w="120"/>
+            </w:tcMar>
+            <w:vAlign w:val="center"/>
+          </w:tcPr>
+          <w:p>
+            <w:pPr>
+              <w:spacing w:after="0" w:line="280"/>
+            </w:pPr>
+            <w:r>
+              <w:rPr>
+                <w:rFonts w:ascii="Be Vietnam Pro" w:cs="Be Vietnam Pro" w:eastAsia="Be Vietnam Pro" w:hAnsi="Be Vietnam Pro"/>
+                <w:b/>
+                <w:bCs/>
+                <w:color w:val="101814"/>
+                <w:sz w:val="20"/>
+                <w:szCs w:val="20"/>
+              </w:rPr>
+              <w:t xml:space="preserve">Dưỡng</w:t>
+            </w:r>
+          </w:p>
+        </w:tc>
+        <w:tc>
+          <w:tcPr>
+            <w:tcW w:type="dxa" w:w="1614"/>
+            <w:tcMar>
+              <w:top w:type="dxa" w:w="90"/>
+              <w:left w:type="dxa" w:w="120"/>
+              <w:bottom w:type="dxa" w:w="90"/>
+              <w:right w:type="dxa" w:w="120"/>
+            </w:tcMar>
+            <w:vAlign w:val="center"/>
+          </w:tcPr>
+          <w:p>
+            <w:pPr>
+              <w:spacing w:after="0" w:line="280"/>
+            </w:pPr>
+            <w:r>
+              <w:rPr>
+                <w:rFonts w:ascii="Be Vietnam Pro" w:cs="Be Vietnam Pro" w:eastAsia="Be Vietnam Pro" w:hAnsi="Be Vietnam Pro"/>
+                <w:color w:val="101814"/>
+                <w:sz w:val="20"/>
+                <w:szCs w:val="20"/>
+              </w:rPr>
+              <w:t xml:space="preserve">Team phát triển</w:t>
+            </w:r>
+          </w:p>
+        </w:tc>
+        <w:tc>
+          <w:tcPr>
+            <w:tcW w:type="dxa" w:w="4056"/>
+            <w:tcMar>
+              <w:top w:type="dxa" w:w="90"/>
+              <w:left w:type="dxa" w:w="120"/>
+              <w:bottom w:type="dxa" w:w="90"/>
+              <w:right w:type="dxa" w:w="120"/>
+            </w:tcMar>
+            <w:vAlign w:val="center"/>
+          </w:tcPr>
+          <w:p>
+            <w:pPr>
+              <w:spacing w:after="0" w:line="280"/>
+            </w:pPr>
+            <w:r>
+              <w:rPr>
+                <w:rFonts w:ascii="Be Vietnam Pro" w:cs="Be Vietnam Pro" w:eastAsia="Be Vietnam Pro" w:hAnsi="Be Vietnam Pro"/>
+                <w:b/>
+                <w:bCs/>
+                <w:color w:val="101814"/>
+                <w:sz w:val="20"/>
+                <w:szCs w:val="20"/>
+              </w:rPr>
+              <w:t xml:space="preserve">2</w:t>
+            </w:r>
+            <w:r>
+              <w:rPr>
+                <w:rFonts w:ascii="Be Vietnam Pro" w:cs="Be Vietnam Pro" w:eastAsia="Be Vietnam Pro" w:hAnsi="Be Vietnam Pro"/>
+                <w:color w:val="101814"/>
+                <w:sz w:val="20"/>
+                <w:szCs w:val="20"/>
+              </w:rPr>
+              <w:t xml:space="preserve"> giao diện và luồng · </w:t>
+            </w:r>
             <w:r>
               <w:rPr>
                 <w:rFonts w:ascii="Be Vietnam Pro" w:cs="Be Vietnam Pro" w:eastAsia="Be Vietnam Pro" w:hAnsi="Be Vietnam Pro"/>
@@ -2575,27 +2779,66 @@
         </w:tc>
         <w:tc>
           <w:tcPr>
-            <w:tcW w:type="dxa" w:w="3744"/>
-            <w:tcMar>
-              <w:top w:type="dxa" w:w="90"/>
-              <w:left w:type="dxa" w:w="120"/>
-              <w:bottom w:type="dxa" w:w="90"/>
-              <w:right w:type="dxa" w:w="120"/>
-            </w:tcMar>
-            <w:vAlign w:val="center"/>
-          </w:tcPr>
-          <w:p>
-            <w:pPr>
-              <w:spacing w:after="0" w:line="280"/>
-            </w:pPr>
-            <w:r>
-              <w:rPr>
-                <w:rFonts w:ascii="Be Vietnam Pro" w:cs="Be Vietnam Pro" w:eastAsia="Be Vietnam Pro" w:hAnsi="Be Vietnam Pro"/>
-                <w:color w:val="101814"/>
-                <w:sz w:val="20"/>
-                <w:szCs w:val="20"/>
-              </w:rPr>
-              <w:t xml:space="preserve">Mã nguồn</w:t>
+            <w:tcW w:type="dxa" w:w="2690"/>
+            <w:tcMar>
+              <w:top w:type="dxa" w:w="90"/>
+              <w:left w:type="dxa" w:w="120"/>
+              <w:bottom w:type="dxa" w:w="90"/>
+              <w:right w:type="dxa" w:w="120"/>
+            </w:tcMar>
+            <w:vAlign w:val="center"/>
+          </w:tcPr>
+          <w:p>
+            <w:pPr>
+              <w:spacing w:after="0" w:line="280"/>
+            </w:pPr>
+            <w:r>
+              <w:rPr>
+                <w:rFonts w:ascii="Menlo" w:cs="Menlo" w:eastAsia="Menlo" w:hAnsi="Menlo"/>
+                <w:color w:val="036F3D"/>
+                <w:sz w:val="20"/>
+                <w:szCs w:val="20"/>
+                <w:shd w:fill="F1F5F3" w:color="auto" w:val="clear"/>
+              </w:rPr>
+              <w:t xml:space="preserve">-05</w:t>
+            </w:r>
+            <w:r>
+              <w:rPr>
+                <w:rFonts w:ascii="Be Vietnam Pro" w:cs="Be Vietnam Pro" w:eastAsia="Be Vietnam Pro" w:hAnsi="Be Vietnam Pro"/>
+                <w:color w:val="101814"/>
+                <w:sz w:val="20"/>
+                <w:szCs w:val="20"/>
+              </w:rPr>
+              <w:t xml:space="preserve"> </w:t>
+            </w:r>
+            <w:r>
+              <w:rPr>
+                <w:rFonts w:ascii="Menlo" w:cs="Menlo" w:eastAsia="Menlo" w:hAnsi="Menlo"/>
+                <w:color w:val="036F3D"/>
+                <w:sz w:val="20"/>
+                <w:szCs w:val="20"/>
+                <w:shd w:fill="F1F5F3" w:color="auto" w:val="clear"/>
+              </w:rPr>
+              <w:t xml:space="preserve">-11</w:t>
+            </w:r>
+            <w:r>
+              <w:rPr>
+                <w:rFonts w:ascii="Be Vietnam Pro" w:cs="Be Vietnam Pro" w:eastAsia="Be Vietnam Pro" w:hAnsi="Be Vietnam Pro"/>
+                <w:color w:val="101814"/>
+                <w:sz w:val="20"/>
+                <w:szCs w:val="20"/>
+              </w:rPr>
+              <w:t xml:space="preserve"> </w:t>
+            </w:r>
+            <w:r>
+              <w:rPr>
+                <w:rFonts w:ascii="Menlo" w:cs="Menlo" w:eastAsia="Menlo" w:hAnsi="Menlo"/>
+                <w:color w:val="036F3D"/>
+                <w:sz w:val="20"/>
+                <w:szCs w:val="20"/>
+                <w:shd w:fill="F1F5F3" w:color="auto" w:val="clear"/>
+              </w:rPr>
+              <w:t xml:space="preserve">-12</w:t>
             </w:r>
           </w:p>
         </w:tc>
@@ -2606,7 +2849,7 @@
         </w:trPr>
         <w:tc>
           <w:tcPr>
-            <w:tcW w:type="dxa" w:w="1140"/>
+            <w:tcW w:type="dxa" w:w="1000"/>
             <w:tcMar>
               <w:top w:type="dxa" w:w="90"/>
               <w:left w:type="dxa" w:w="120"/>
@@ -2634,7 +2877,7 @@
         </w:tc>
         <w:tc>
           <w:tcPr>
-            <w:tcW w:type="dxa" w:w="1763"/>
+            <w:tcW w:type="dxa" w:w="1614"/>
             <w:tcMar>
               <w:top w:type="dxa" w:w="90"/>
               <w:left w:type="dxa" w:w="120"/>
@@ -2660,7 +2903,7 @@
         </w:tc>
         <w:tc>
           <w:tcPr>
-            <w:tcW w:type="dxa" w:w="2713"/>
+            <w:tcW w:type="dxa" w:w="4056"/>
             <w:tcMar>
               <w:top w:type="dxa" w:w="90"/>
               <w:left w:type="dxa" w:w="120"/>
@@ -2684,11 +2927,31 @@
               </w:rPr>
               <w:t xml:space="preserve">4</w:t>
             </w:r>
-          </w:p>
-        </w:tc>
-        <w:tc>
-          <w:tcPr>
-            <w:tcW w:type="dxa" w:w="3744"/>
+            <w:r>
+              <w:rPr>
+                <w:rFonts w:ascii="Be Vietnam Pro" w:cs="Be Vietnam Pro" w:eastAsia="Be Vietnam Pro" w:hAnsi="Be Vietnam Pro"/>
+                <w:color w:val="101814"/>
+                <w:sz w:val="20"/>
+                <w:szCs w:val="20"/>
+              </w:rPr>
+              <w:t xml:space="preserve"> · </w:t>
+            </w:r>
+            <w:r>
+              <w:rPr>
+                <w:rFonts w:ascii="Be Vietnam Pro" w:cs="Be Vietnam Pro" w:eastAsia="Be Vietnam Pro" w:hAnsi="Be Vietnam Pro"/>
+                <w:b/>
+                <w:bCs/>
+                <w:color w:val="101814"/>
+                <w:sz w:val="20"/>
+                <w:szCs w:val="20"/>
+              </w:rPr>
+              <w:t xml:space="preserve">quyền chặn phát hành</w:t>
+            </w:r>
+          </w:p>
+        </w:tc>
+        <w:tc>
+          <w:tcPr>
+            <w:tcW w:type="dxa" w:w="2690"/>
             <w:tcMar>
               <w:top w:type="dxa" w:w="90"/>
               <w:left w:type="dxa" w:w="120"/>
@@ -3670,7 +3933,7 @@
           <w:sz w:val="21"/>
           <w:szCs w:val="21"/>
         </w:rPr>
-        <w:t xml:space="preserve">50 tài liệu</w:t>
+        <w:t xml:space="preserve">52 tài liệu</w:t>
       </w:r>
       <w:r>
         <w:rPr>
@@ -3734,7 +3997,7 @@
           <w:sz w:val="24"/>
           <w:szCs w:val="24"/>
         </w:rPr>
-        <w:t xml:space="preserve">4.1 Hồ sơ chung — 7 tài liệu</w:t>
+        <w:t xml:space="preserve">4.1 Hồ sơ chung — 9 tài liệu</w:t>
       </w:r>
     </w:p>
     <w:tbl>
@@ -3752,8 +4015,8 @@
       </w:tblPr>
       <w:tblGrid>
         <w:gridCol w:w="731"/>
-        <w:gridCol w:w="3174"/>
-        <w:gridCol w:w="4175"/>
+        <w:gridCol w:w="3529"/>
+        <w:gridCol w:w="3820"/>
         <w:gridCol w:w="1280"/>
       </w:tblGrid>
       <w:tr>
@@ -3792,7 +4055,7 @@
         </w:tc>
         <w:tc>
           <w:tcPr>
-            <w:tcW w:type="dxa" w:w="3174"/>
+            <w:tcW w:type="dxa" w:w="3529"/>
             <w:shd w:fill="EEF6F1" w:color="auto" w:val="clear"/>
             <w:tcMar>
               <w:top w:type="dxa" w:w="90"/>
@@ -3821,7 +4084,7 @@
         </w:tc>
         <w:tc>
           <w:tcPr>
-            <w:tcW w:type="dxa" w:w="4175"/>
+            <w:tcW w:type="dxa" w:w="3820"/>
             <w:shd w:fill="EEF6F1" w:color="auto" w:val="clear"/>
             <w:tcMar>
               <w:top w:type="dxa" w:w="90"/>
@@ -3911,7 +4174,7 @@
         </w:tc>
         <w:tc>
           <w:tcPr>
-            <w:tcW w:type="dxa" w:w="3174"/>
+            <w:tcW w:type="dxa" w:w="3529"/>
             <w:tcMar>
               <w:top w:type="dxa" w:w="90"/>
               <w:left w:type="dxa" w:w="120"/>
@@ -3939,7 +4202,7 @@
         </w:tc>
         <w:tc>
           <w:tcPr>
-            <w:tcW w:type="dxa" w:w="4175"/>
+            <w:tcW w:type="dxa" w:w="3820"/>
             <w:tcMar>
               <w:top w:type="dxa" w:w="90"/>
               <w:left w:type="dxa" w:w="120"/>
@@ -4025,7 +4288,7 @@
                 <w:sz w:val="20"/>
                 <w:szCs w:val="20"/>
               </w:rPr>
-              <w:t xml:space="preserve">HungDV</w:t>
+              <w:t xml:space="preserve">A Hùng</w:t>
             </w:r>
           </w:p>
         </w:tc>
@@ -4063,7 +4326,7 @@
         </w:tc>
         <w:tc>
           <w:tcPr>
-            <w:tcW w:type="dxa" w:w="3174"/>
+            <w:tcW w:type="dxa" w:w="3529"/>
             <w:tcMar>
               <w:top w:type="dxa" w:w="90"/>
               <w:left w:type="dxa" w:w="120"/>
@@ -4091,7 +4354,7 @@
         </w:tc>
         <w:tc>
           <w:tcPr>
-            <w:tcW w:type="dxa" w:w="4175"/>
+            <w:tcW w:type="dxa" w:w="3820"/>
             <w:tcMar>
               <w:top w:type="dxa" w:w="90"/>
               <w:left w:type="dxa" w:w="120"/>
@@ -4157,7 +4420,7 @@
                 <w:sz w:val="20"/>
                 <w:szCs w:val="20"/>
               </w:rPr>
-              <w:t xml:space="preserve">QuanNH</w:t>
+              <w:t xml:space="preserve">Quân</w:t>
             </w:r>
           </w:p>
         </w:tc>
@@ -4195,7 +4458,7 @@
         </w:tc>
         <w:tc>
           <w:tcPr>
-            <w:tcW w:type="dxa" w:w="3174"/>
+            <w:tcW w:type="dxa" w:w="3529"/>
             <w:tcMar>
               <w:top w:type="dxa" w:w="90"/>
               <w:left w:type="dxa" w:w="120"/>
@@ -4223,7 +4486,7 @@
         </w:tc>
         <w:tc>
           <w:tcPr>
-            <w:tcW w:type="dxa" w:w="4175"/>
+            <w:tcW w:type="dxa" w:w="3820"/>
             <w:tcMar>
               <w:top w:type="dxa" w:w="90"/>
               <w:left w:type="dxa" w:w="120"/>
@@ -4280,7 +4543,7 @@
                 <w:sz w:val="20"/>
                 <w:szCs w:val="20"/>
               </w:rPr>
-              <w:t xml:space="preserve">HungDV</w:t>
+              <w:t xml:space="preserve">A Hùng</w:t>
             </w:r>
           </w:p>
         </w:tc>
@@ -4318,7 +4581,7 @@
         </w:tc>
         <w:tc>
           <w:tcPr>
-            <w:tcW w:type="dxa" w:w="3174"/>
+            <w:tcW w:type="dxa" w:w="3529"/>
             <w:tcMar>
               <w:top w:type="dxa" w:w="90"/>
               <w:left w:type="dxa" w:w="120"/>
@@ -4346,7 +4609,7 @@
         </w:tc>
         <w:tc>
           <w:tcPr>
-            <w:tcW w:type="dxa" w:w="4175"/>
+            <w:tcW w:type="dxa" w:w="3820"/>
             <w:tcMar>
               <w:top w:type="dxa" w:w="90"/>
               <w:left w:type="dxa" w:w="120"/>
@@ -4392,7 +4655,7 @@
                 <w:sz w:val="20"/>
                 <w:szCs w:val="20"/>
               </w:rPr>
-              <w:t xml:space="preserve">QuanNH</w:t>
+              <w:t xml:space="preserve">Quân</w:t>
             </w:r>
           </w:p>
         </w:tc>
@@ -4430,7 +4693,7 @@
         </w:tc>
         <w:tc>
           <w:tcPr>
-            <w:tcW w:type="dxa" w:w="3174"/>
+            <w:tcW w:type="dxa" w:w="3529"/>
             <w:tcMar>
               <w:top w:type="dxa" w:w="90"/>
               <w:left w:type="dxa" w:w="120"/>
@@ -4458,7 +4721,7 @@
         </w:tc>
         <w:tc>
           <w:tcPr>
-            <w:tcW w:type="dxa" w:w="4175"/>
+            <w:tcW w:type="dxa" w:w="3820"/>
             <w:tcMar>
               <w:top w:type="dxa" w:w="90"/>
               <w:left w:type="dxa" w:w="120"/>
@@ -4524,7 +4787,7 @@
                 <w:sz w:val="20"/>
                 <w:szCs w:val="20"/>
               </w:rPr>
-              <w:t xml:space="preserve">QuanNH</w:t>
+              <w:t xml:space="preserve">Quân</w:t>
             </w:r>
           </w:p>
         </w:tc>
@@ -4562,7 +4825,7 @@
         </w:tc>
         <w:tc>
           <w:tcPr>
-            <w:tcW w:type="dxa" w:w="3174"/>
+            <w:tcW w:type="dxa" w:w="3529"/>
             <w:tcMar>
               <w:top w:type="dxa" w:w="90"/>
               <w:left w:type="dxa" w:w="120"/>
@@ -4590,7 +4853,7 @@
         </w:tc>
         <w:tc>
           <w:tcPr>
-            <w:tcW w:type="dxa" w:w="4175"/>
+            <w:tcW w:type="dxa" w:w="3820"/>
             <w:tcMar>
               <w:top w:type="dxa" w:w="90"/>
               <w:left w:type="dxa" w:w="120"/>
@@ -4705,7 +4968,7 @@
         </w:tc>
         <w:tc>
           <w:tcPr>
-            <w:tcW w:type="dxa" w:w="3174"/>
+            <w:tcW w:type="dxa" w:w="3529"/>
             <w:tcMar>
               <w:top w:type="dxa" w:w="90"/>
               <w:left w:type="dxa" w:w="120"/>
@@ -4733,7 +4996,7 @@
         </w:tc>
         <w:tc>
           <w:tcPr>
-            <w:tcW w:type="dxa" w:w="4175"/>
+            <w:tcW w:type="dxa" w:w="3820"/>
             <w:tcMar>
               <w:top w:type="dxa" w:w="90"/>
               <w:left w:type="dxa" w:w="120"/>
@@ -4819,7 +5082,313 @@
                 <w:sz w:val="20"/>
                 <w:szCs w:val="20"/>
               </w:rPr>
-              <w:t xml:space="preserve">HungDV</w:t>
+              <w:t xml:space="preserve">A Hùng</w:t>
+            </w:r>
+          </w:p>
+        </w:tc>
+      </w:tr>
+      <w:tr>
+        <w:trPr>
+          <w:tblHeader w:val="false"/>
+        </w:trPr>
+        <w:tc>
+          <w:tcPr>
+            <w:tcW w:type="dxa" w:w="731"/>
+            <w:tcMar>
+              <w:top w:type="dxa" w:w="90"/>
+              <w:left w:type="dxa" w:w="120"/>
+              <w:bottom w:type="dxa" w:w="90"/>
+              <w:right w:type="dxa" w:w="120"/>
+            </w:tcMar>
+            <w:vAlign w:val="center"/>
+          </w:tcPr>
+          <w:p>
+            <w:pPr>
+              <w:spacing w:after="0" w:line="280"/>
+              <w:jc w:val="center"/>
+            </w:pPr>
+            <w:r>
+              <w:rPr>
+                <w:rFonts w:ascii="Be Vietnam Pro" w:cs="Be Vietnam Pro" w:eastAsia="Be Vietnam Pro" w:hAnsi="Be Vietnam Pro"/>
+                <w:color w:val="101814"/>
+                <w:sz w:val="20"/>
+                <w:szCs w:val="20"/>
+              </w:rPr>
+              <w:t xml:space="preserve">8</w:t>
+            </w:r>
+          </w:p>
+        </w:tc>
+        <w:tc>
+          <w:tcPr>
+            <w:tcW w:type="dxa" w:w="3529"/>
+            <w:tcMar>
+              <w:top w:type="dxa" w:w="90"/>
+              <w:left w:type="dxa" w:w="120"/>
+              <w:bottom w:type="dxa" w:w="90"/>
+              <w:right w:type="dxa" w:w="120"/>
+            </w:tcMar>
+            <w:vAlign w:val="center"/>
+          </w:tcPr>
+          <w:p>
+            <w:pPr>
+              <w:spacing w:after="0" w:line="280"/>
+            </w:pPr>
+            <w:r>
+              <w:rPr>
+                <w:rFonts w:ascii="Be Vietnam Pro" w:cs="Be Vietnam Pro" w:eastAsia="Be Vietnam Pro" w:hAnsi="Be Vietnam Pro"/>
+                <w:b/>
+                <w:bCs/>
+                <w:color w:val="036F3D"/>
+                <w:sz w:val="20"/>
+                <w:szCs w:val="20"/>
+              </w:rPr>
+              <w:t xml:space="preserve">00-8 — Danh mục tài liệu, thuật ngữ và quy ước</w:t>
+            </w:r>
+          </w:p>
+        </w:tc>
+        <w:tc>
+          <w:tcPr>
+            <w:tcW w:type="dxa" w:w="3820"/>
+            <w:tcMar>
+              <w:top w:type="dxa" w:w="90"/>
+              <w:left w:type="dxa" w:w="120"/>
+              <w:bottom w:type="dxa" w:w="90"/>
+              <w:right w:type="dxa" w:w="120"/>
+            </w:tcMar>
+            <w:vAlign w:val="center"/>
+          </w:tcPr>
+          <w:p>
+            <w:pPr>
+              <w:spacing w:after="0" w:line="280"/>
+            </w:pPr>
+            <w:r>
+              <w:rPr>
+                <w:rFonts w:ascii="Be Vietnam Pro" w:cs="Be Vietnam Pro" w:eastAsia="Be Vietnam Pro" w:hAnsi="Be Vietnam Pro"/>
+                <w:color w:val="101814"/>
+                <w:sz w:val="20"/>
+                <w:szCs w:val="20"/>
+              </w:rPr>
+              <w:t xml:space="preserve">Quy ước mã và phiên bản tài liệu; </w:t>
+            </w:r>
+            <w:r>
+              <w:rPr>
+                <w:rFonts w:ascii="Be Vietnam Pro" w:cs="Be Vietnam Pro" w:eastAsia="Be Vietnam Pro" w:hAnsi="Be Vietnam Pro"/>
+                <w:b/>
+                <w:bCs/>
+                <w:color w:val="101814"/>
+                <w:sz w:val="20"/>
+                <w:szCs w:val="20"/>
+              </w:rPr>
+              <w:t xml:space="preserve">danh mục đầy đủ 52 tài liệu kèm nội dung chính</w:t>
+            </w:r>
+            <w:r>
+              <w:rPr>
+                <w:rFonts w:ascii="Be Vietnam Pro" w:cs="Be Vietnam Pro" w:eastAsia="Be Vietnam Pro" w:hAnsi="Be Vietnam Pro"/>
+                <w:color w:val="101814"/>
+                <w:sz w:val="20"/>
+                <w:szCs w:val="20"/>
+              </w:rPr>
+              <w:t xml:space="preserve">; thuật ngữ; từ viết tắt; phân phối; </w:t>
+            </w:r>
+            <w:r>
+              <w:rPr>
+                <w:rFonts w:ascii="Be Vietnam Pro" w:cs="Be Vietnam Pro" w:eastAsia="Be Vietnam Pro" w:hAnsi="Be Vietnam Pro"/>
+                <w:b/>
+                <w:bCs/>
+                <w:color w:val="101814"/>
+                <w:sz w:val="20"/>
+                <w:szCs w:val="20"/>
+              </w:rPr>
+              <w:t xml:space="preserve">kiểm soát thay đổi tài liệu</w:t>
+            </w:r>
+          </w:p>
+        </w:tc>
+        <w:tc>
+          <w:tcPr>
+            <w:tcW w:type="dxa" w:w="1280"/>
+            <w:tcMar>
+              <w:top w:type="dxa" w:w="90"/>
+              <w:left w:type="dxa" w:w="120"/>
+              <w:bottom w:type="dxa" w:w="90"/>
+              <w:right w:type="dxa" w:w="120"/>
+            </w:tcMar>
+            <w:vAlign w:val="center"/>
+          </w:tcPr>
+          <w:p>
+            <w:pPr>
+              <w:spacing w:after="0" w:line="280"/>
+            </w:pPr>
+            <w:r>
+              <w:rPr>
+                <w:rFonts w:ascii="Be Vietnam Pro" w:cs="Be Vietnam Pro" w:eastAsia="Be Vietnam Pro" w:hAnsi="Be Vietnam Pro"/>
+                <w:color w:val="101814"/>
+                <w:sz w:val="20"/>
+                <w:szCs w:val="20"/>
+              </w:rPr>
+              <w:t xml:space="preserve">A Hùng</w:t>
+            </w:r>
+          </w:p>
+        </w:tc>
+      </w:tr>
+      <w:tr>
+        <w:trPr>
+          <w:tblHeader w:val="false"/>
+        </w:trPr>
+        <w:tc>
+          <w:tcPr>
+            <w:tcW w:type="dxa" w:w="731"/>
+            <w:tcMar>
+              <w:top w:type="dxa" w:w="90"/>
+              <w:left w:type="dxa" w:w="120"/>
+              <w:bottom w:type="dxa" w:w="90"/>
+              <w:right w:type="dxa" w:w="120"/>
+            </w:tcMar>
+            <w:vAlign w:val="center"/>
+          </w:tcPr>
+          <w:p>
+            <w:pPr>
+              <w:spacing w:after="0" w:line="280"/>
+              <w:jc w:val="center"/>
+            </w:pPr>
+            <w:r>
+              <w:rPr>
+                <w:rFonts w:ascii="Be Vietnam Pro" w:cs="Be Vietnam Pro" w:eastAsia="Be Vietnam Pro" w:hAnsi="Be Vietnam Pro"/>
+                <w:color w:val="101814"/>
+                <w:sz w:val="20"/>
+                <w:szCs w:val="20"/>
+              </w:rPr>
+              <w:t xml:space="preserve">9</w:t>
+            </w:r>
+          </w:p>
+        </w:tc>
+        <w:tc>
+          <w:tcPr>
+            <w:tcW w:type="dxa" w:w="3529"/>
+            <w:tcMar>
+              <w:top w:type="dxa" w:w="90"/>
+              <w:left w:type="dxa" w:w="120"/>
+              <w:bottom w:type="dxa" w:w="90"/>
+              <w:right w:type="dxa" w:w="120"/>
+            </w:tcMar>
+            <w:vAlign w:val="center"/>
+          </w:tcPr>
+          <w:p>
+            <w:pPr>
+              <w:spacing w:after="0" w:line="280"/>
+            </w:pPr>
+            <w:r>
+              <w:rPr>
+                <w:rFonts w:ascii="Be Vietnam Pro" w:cs="Be Vietnam Pro" w:eastAsia="Be Vietnam Pro" w:hAnsi="Be Vietnam Pro"/>
+                <w:b/>
+                <w:bCs/>
+                <w:color w:val="036F3D"/>
+                <w:sz w:val="20"/>
+                <w:szCs w:val="20"/>
+              </w:rPr>
+              <w:t xml:space="preserve">00-9 — Kế hoạch quản lý dự án</w:t>
+            </w:r>
+          </w:p>
+        </w:tc>
+        <w:tc>
+          <w:tcPr>
+            <w:tcW w:type="dxa" w:w="3820"/>
+            <w:tcMar>
+              <w:top w:type="dxa" w:w="90"/>
+              <w:left w:type="dxa" w:w="120"/>
+              <w:bottom w:type="dxa" w:w="90"/>
+              <w:right w:type="dxa" w:w="120"/>
+            </w:tcMar>
+            <w:vAlign w:val="center"/>
+          </w:tcPr>
+          <w:p>
+            <w:pPr>
+              <w:spacing w:after="0" w:line="280"/>
+            </w:pPr>
+            <w:r>
+              <w:rPr>
+                <w:rFonts w:ascii="Be Vietnam Pro" w:cs="Be Vietnam Pro" w:eastAsia="Be Vietnam Pro" w:hAnsi="Be Vietnam Pro"/>
+                <w:color w:val="101814"/>
+                <w:sz w:val="20"/>
+                <w:szCs w:val="20"/>
+              </w:rPr>
+              <w:t xml:space="preserve">Phạm vi và ranh giới; tổ chức và trách nhiệm; </w:t>
+            </w:r>
+            <w:r>
+              <w:rPr>
+                <w:rFonts w:ascii="Be Vietnam Pro" w:cs="Be Vietnam Pro" w:eastAsia="Be Vietnam Pro" w:hAnsi="Be Vietnam Pro"/>
+                <w:b/>
+                <w:bCs/>
+                <w:color w:val="101814"/>
+                <w:sz w:val="20"/>
+                <w:szCs w:val="20"/>
+              </w:rPr>
+              <w:t xml:space="preserve">7 mốc kiểm soát M1–M7</w:t>
+            </w:r>
+            <w:r>
+              <w:rPr>
+                <w:rFonts w:ascii="Be Vietnam Pro" w:cs="Be Vietnam Pro" w:eastAsia="Be Vietnam Pro" w:hAnsi="Be Vietnam Pro"/>
+                <w:color w:val="101814"/>
+                <w:sz w:val="20"/>
+                <w:szCs w:val="20"/>
+              </w:rPr>
+              <w:t xml:space="preserve">; </w:t>
+            </w:r>
+            <w:r>
+              <w:rPr>
+                <w:rFonts w:ascii="Be Vietnam Pro" w:cs="Be Vietnam Pro" w:eastAsia="Be Vietnam Pro" w:hAnsi="Be Vietnam Pro"/>
+                <w:b/>
+                <w:bCs/>
+                <w:color w:val="101814"/>
+                <w:sz w:val="20"/>
+                <w:szCs w:val="20"/>
+              </w:rPr>
+              <w:t xml:space="preserve">quản lý thay đổi phạm vi</w:t>
+            </w:r>
+            <w:r>
+              <w:rPr>
+                <w:rFonts w:ascii="Be Vietnam Pro" w:cs="Be Vietnam Pro" w:eastAsia="Be Vietnam Pro" w:hAnsi="Be Vietnam Pro"/>
+                <w:color w:val="101814"/>
+                <w:sz w:val="20"/>
+                <w:szCs w:val="20"/>
+              </w:rPr>
+              <w:t xml:space="preserve">; quản lý rủi ro; trao đổi thông tin; tiêu chí kết thúc; </w:t>
+            </w:r>
+            <w:r>
+              <w:rPr>
+                <w:rFonts w:ascii="Be Vietnam Pro" w:cs="Be Vietnam Pro" w:eastAsia="Be Vietnam Pro" w:hAnsi="Be Vietnam Pro"/>
+                <w:b/>
+                <w:bCs/>
+                <w:color w:val="101814"/>
+                <w:sz w:val="20"/>
+                <w:szCs w:val="20"/>
+              </w:rPr>
+              <w:t xml:space="preserve">8 bài học rút ra</w:t>
+            </w:r>
+          </w:p>
+        </w:tc>
+        <w:tc>
+          <w:tcPr>
+            <w:tcW w:type="dxa" w:w="1280"/>
+            <w:tcMar>
+              <w:top w:type="dxa" w:w="90"/>
+              <w:left w:type="dxa" w:w="120"/>
+              <w:bottom w:type="dxa" w:w="90"/>
+              <w:right w:type="dxa" w:w="120"/>
+            </w:tcMar>
+            <w:vAlign w:val="center"/>
+          </w:tcPr>
+          <w:p>
+            <w:pPr>
+              <w:spacing w:after="0" w:line="280"/>
+            </w:pPr>
+            <w:r>
+              <w:rPr>
+                <w:rFonts w:ascii="Be Vietnam Pro" w:cs="Be Vietnam Pro" w:eastAsia="Be Vietnam Pro" w:hAnsi="Be Vietnam Pro"/>
+                <w:color w:val="101814"/>
+                <w:sz w:val="20"/>
+                <w:szCs w:val="20"/>
+              </w:rPr>
+              <w:t xml:space="preserve">A Hùng</w:t>
             </w:r>
           </w:p>
         </w:tc>
@@ -5203,7 +5772,18 @@
                 <w:sz w:val="20"/>
                 <w:szCs w:val="20"/>
               </w:rPr>
-              <w:t xml:space="preserve">; 13 yêu cầu phi chức năng; 10 tiêu chí nghiệm thu</w:t>
+              <w:t xml:space="preserve">; 13 yêu cầu phi chức năng; 10 tiêu chí nghiệm thu; </w:t>
+            </w:r>
+            <w:r>
+              <w:rPr>
+                <w:rFonts w:ascii="Be Vietnam Pro" w:cs="Be Vietnam Pro" w:eastAsia="Be Vietnam Pro" w:hAnsi="Be Vietnam Pro"/>
+                <w:b/>
+                <w:bCs/>
+                <w:color w:val="101814"/>
+                <w:sz w:val="20"/>
+                <w:szCs w:val="20"/>
+              </w:rPr>
+              <w:t xml:space="preserve">ma trận truy vết — độ phủ 100%</w:t>
             </w:r>
           </w:p>
         </w:tc>
@@ -6926,7 +7506,18 @@
                 <w:sz w:val="20"/>
                 <w:szCs w:val="20"/>
               </w:rPr>
-              <w:t xml:space="preserve">; 12 yêu cầu phi chức năng; 8 rủi ro nhận diện từ đầu</w:t>
+              <w:t xml:space="preserve">; 12 yêu cầu phi chức năng; 8 rủi ro nhận diện từ đầu; </w:t>
+            </w:r>
+            <w:r>
+              <w:rPr>
+                <w:rFonts w:ascii="Be Vietnam Pro" w:cs="Be Vietnam Pro" w:eastAsia="Be Vietnam Pro" w:hAnsi="Be Vietnam Pro"/>
+                <w:b/>
+                <w:bCs/>
+                <w:color w:val="101814"/>
+                <w:sz w:val="20"/>
+                <w:szCs w:val="20"/>
+              </w:rPr>
+              <w:t xml:space="preserve">ma trận truy vết — độ phủ 100%</w:t>
             </w:r>
           </w:p>
         </w:tc>
@@ -8532,7 +9123,18 @@
                 <w:sz w:val="20"/>
                 <w:szCs w:val="20"/>
               </w:rPr>
-              <w:t xml:space="preserve">; 14 yêu cầu phi chức năng; 10 rủi ro</w:t>
+              <w:t xml:space="preserve">; 14 yêu cầu phi chức năng; 10 rủi ro; </w:t>
+            </w:r>
+            <w:r>
+              <w:rPr>
+                <w:rFonts w:ascii="Be Vietnam Pro" w:cs="Be Vietnam Pro" w:eastAsia="Be Vietnam Pro" w:hAnsi="Be Vietnam Pro"/>
+                <w:b/>
+                <w:bCs/>
+                <w:color w:val="101814"/>
+                <w:sz w:val="20"/>
+                <w:szCs w:val="20"/>
+              </w:rPr>
+              <w:t xml:space="preserve">ma trận truy vết — độ phủ 100%</w:t>
             </w:r>
           </w:p>
         </w:tc>
@@ -10995,7 +11597,7 @@
                 <w:sz w:val="20"/>
                 <w:szCs w:val="20"/>
               </w:rPr>
-              <w:t xml:space="preserve">7</w:t>
+              <w:t xml:space="preserve">9</w:t>
             </w:r>
           </w:p>
         </w:tc>
@@ -11022,7 +11624,7 @@
                 <w:sz w:val="20"/>
                 <w:szCs w:val="20"/>
               </w:rPr>
-              <w:t xml:space="preserve">1.774</w:t>
+              <w:t xml:space="preserve">2.320</w:t>
             </w:r>
           </w:p>
         </w:tc>
@@ -11435,7 +12037,7 @@
                 <w:sz w:val="20"/>
                 <w:szCs w:val="20"/>
               </w:rPr>
-              <w:t xml:space="preserve">50</w:t>
+              <w:t xml:space="preserve">52</w:t>
             </w:r>
           </w:p>
         </w:tc>
@@ -11464,7 +12066,917 @@
                 <w:sz w:val="20"/>
                 <w:szCs w:val="20"/>
               </w:rPr>
-              <w:t xml:space="preserve">15.829</w:t>
+              <w:t xml:space="preserve">16.770</w:t>
+            </w:r>
+          </w:p>
+        </w:tc>
+      </w:tr>
+    </w:tbl>
+    <w:p>
+      <w:pPr>
+        <w:spacing w:after="180"/>
+      </w:pPr>
+    </w:p>
+    <w:p>
+      <w:pPr>
+        <w:pBdr>
+          <w:bottom w:val="single" w:color="CFE3D8" w:sz="4" w:space="4"/>
+        </w:pBdr>
+        <w:spacing w:after="160" w:before="160"/>
+      </w:pPr>
+      <w:r>
+        <w:rPr>
+          <w:rFonts w:ascii="Be Vietnam Pro" w:cs="Be Vietnam Pro" w:eastAsia="Be Vietnam Pro" w:hAnsi="Be Vietnam Pro"/>
+          <w:sz w:val="2"/>
+          <w:szCs w:val="2"/>
+        </w:rPr>
+        <w:t xml:space="preserve"/>
+      </w:r>
+    </w:p>
+    <w:p>
+      <w:pPr>
+        <w:pStyle w:val="Heading1"/>
+        <w:pBdr>
+          <w:bottom w:val="single" w:color="008E4D" w:sz="12" w:space="6"/>
+        </w:pBdr>
+        <w:spacing w:after="180" w:before="380"/>
+      </w:pPr>
+      <w:r>
+        <w:rPr>
+          <w:rFonts w:ascii="Be Vietnam Pro" w:cs="Be Vietnam Pro" w:eastAsia="Be Vietnam Pro" w:hAnsi="Be Vietnam Pro"/>
+          <w:b/>
+          <w:bCs/>
+          <w:color w:val="036F3D"/>
+          <w:sz w:val="28"/>
+          <w:szCs w:val="28"/>
+        </w:rPr>
+        <w:t xml:space="preserve">4.7 Cấu phần chuẩn của bộ hồ sơ</w:t>
+      </w:r>
+    </w:p>
+    <w:tbl>
+      <w:tblPr>
+        <w:tblW w:type="dxa" w:w="9360"/>
+        <w:tblBorders>
+          <w:top w:val="single" w:color="CFE3D8" w:sz="4"/>
+          <w:left w:val="single" w:color="CFE3D8" w:sz="4"/>
+          <w:bottom w:val="single" w:color="CFE3D8" w:sz="4"/>
+          <w:right w:val="single" w:color="CFE3D8" w:sz="4"/>
+          <w:insideH w:val="single" w:color="CFE3D8" w:sz="4"/>
+          <w:insideV w:val="single" w:color="CFE3D8" w:sz="4"/>
+        </w:tblBorders>
+        <w:tblLayout w:type="fixed"/>
+      </w:tblPr>
+      <w:tblGrid>
+        <w:gridCol w:w="5731"/>
+        <w:gridCol w:w="3629"/>
+      </w:tblGrid>
+      <w:tr>
+        <w:trPr>
+          <w:tblHeader/>
+        </w:trPr>
+        <w:tc>
+          <w:tcPr>
+            <w:tcW w:type="dxa" w:w="5731"/>
+            <w:shd w:fill="EEF6F1" w:color="auto" w:val="clear"/>
+            <w:tcMar>
+              <w:top w:type="dxa" w:w="90"/>
+              <w:left w:type="dxa" w:w="120"/>
+              <w:bottom w:type="dxa" w:w="90"/>
+              <w:right w:type="dxa" w:w="120"/>
+            </w:tcMar>
+            <w:vAlign w:val="center"/>
+          </w:tcPr>
+          <w:p>
+            <w:pPr>
+              <w:spacing w:after="0" w:line="280"/>
+            </w:pPr>
+            <w:r>
+              <w:rPr>
+                <w:rFonts w:ascii="Be Vietnam Pro" w:cs="Be Vietnam Pro" w:eastAsia="Be Vietnam Pro" w:hAnsi="Be Vietnam Pro"/>
+                <w:b/>
+                <w:bCs/>
+                <w:color w:val="036F3D"/>
+                <w:sz w:val="20"/>
+                <w:szCs w:val="20"/>
+              </w:rPr>
+              <w:t xml:space="preserve">Cấu phần</w:t>
+            </w:r>
+          </w:p>
+        </w:tc>
+        <w:tc>
+          <w:tcPr>
+            <w:tcW w:type="dxa" w:w="3629"/>
+            <w:shd w:fill="EEF6F1" w:color="auto" w:val="clear"/>
+            <w:tcMar>
+              <w:top w:type="dxa" w:w="90"/>
+              <w:left w:type="dxa" w:w="120"/>
+              <w:bottom w:type="dxa" w:w="90"/>
+              <w:right w:type="dxa" w:w="120"/>
+            </w:tcMar>
+            <w:vAlign w:val="center"/>
+          </w:tcPr>
+          <w:p>
+            <w:pPr>
+              <w:spacing w:after="0" w:line="280"/>
+            </w:pPr>
+            <w:r>
+              <w:rPr>
+                <w:rFonts w:ascii="Be Vietnam Pro" w:cs="Be Vietnam Pro" w:eastAsia="Be Vietnam Pro" w:hAnsi="Be Vietnam Pro"/>
+                <w:b/>
+                <w:bCs/>
+                <w:color w:val="036F3D"/>
+                <w:sz w:val="20"/>
+                <w:szCs w:val="20"/>
+              </w:rPr>
+              <w:t xml:space="preserve">Có ở</w:t>
+            </w:r>
+          </w:p>
+        </w:tc>
+      </w:tr>
+      <w:tr>
+        <w:trPr>
+          <w:tblHeader w:val="false"/>
+        </w:trPr>
+        <w:tc>
+          <w:tcPr>
+            <w:tcW w:type="dxa" w:w="5731"/>
+            <w:tcMar>
+              <w:top w:type="dxa" w:w="90"/>
+              <w:left w:type="dxa" w:w="120"/>
+              <w:bottom w:type="dxa" w:w="90"/>
+              <w:right w:type="dxa" w:w="120"/>
+            </w:tcMar>
+            <w:vAlign w:val="center"/>
+          </w:tcPr>
+          <w:p>
+            <w:pPr>
+              <w:spacing w:after="0" w:line="280"/>
+            </w:pPr>
+            <w:r>
+              <w:rPr>
+                <w:rFonts w:ascii="Be Vietnam Pro" w:cs="Be Vietnam Pro" w:eastAsia="Be Vietnam Pro" w:hAnsi="Be Vietnam Pro"/>
+                <w:color w:val="101814"/>
+                <w:sz w:val="20"/>
+                <w:szCs w:val="20"/>
+              </w:rPr>
+              <w:t xml:space="preserve">Khối kiểm soát tài liệu — mã, phiên bản, ngày, người lập, người duyệt</w:t>
+            </w:r>
+          </w:p>
+        </w:tc>
+        <w:tc>
+          <w:tcPr>
+            <w:tcW w:type="dxa" w:w="3629"/>
+            <w:tcMar>
+              <w:top w:type="dxa" w:w="90"/>
+              <w:left w:type="dxa" w:w="120"/>
+              <w:bottom w:type="dxa" w:w="90"/>
+              <w:right w:type="dxa" w:w="120"/>
+            </w:tcMar>
+            <w:vAlign w:val="center"/>
+          </w:tcPr>
+          <w:p>
+            <w:pPr>
+              <w:spacing w:after="0" w:line="280"/>
+            </w:pPr>
+            <w:r>
+              <w:rPr>
+                <w:rFonts w:ascii="Be Vietnam Pro" w:cs="Be Vietnam Pro" w:eastAsia="Be Vietnam Pro" w:hAnsi="Be Vietnam Pro"/>
+                <w:color w:val="101814"/>
+                <w:sz w:val="20"/>
+                <w:szCs w:val="20"/>
+              </w:rPr>
+              <w:t xml:space="preserve">Trang bìa mọi tài liệu</w:t>
+            </w:r>
+          </w:p>
+        </w:tc>
+      </w:tr>
+      <w:tr>
+        <w:trPr>
+          <w:tblHeader w:val="false"/>
+        </w:trPr>
+        <w:tc>
+          <w:tcPr>
+            <w:tcW w:type="dxa" w:w="5731"/>
+            <w:tcMar>
+              <w:top w:type="dxa" w:w="90"/>
+              <w:left w:type="dxa" w:w="120"/>
+              <w:bottom w:type="dxa" w:w="90"/>
+              <w:right w:type="dxa" w:w="120"/>
+            </w:tcMar>
+            <w:vAlign w:val="center"/>
+          </w:tcPr>
+          <w:p>
+            <w:pPr>
+              <w:spacing w:after="0" w:line="280"/>
+            </w:pPr>
+            <w:r>
+              <w:rPr>
+                <w:rFonts w:ascii="Be Vietnam Pro" w:cs="Be Vietnam Pro" w:eastAsia="Be Vietnam Pro" w:hAnsi="Be Vietnam Pro"/>
+                <w:color w:val="101814"/>
+                <w:sz w:val="20"/>
+                <w:szCs w:val="20"/>
+              </w:rPr>
+              <w:t xml:space="preserve">Lịch sử sửa đổi</w:t>
+            </w:r>
+          </w:p>
+        </w:tc>
+        <w:tc>
+          <w:tcPr>
+            <w:tcW w:type="dxa" w:w="3629"/>
+            <w:tcMar>
+              <w:top w:type="dxa" w:w="90"/>
+              <w:left w:type="dxa" w:w="120"/>
+              <w:bottom w:type="dxa" w:w="90"/>
+              <w:right w:type="dxa" w:w="120"/>
+            </w:tcMar>
+            <w:vAlign w:val="center"/>
+          </w:tcPr>
+          <w:p>
+            <w:pPr>
+              <w:spacing w:after="0" w:line="280"/>
+            </w:pPr>
+            <w:r>
+              <w:rPr>
+                <w:rFonts w:ascii="Be Vietnam Pro" w:cs="Be Vietnam Pro" w:eastAsia="Be Vietnam Pro" w:hAnsi="Be Vietnam Pro"/>
+                <w:color w:val="101814"/>
+                <w:sz w:val="20"/>
+                <w:szCs w:val="20"/>
+              </w:rPr>
+              <w:t xml:space="preserve">Trang bìa mọi tài liệu</w:t>
+            </w:r>
+          </w:p>
+        </w:tc>
+      </w:tr>
+      <w:tr>
+        <w:trPr>
+          <w:tblHeader w:val="false"/>
+        </w:trPr>
+        <w:tc>
+          <w:tcPr>
+            <w:tcW w:type="dxa" w:w="5731"/>
+            <w:tcMar>
+              <w:top w:type="dxa" w:w="90"/>
+              <w:left w:type="dxa" w:w="120"/>
+              <w:bottom w:type="dxa" w:w="90"/>
+              <w:right w:type="dxa" w:w="120"/>
+            </w:tcMar>
+            <w:vAlign w:val="center"/>
+          </w:tcPr>
+          <w:p>
+            <w:pPr>
+              <w:spacing w:after="0" w:line="280"/>
+            </w:pPr>
+            <w:r>
+              <w:rPr>
+                <w:rFonts w:ascii="Be Vietnam Pro" w:cs="Be Vietnam Pro" w:eastAsia="Be Vietnam Pro" w:hAnsi="Be Vietnam Pro"/>
+                <w:b/>
+                <w:bCs/>
+                <w:color w:val="101814"/>
+                <w:sz w:val="20"/>
+                <w:szCs w:val="20"/>
+              </w:rPr>
+              <w:t xml:space="preserve">Mục lục</w:t>
+            </w:r>
+          </w:p>
+        </w:tc>
+        <w:tc>
+          <w:tcPr>
+            <w:tcW w:type="dxa" w:w="3629"/>
+            <w:tcMar>
+              <w:top w:type="dxa" w:w="90"/>
+              <w:left w:type="dxa" w:w="120"/>
+              <w:bottom w:type="dxa" w:w="90"/>
+              <w:right w:type="dxa" w:w="120"/>
+            </w:tcMar>
+            <w:vAlign w:val="center"/>
+          </w:tcPr>
+          <w:p>
+            <w:pPr>
+              <w:spacing w:after="0" w:line="280"/>
+            </w:pPr>
+            <w:r>
+              <w:rPr>
+                <w:rFonts w:ascii="Be Vietnam Pro" w:cs="Be Vietnam Pro" w:eastAsia="Be Vietnam Pro" w:hAnsi="Be Vietnam Pro"/>
+                <w:color w:val="101814"/>
+                <w:sz w:val="20"/>
+                <w:szCs w:val="20"/>
+              </w:rPr>
+              <w:t xml:space="preserve">Tự sinh, mọi tài liệu từ 4 mục trở lên</w:t>
+            </w:r>
+          </w:p>
+        </w:tc>
+      </w:tr>
+      <w:tr>
+        <w:trPr>
+          <w:tblHeader w:val="false"/>
+        </w:trPr>
+        <w:tc>
+          <w:tcPr>
+            <w:tcW w:type="dxa" w:w="5731"/>
+            <w:tcMar>
+              <w:top w:type="dxa" w:w="90"/>
+              <w:left w:type="dxa" w:w="120"/>
+              <w:bottom w:type="dxa" w:w="90"/>
+              <w:right w:type="dxa" w:w="120"/>
+            </w:tcMar>
+            <w:vAlign w:val="center"/>
+          </w:tcPr>
+          <w:p>
+            <w:pPr>
+              <w:spacing w:after="0" w:line="280"/>
+            </w:pPr>
+            <w:r>
+              <w:rPr>
+                <w:rFonts w:ascii="Be Vietnam Pro" w:cs="Be Vietnam Pro" w:eastAsia="Be Vietnam Pro" w:hAnsi="Be Vietnam Pro"/>
+                <w:b/>
+                <w:bCs/>
+                <w:color w:val="101814"/>
+                <w:sz w:val="20"/>
+                <w:szCs w:val="20"/>
+              </w:rPr>
+              <w:t xml:space="preserve">Danh mục tài liệu</w:t>
+            </w:r>
+          </w:p>
+        </w:tc>
+        <w:tc>
+          <w:tcPr>
+            <w:tcW w:type="dxa" w:w="3629"/>
+            <w:tcMar>
+              <w:top w:type="dxa" w:w="90"/>
+              <w:left w:type="dxa" w:w="120"/>
+              <w:bottom w:type="dxa" w:w="90"/>
+              <w:right w:type="dxa" w:w="120"/>
+            </w:tcMar>
+            <w:vAlign w:val="center"/>
+          </w:tcPr>
+          <w:p>
+            <w:pPr>
+              <w:spacing w:after="0" w:line="280"/>
+            </w:pPr>
+            <w:r>
+              <w:rPr>
+                <w:rFonts w:ascii="Menlo" w:cs="Menlo" w:eastAsia="Menlo" w:hAnsi="Menlo"/>
+                <w:color w:val="036F3D"/>
+                <w:sz w:val="20"/>
+                <w:szCs w:val="20"/>
+                <w:shd w:fill="F1F5F3" w:color="auto" w:val="clear"/>
+              </w:rPr>
+              <w:t xml:space="preserve">00-8</w:t>
+            </w:r>
+            <w:r>
+              <w:rPr>
+                <w:rFonts w:ascii="Be Vietnam Pro" w:cs="Be Vietnam Pro" w:eastAsia="Be Vietnam Pro" w:hAnsi="Be Vietnam Pro"/>
+                <w:color w:val="101814"/>
+                <w:sz w:val="20"/>
+                <w:szCs w:val="20"/>
+              </w:rPr>
+              <w:t xml:space="preserve"> mục 3</w:t>
+            </w:r>
+          </w:p>
+        </w:tc>
+      </w:tr>
+      <w:tr>
+        <w:trPr>
+          <w:tblHeader w:val="false"/>
+        </w:trPr>
+        <w:tc>
+          <w:tcPr>
+            <w:tcW w:type="dxa" w:w="5731"/>
+            <w:tcMar>
+              <w:top w:type="dxa" w:w="90"/>
+              <w:left w:type="dxa" w:w="120"/>
+              <w:bottom w:type="dxa" w:w="90"/>
+              <w:right w:type="dxa" w:w="120"/>
+            </w:tcMar>
+            <w:vAlign w:val="center"/>
+          </w:tcPr>
+          <w:p>
+            <w:pPr>
+              <w:spacing w:after="0" w:line="280"/>
+            </w:pPr>
+            <w:r>
+              <w:rPr>
+                <w:rFonts w:ascii="Be Vietnam Pro" w:cs="Be Vietnam Pro" w:eastAsia="Be Vietnam Pro" w:hAnsi="Be Vietnam Pro"/>
+                <w:b/>
+                <w:bCs/>
+                <w:color w:val="101814"/>
+                <w:sz w:val="20"/>
+                <w:szCs w:val="20"/>
+              </w:rPr>
+              <w:t xml:space="preserve">Thuật ngữ và từ viết tắt</w:t>
+            </w:r>
+          </w:p>
+        </w:tc>
+        <w:tc>
+          <w:tcPr>
+            <w:tcW w:type="dxa" w:w="3629"/>
+            <w:tcMar>
+              <w:top w:type="dxa" w:w="90"/>
+              <w:left w:type="dxa" w:w="120"/>
+              <w:bottom w:type="dxa" w:w="90"/>
+              <w:right w:type="dxa" w:w="120"/>
+            </w:tcMar>
+            <w:vAlign w:val="center"/>
+          </w:tcPr>
+          <w:p>
+            <w:pPr>
+              <w:spacing w:after="0" w:line="280"/>
+            </w:pPr>
+            <w:r>
+              <w:rPr>
+                <w:rFonts w:ascii="Menlo" w:cs="Menlo" w:eastAsia="Menlo" w:hAnsi="Menlo"/>
+                <w:color w:val="036F3D"/>
+                <w:sz w:val="20"/>
+                <w:szCs w:val="20"/>
+                <w:shd w:fill="F1F5F3" w:color="auto" w:val="clear"/>
+              </w:rPr>
+              <w:t xml:space="preserve">00-8</w:t>
+            </w:r>
+            <w:r>
+              <w:rPr>
+                <w:rFonts w:ascii="Be Vietnam Pro" w:cs="Be Vietnam Pro" w:eastAsia="Be Vietnam Pro" w:hAnsi="Be Vietnam Pro"/>
+                <w:color w:val="101814"/>
+                <w:sz w:val="20"/>
+                <w:szCs w:val="20"/>
+              </w:rPr>
+              <w:t xml:space="preserve"> mục 4 và 5</w:t>
+            </w:r>
+          </w:p>
+        </w:tc>
+      </w:tr>
+      <w:tr>
+        <w:trPr>
+          <w:tblHeader w:val="false"/>
+        </w:trPr>
+        <w:tc>
+          <w:tcPr>
+            <w:tcW w:type="dxa" w:w="5731"/>
+            <w:tcMar>
+              <w:top w:type="dxa" w:w="90"/>
+              <w:left w:type="dxa" w:w="120"/>
+              <w:bottom w:type="dxa" w:w="90"/>
+              <w:right w:type="dxa" w:w="120"/>
+            </w:tcMar>
+            <w:vAlign w:val="center"/>
+          </w:tcPr>
+          <w:p>
+            <w:pPr>
+              <w:spacing w:after="0" w:line="280"/>
+            </w:pPr>
+            <w:r>
+              <w:rPr>
+                <w:rFonts w:ascii="Be Vietnam Pro" w:cs="Be Vietnam Pro" w:eastAsia="Be Vietnam Pro" w:hAnsi="Be Vietnam Pro"/>
+                <w:b/>
+                <w:bCs/>
+                <w:color w:val="101814"/>
+                <w:sz w:val="20"/>
+                <w:szCs w:val="20"/>
+              </w:rPr>
+              <w:t xml:space="preserve">Ma trận truy vết yêu cầu</w:t>
+            </w:r>
+          </w:p>
+        </w:tc>
+        <w:tc>
+          <w:tcPr>
+            <w:tcW w:type="dxa" w:w="3629"/>
+            <w:tcMar>
+              <w:top w:type="dxa" w:w="90"/>
+              <w:left w:type="dxa" w:w="120"/>
+              <w:bottom w:type="dxa" w:w="90"/>
+              <w:right w:type="dxa" w:w="120"/>
+            </w:tcMar>
+            <w:vAlign w:val="center"/>
+          </w:tcPr>
+          <w:p>
+            <w:pPr>
+              <w:spacing w:after="0" w:line="280"/>
+            </w:pPr>
+            <w:r>
+              <w:rPr>
+                <w:rFonts w:ascii="Be Vietnam Pro" w:cs="Be Vietnam Pro" w:eastAsia="Be Vietnam Pro" w:hAnsi="Be Vietnam Pro"/>
+                <w:color w:val="101814"/>
+                <w:sz w:val="20"/>
+                <w:szCs w:val="20"/>
+              </w:rPr>
+              <w:t xml:space="preserve">Phụ lục A của </w:t>
+            </w:r>
+            <w:r>
+              <w:rPr>
+                <w:rFonts w:ascii="Menlo" w:cs="Menlo" w:eastAsia="Menlo" w:hAnsi="Menlo"/>
+                <w:color w:val="036F3D"/>
+                <w:sz w:val="20"/>
+                <w:szCs w:val="20"/>
+                <w:shd w:fill="F1F5F3" w:color="auto" w:val="clear"/>
+              </w:rPr>
+              <w:t xml:space="preserve">-02</w:t>
+            </w:r>
+            <w:r>
+              <w:rPr>
+                <w:rFonts w:ascii="Be Vietnam Pro" w:cs="Be Vietnam Pro" w:eastAsia="Be Vietnam Pro" w:hAnsi="Be Vietnam Pro"/>
+                <w:color w:val="101814"/>
+                <w:sz w:val="20"/>
+                <w:szCs w:val="20"/>
+              </w:rPr>
+              <w:t xml:space="preserve"> từng dự án</w:t>
+            </w:r>
+          </w:p>
+        </w:tc>
+      </w:tr>
+      <w:tr>
+        <w:trPr>
+          <w:tblHeader w:val="false"/>
+        </w:trPr>
+        <w:tc>
+          <w:tcPr>
+            <w:tcW w:type="dxa" w:w="5731"/>
+            <w:tcMar>
+              <w:top w:type="dxa" w:w="90"/>
+              <w:left w:type="dxa" w:w="120"/>
+              <w:bottom w:type="dxa" w:w="90"/>
+              <w:right w:type="dxa" w:w="120"/>
+            </w:tcMar>
+            <w:vAlign w:val="center"/>
+          </w:tcPr>
+          <w:p>
+            <w:pPr>
+              <w:spacing w:after="0" w:line="280"/>
+            </w:pPr>
+            <w:r>
+              <w:rPr>
+                <w:rFonts w:ascii="Be Vietnam Pro" w:cs="Be Vietnam Pro" w:eastAsia="Be Vietnam Pro" w:hAnsi="Be Vietnam Pro"/>
+                <w:b/>
+                <w:bCs/>
+                <w:color w:val="101814"/>
+                <w:sz w:val="20"/>
+                <w:szCs w:val="20"/>
+              </w:rPr>
+              <w:t xml:space="preserve">Kế hoạch quản lý dự án</w:t>
+            </w:r>
+          </w:p>
+        </w:tc>
+        <w:tc>
+          <w:tcPr>
+            <w:tcW w:type="dxa" w:w="3629"/>
+            <w:tcMar>
+              <w:top w:type="dxa" w:w="90"/>
+              <w:left w:type="dxa" w:w="120"/>
+              <w:bottom w:type="dxa" w:w="90"/>
+              <w:right w:type="dxa" w:w="120"/>
+            </w:tcMar>
+            <w:vAlign w:val="center"/>
+          </w:tcPr>
+          <w:p>
+            <w:pPr>
+              <w:spacing w:after="0" w:line="280"/>
+            </w:pPr>
+            <w:r>
+              <w:rPr>
+                <w:rFonts w:ascii="Menlo" w:cs="Menlo" w:eastAsia="Menlo" w:hAnsi="Menlo"/>
+                <w:color w:val="036F3D"/>
+                <w:sz w:val="20"/>
+                <w:szCs w:val="20"/>
+                <w:shd w:fill="F1F5F3" w:color="auto" w:val="clear"/>
+              </w:rPr>
+              <w:t xml:space="preserve">00-9</w:t>
+            </w:r>
+          </w:p>
+        </w:tc>
+      </w:tr>
+      <w:tr>
+        <w:trPr>
+          <w:tblHeader w:val="false"/>
+        </w:trPr>
+        <w:tc>
+          <w:tcPr>
+            <w:tcW w:type="dxa" w:w="5731"/>
+            <w:tcMar>
+              <w:top w:type="dxa" w:w="90"/>
+              <w:left w:type="dxa" w:w="120"/>
+              <w:bottom w:type="dxa" w:w="90"/>
+              <w:right w:type="dxa" w:w="120"/>
+            </w:tcMar>
+            <w:vAlign w:val="center"/>
+          </w:tcPr>
+          <w:p>
+            <w:pPr>
+              <w:spacing w:after="0" w:line="280"/>
+            </w:pPr>
+            <w:r>
+              <w:rPr>
+                <w:rFonts w:ascii="Be Vietnam Pro" w:cs="Be Vietnam Pro" w:eastAsia="Be Vietnam Pro" w:hAnsi="Be Vietnam Pro"/>
+                <w:b/>
+                <w:bCs/>
+                <w:color w:val="101814"/>
+                <w:sz w:val="20"/>
+                <w:szCs w:val="20"/>
+              </w:rPr>
+              <w:t xml:space="preserve">Quản lý thay đổi phạm vi</w:t>
+            </w:r>
+          </w:p>
+        </w:tc>
+        <w:tc>
+          <w:tcPr>
+            <w:tcW w:type="dxa" w:w="3629"/>
+            <w:tcMar>
+              <w:top w:type="dxa" w:w="90"/>
+              <w:left w:type="dxa" w:w="120"/>
+              <w:bottom w:type="dxa" w:w="90"/>
+              <w:right w:type="dxa" w:w="120"/>
+            </w:tcMar>
+            <w:vAlign w:val="center"/>
+          </w:tcPr>
+          <w:p>
+            <w:pPr>
+              <w:spacing w:after="0" w:line="280"/>
+            </w:pPr>
+            <w:r>
+              <w:rPr>
+                <w:rFonts w:ascii="Menlo" w:cs="Menlo" w:eastAsia="Menlo" w:hAnsi="Menlo"/>
+                <w:color w:val="036F3D"/>
+                <w:sz w:val="20"/>
+                <w:szCs w:val="20"/>
+                <w:shd w:fill="F1F5F3" w:color="auto" w:val="clear"/>
+              </w:rPr>
+              <w:t xml:space="preserve">00-9</w:t>
+            </w:r>
+            <w:r>
+              <w:rPr>
+                <w:rFonts w:ascii="Be Vietnam Pro" w:cs="Be Vietnam Pro" w:eastAsia="Be Vietnam Pro" w:hAnsi="Be Vietnam Pro"/>
+                <w:color w:val="101814"/>
+                <w:sz w:val="20"/>
+                <w:szCs w:val="20"/>
+              </w:rPr>
+              <w:t xml:space="preserve"> mục 5</w:t>
+            </w:r>
+          </w:p>
+        </w:tc>
+      </w:tr>
+      <w:tr>
+        <w:trPr>
+          <w:tblHeader w:val="false"/>
+        </w:trPr>
+        <w:tc>
+          <w:tcPr>
+            <w:tcW w:type="dxa" w:w="5731"/>
+            <w:tcMar>
+              <w:top w:type="dxa" w:w="90"/>
+              <w:left w:type="dxa" w:w="120"/>
+              <w:bottom w:type="dxa" w:w="90"/>
+              <w:right w:type="dxa" w:w="120"/>
+            </w:tcMar>
+            <w:vAlign w:val="center"/>
+          </w:tcPr>
+          <w:p>
+            <w:pPr>
+              <w:spacing w:after="0" w:line="280"/>
+            </w:pPr>
+            <w:r>
+              <w:rPr>
+                <w:rFonts w:ascii="Be Vietnam Pro" w:cs="Be Vietnam Pro" w:eastAsia="Be Vietnam Pro" w:hAnsi="Be Vietnam Pro"/>
+                <w:b/>
+                <w:bCs/>
+                <w:color w:val="101814"/>
+                <w:sz w:val="20"/>
+                <w:szCs w:val="20"/>
+              </w:rPr>
+              <w:t xml:space="preserve">Kiểm soát thay đổi tài liệu</w:t>
+            </w:r>
+          </w:p>
+        </w:tc>
+        <w:tc>
+          <w:tcPr>
+            <w:tcW w:type="dxa" w:w="3629"/>
+            <w:tcMar>
+              <w:top w:type="dxa" w:w="90"/>
+              <w:left w:type="dxa" w:w="120"/>
+              <w:bottom w:type="dxa" w:w="90"/>
+              <w:right w:type="dxa" w:w="120"/>
+            </w:tcMar>
+            <w:vAlign w:val="center"/>
+          </w:tcPr>
+          <w:p>
+            <w:pPr>
+              <w:spacing w:after="0" w:line="280"/>
+            </w:pPr>
+            <w:r>
+              <w:rPr>
+                <w:rFonts w:ascii="Menlo" w:cs="Menlo" w:eastAsia="Menlo" w:hAnsi="Menlo"/>
+                <w:color w:val="036F3D"/>
+                <w:sz w:val="20"/>
+                <w:szCs w:val="20"/>
+                <w:shd w:fill="F1F5F3" w:color="auto" w:val="clear"/>
+              </w:rPr>
+              <w:t xml:space="preserve">00-8</w:t>
+            </w:r>
+            <w:r>
+              <w:rPr>
+                <w:rFonts w:ascii="Be Vietnam Pro" w:cs="Be Vietnam Pro" w:eastAsia="Be Vietnam Pro" w:hAnsi="Be Vietnam Pro"/>
+                <w:color w:val="101814"/>
+                <w:sz w:val="20"/>
+                <w:szCs w:val="20"/>
+              </w:rPr>
+              <w:t xml:space="preserve"> mục 7</w:t>
+            </w:r>
+          </w:p>
+        </w:tc>
+      </w:tr>
+      <w:tr>
+        <w:trPr>
+          <w:tblHeader w:val="false"/>
+        </w:trPr>
+        <w:tc>
+          <w:tcPr>
+            <w:tcW w:type="dxa" w:w="5731"/>
+            <w:tcMar>
+              <w:top w:type="dxa" w:w="90"/>
+              <w:left w:type="dxa" w:w="120"/>
+              <w:bottom w:type="dxa" w:w="90"/>
+              <w:right w:type="dxa" w:w="120"/>
+            </w:tcMar>
+            <w:vAlign w:val="center"/>
+          </w:tcPr>
+          <w:p>
+            <w:pPr>
+              <w:spacing w:after="0" w:line="280"/>
+            </w:pPr>
+            <w:r>
+              <w:rPr>
+                <w:rFonts w:ascii="Be Vietnam Pro" w:cs="Be Vietnam Pro" w:eastAsia="Be Vietnam Pro" w:hAnsi="Be Vietnam Pro"/>
+                <w:color w:val="101814"/>
+                <w:sz w:val="20"/>
+                <w:szCs w:val="20"/>
+              </w:rPr>
+              <w:t xml:space="preserve">Phân phối tài liệu</w:t>
+            </w:r>
+          </w:p>
+        </w:tc>
+        <w:tc>
+          <w:tcPr>
+            <w:tcW w:type="dxa" w:w="3629"/>
+            <w:tcMar>
+              <w:top w:type="dxa" w:w="90"/>
+              <w:left w:type="dxa" w:w="120"/>
+              <w:bottom w:type="dxa" w:w="90"/>
+              <w:right w:type="dxa" w:w="120"/>
+            </w:tcMar>
+            <w:vAlign w:val="center"/>
+          </w:tcPr>
+          <w:p>
+            <w:pPr>
+              <w:spacing w:after="0" w:line="280"/>
+            </w:pPr>
+            <w:r>
+              <w:rPr>
+                <w:rFonts w:ascii="Menlo" w:cs="Menlo" w:eastAsia="Menlo" w:hAnsi="Menlo"/>
+                <w:color w:val="036F3D"/>
+                <w:sz w:val="20"/>
+                <w:szCs w:val="20"/>
+                <w:shd w:fill="F1F5F3" w:color="auto" w:val="clear"/>
+              </w:rPr>
+              <w:t xml:space="preserve">00-8</w:t>
+            </w:r>
+            <w:r>
+              <w:rPr>
+                <w:rFonts w:ascii="Be Vietnam Pro" w:cs="Be Vietnam Pro" w:eastAsia="Be Vietnam Pro" w:hAnsi="Be Vietnam Pro"/>
+                <w:color w:val="101814"/>
+                <w:sz w:val="20"/>
+                <w:szCs w:val="20"/>
+              </w:rPr>
+              <w:t xml:space="preserve"> mục 6</w:t>
+            </w:r>
+          </w:p>
+        </w:tc>
+      </w:tr>
+      <w:tr>
+        <w:trPr>
+          <w:tblHeader w:val="false"/>
+        </w:trPr>
+        <w:tc>
+          <w:tcPr>
+            <w:tcW w:type="dxa" w:w="5731"/>
+            <w:tcMar>
+              <w:top w:type="dxa" w:w="90"/>
+              <w:left w:type="dxa" w:w="120"/>
+              <w:bottom w:type="dxa" w:w="90"/>
+              <w:right w:type="dxa" w:w="120"/>
+            </w:tcMar>
+            <w:vAlign w:val="center"/>
+          </w:tcPr>
+          <w:p>
+            <w:pPr>
+              <w:spacing w:after="0" w:line="280"/>
+            </w:pPr>
+            <w:r>
+              <w:rPr>
+                <w:rFonts w:ascii="Be Vietnam Pro" w:cs="Be Vietnam Pro" w:eastAsia="Be Vietnam Pro" w:hAnsi="Be Vietnam Pro"/>
+                <w:color w:val="101814"/>
+                <w:sz w:val="20"/>
+                <w:szCs w:val="20"/>
+              </w:rPr>
+              <w:t xml:space="preserve">Biên bản nghiệm thu</w:t>
+            </w:r>
+          </w:p>
+        </w:tc>
+        <w:tc>
+          <w:tcPr>
+            <w:tcW w:type="dxa" w:w="3629"/>
+            <w:tcMar>
+              <w:top w:type="dxa" w:w="90"/>
+              <w:left w:type="dxa" w:w="120"/>
+              <w:bottom w:type="dxa" w:w="90"/>
+              <w:right w:type="dxa" w:w="120"/>
+            </w:tcMar>
+            <w:vAlign w:val="center"/>
+          </w:tcPr>
+          <w:p>
+            <w:pPr>
+              <w:spacing w:after="0" w:line="280"/>
+            </w:pPr>
+            <w:r>
+              <w:rPr>
+                <w:rFonts w:ascii="Menlo" w:cs="Menlo" w:eastAsia="Menlo" w:hAnsi="Menlo"/>
+                <w:color w:val="036F3D"/>
+                <w:sz w:val="20"/>
+                <w:szCs w:val="20"/>
+                <w:shd w:fill="F1F5F3" w:color="auto" w:val="clear"/>
+              </w:rPr>
+              <w:t xml:space="preserve">-07</w:t>
+            </w:r>
+            <w:r>
+              <w:rPr>
+                <w:rFonts w:ascii="Be Vietnam Pro" w:cs="Be Vietnam Pro" w:eastAsia="Be Vietnam Pro" w:hAnsi="Be Vietnam Pro"/>
+                <w:color w:val="101814"/>
+                <w:sz w:val="20"/>
+                <w:szCs w:val="20"/>
+              </w:rPr>
+              <w:t xml:space="preserve"> mục cuối từng dự án</w:t>
+            </w:r>
+          </w:p>
+        </w:tc>
+      </w:tr>
+      <w:tr>
+        <w:trPr>
+          <w:tblHeader w:val="false"/>
+        </w:trPr>
+        <w:tc>
+          <w:tcPr>
+            <w:tcW w:type="dxa" w:w="5731"/>
+            <w:tcMar>
+              <w:top w:type="dxa" w:w="90"/>
+              <w:left w:type="dxa" w:w="120"/>
+              <w:bottom w:type="dxa" w:w="90"/>
+              <w:right w:type="dxa" w:w="120"/>
+            </w:tcMar>
+            <w:vAlign w:val="center"/>
+          </w:tcPr>
+          <w:p>
+            <w:pPr>
+              <w:spacing w:after="0" w:line="280"/>
+            </w:pPr>
+            <w:r>
+              <w:rPr>
+                <w:rFonts w:ascii="Be Vietnam Pro" w:cs="Be Vietnam Pro" w:eastAsia="Be Vietnam Pro" w:hAnsi="Be Vietnam Pro"/>
+                <w:color w:val="101814"/>
+                <w:sz w:val="20"/>
+                <w:szCs w:val="20"/>
+              </w:rPr>
+              <w:t xml:space="preserve">Biên bản bàn giao</w:t>
+            </w:r>
+          </w:p>
+        </w:tc>
+        <w:tc>
+          <w:tcPr>
+            <w:tcW w:type="dxa" w:w="3629"/>
+            <w:tcMar>
+              <w:top w:type="dxa" w:w="90"/>
+              <w:left w:type="dxa" w:w="120"/>
+              <w:bottom w:type="dxa" w:w="90"/>
+              <w:right w:type="dxa" w:w="120"/>
+            </w:tcMar>
+            <w:vAlign w:val="center"/>
+          </w:tcPr>
+          <w:p>
+            <w:pPr>
+              <w:spacing w:after="0" w:line="280"/>
+            </w:pPr>
+            <w:r>
+              <w:rPr>
+                <w:rFonts w:ascii="Menlo" w:cs="Menlo" w:eastAsia="Menlo" w:hAnsi="Menlo"/>
+                <w:color w:val="036F3D"/>
+                <w:sz w:val="20"/>
+                <w:szCs w:val="20"/>
+                <w:shd w:fill="F1F5F3" w:color="auto" w:val="clear"/>
+              </w:rPr>
+              <w:t xml:space="preserve">-08</w:t>
+            </w:r>
+            <w:r>
+              <w:rPr>
+                <w:rFonts w:ascii="Be Vietnam Pro" w:cs="Be Vietnam Pro" w:eastAsia="Be Vietnam Pro" w:hAnsi="Be Vietnam Pro"/>
+                <w:color w:val="101814"/>
+                <w:sz w:val="20"/>
+                <w:szCs w:val="20"/>
+              </w:rPr>
+              <w:t xml:space="preserve"> phần B từng dự án</w:t>
             </w:r>
           </w:p>
         </w:tc>

--- a/docs/README.docx
+++ b/docs/README.docx
@@ -11624,7 +11624,7 @@
                 <w:sz w:val="20"/>
                 <w:szCs w:val="20"/>
               </w:rPr>
-              <w:t xml:space="preserve">2.320</w:t>
+              <w:t xml:space="preserve">2.342</w:t>
             </w:r>
           </w:p>
         </w:tc>
@@ -11709,7 +11709,7 @@
                 <w:sz w:val="20"/>
                 <w:szCs w:val="20"/>
               </w:rPr>
-              <w:t xml:space="preserve">4.186</w:t>
+              <w:t xml:space="preserve">4.297</w:t>
             </w:r>
           </w:p>
         </w:tc>
@@ -11794,7 +11794,7 @@
                 <w:sz w:val="20"/>
                 <w:szCs w:val="20"/>
               </w:rPr>
-              <w:t xml:space="preserve">3.157</w:t>
+              <w:t xml:space="preserve">3.258</w:t>
             </w:r>
           </w:p>
         </w:tc>
@@ -11879,7 +11879,7 @@
                 <w:sz w:val="20"/>
                 <w:szCs w:val="20"/>
               </w:rPr>
-              <w:t xml:space="preserve">3.758</w:t>
+              <w:t xml:space="preserve">3.883</w:t>
             </w:r>
           </w:p>
         </w:tc>
@@ -11975,7 +11975,7 @@
                 <w:sz w:val="20"/>
                 <w:szCs w:val="20"/>
               </w:rPr>
-              <w:t xml:space="preserve">2.716</w:t>
+              <w:t xml:space="preserve">2.731</w:t>
             </w:r>
           </w:p>
         </w:tc>

--- a/docs/README.docx
+++ b/docs/README.docx
@@ -5639,7 +5639,38 @@
                 <w:sz w:val="20"/>
                 <w:szCs w:val="20"/>
               </w:rPr>
-              <w:t xml:space="preserve">Sản phẩm là gì; vấn đề giải quyết; người dùng và vai trò; 49 nhóm dữ liệu; 12 mô-đun; phạm vi loại trừ</w:t>
+              <w:t xml:space="preserve">Sản phẩm là gì; vấn đề giải quyết; người dùng và vai trò; 49 nhóm dữ liệu; 12 mô-đun; </w:t>
+            </w:r>
+            <w:r>
+              <w:rPr>
+                <w:rFonts w:ascii="Be Vietnam Pro" w:cs="Be Vietnam Pro" w:eastAsia="Be Vietnam Pro" w:hAnsi="Be Vietnam Pro"/>
+                <w:b/>
+                <w:bCs/>
+                <w:color w:val="101814"/>
+                <w:sz w:val="20"/>
+                <w:szCs w:val="20"/>
+              </w:rPr>
+              <w:t xml:space="preserve">nguyên tắc mặc định đóng</w:t>
+            </w:r>
+            <w:r>
+              <w:rPr>
+                <w:rFonts w:ascii="Be Vietnam Pro" w:cs="Be Vietnam Pro" w:eastAsia="Be Vietnam Pro" w:hAnsi="Be Vietnam Pro"/>
+                <w:color w:val="101814"/>
+                <w:sz w:val="20"/>
+                <w:szCs w:val="20"/>
+              </w:rPr>
+              <w:t xml:space="preserve">; </w:t>
+            </w:r>
+            <w:r>
+              <w:rPr>
+                <w:rFonts w:ascii="Be Vietnam Pro" w:cs="Be Vietnam Pro" w:eastAsia="Be Vietnam Pro" w:hAnsi="Be Vietnam Pro"/>
+                <w:b/>
+                <w:bCs/>
+                <w:color w:val="101814"/>
+                <w:sz w:val="20"/>
+                <w:szCs w:val="20"/>
+              </w:rPr>
+              <w:t xml:space="preserve">ranh giới công cụ / sản phẩm OPTIMAI tự viết</w:t>
             </w:r>
           </w:p>
         </w:tc>
@@ -8346,7 +8377,27 @@
                 <w:sz w:val="20"/>
                 <w:szCs w:val="20"/>
               </w:rPr>
-              <w:t xml:space="preserve">Rà soát 7 mục riêng; biến môi trường; tài khoản dịch vụ Google; kiểm tra sau triển khai; </w:t>
+              <w:t xml:space="preserve">Rà soát 7 mục riêng; biến môi trường; tài khoản dịch vụ Google; </w:t>
+            </w:r>
+            <w:r>
+              <w:rPr>
+                <w:rFonts w:ascii="Be Vietnam Pro" w:cs="Be Vietnam Pro" w:eastAsia="Be Vietnam Pro" w:hAnsi="Be Vietnam Pro"/>
+                <w:b/>
+                <w:bCs/>
+                <w:color w:val="101814"/>
+                <w:sz w:val="20"/>
+                <w:szCs w:val="20"/>
+              </w:rPr>
+              <w:t xml:space="preserve">quy trình nâng cấp và lùi phiên bản</w:t>
+            </w:r>
+            <w:r>
+              <w:rPr>
+                <w:rFonts w:ascii="Be Vietnam Pro" w:cs="Be Vietnam Pro" w:eastAsia="Be Vietnam Pro" w:hAnsi="Be Vietnam Pro"/>
+                <w:color w:val="101814"/>
+                <w:sz w:val="20"/>
+                <w:szCs w:val="20"/>
+              </w:rPr>
+              <w:t xml:space="preserve">; kiểm tra sau triển khai; </w:t>
             </w:r>
             <w:r>
               <w:rPr>
@@ -11709,7 +11760,7 @@
                 <w:sz w:val="20"/>
                 <w:szCs w:val="20"/>
               </w:rPr>
-              <w:t xml:space="preserve">4.297</w:t>
+              <w:t xml:space="preserve">4.388</w:t>
             </w:r>
           </w:p>
         </w:tc>
@@ -11794,7 +11845,7 @@
                 <w:sz w:val="20"/>
                 <w:szCs w:val="20"/>
               </w:rPr>
-              <w:t xml:space="preserve">3.258</w:t>
+              <w:t xml:space="preserve">3.310</w:t>
             </w:r>
           </w:p>
         </w:tc>
@@ -12066,7 +12117,7 @@
                 <w:sz w:val="20"/>
                 <w:szCs w:val="20"/>
               </w:rPr>
-              <w:t xml:space="preserve">16.770</w:t>
+              <w:t xml:space="preserve">16.913</w:t>
             </w:r>
           </w:p>
         </w:tc>
